--- a/backend/uploads/templates/PEBJ3_template.docx
+++ b/backend/uploads/templates/PEBJ3_template.docx
@@ -5,7 +5,7 @@
     <w:tbl>
       <w:tblPr>
         <w:tblStyle w:val="55"/>
-        <w:tblpPr w:leftFromText="180" w:rightFromText="180" w:vertAnchor="text" w:tblpX="122" w:tblpY="1"/>
+        <w:tblpPr w:leftFromText="180" w:rightFromText="180" w:vertAnchor="text" w:horzAnchor="margin" w:tblpY="-15"/>
         <w:tblW w:w="10324" w:type="dxa"/>
         <w:tblBorders>
           <w:top w:val="single" w:sz="4" w:space="0" w:color="000000"/>
@@ -244,7 +244,7 @@
                 </w:tcPr>
                 <w:p>
                   <w:pPr>
-                    <w:framePr w:hSpace="180" w:wrap="around" w:vAnchor="text" w:hAnchor="text" w:x="122" w:y="1"/>
+                    <w:framePr w:hSpace="180" w:wrap="around" w:vAnchor="text" w:hAnchor="margin" w:y="-15"/>
                     <w:ind w:left="0" w:hanging="2"/>
                     <w:rPr>
                       <w:rFonts w:ascii="Arial" w:eastAsia="Arial" w:hAnsi="Arial" w:cs="Arial"/>
@@ -274,7 +274,7 @@
                 </w:tcPr>
                 <w:p>
                   <w:pPr>
-                    <w:framePr w:hSpace="180" w:wrap="around" w:vAnchor="text" w:hAnchor="text" w:x="122" w:y="1"/>
+                    <w:framePr w:hSpace="180" w:wrap="around" w:vAnchor="text" w:hAnchor="margin" w:y="-15"/>
                     <w:ind w:left="0" w:hanging="2"/>
                     <w:jc w:val="both"/>
                     <w:rPr>
@@ -301,7 +301,7 @@
                 </w:tcPr>
                 <w:p>
                   <w:pPr>
-                    <w:framePr w:hSpace="180" w:wrap="around" w:vAnchor="text" w:hAnchor="text" w:x="122" w:y="1"/>
+                    <w:framePr w:hSpace="180" w:wrap="around" w:vAnchor="text" w:hAnchor="margin" w:y="-15"/>
                     <w:ind w:left="0" w:right="-150" w:hanging="2"/>
                     <w:rPr>
                       <w:rFonts w:ascii="Arial" w:eastAsia="Arial" w:hAnsi="Arial" w:cs="Arial"/>
@@ -357,7 +357,7 @@
                 </w:tcPr>
                 <w:p>
                   <w:pPr>
-                    <w:framePr w:hSpace="180" w:wrap="around" w:vAnchor="text" w:hAnchor="text" w:x="122" w:y="1"/>
+                    <w:framePr w:hSpace="180" w:wrap="around" w:vAnchor="text" w:hAnchor="margin" w:y="-15"/>
                     <w:ind w:left="0" w:hanging="2"/>
                     <w:jc w:val="both"/>
                     <w:rPr>
@@ -384,7 +384,7 @@
                 </w:tcPr>
                 <w:p>
                   <w:pPr>
-                    <w:framePr w:hSpace="180" w:wrap="around" w:vAnchor="text" w:hAnchor="text" w:x="122" w:y="1"/>
+                    <w:framePr w:hSpace="180" w:wrap="around" w:vAnchor="text" w:hAnchor="margin" w:y="-15"/>
                     <w:ind w:left="0" w:hanging="2"/>
                     <w:rPr>
                       <w:rFonts w:ascii="Arial" w:eastAsia="Arial" w:hAnsi="Arial" w:cs="Arial"/>
@@ -430,7 +430,7 @@
                 </w:tcPr>
                 <w:p>
                   <w:pPr>
-                    <w:framePr w:hSpace="180" w:wrap="around" w:vAnchor="text" w:hAnchor="text" w:x="122" w:y="1"/>
+                    <w:framePr w:hSpace="180" w:wrap="around" w:vAnchor="text" w:hAnchor="margin" w:y="-15"/>
                     <w:ind w:left="0" w:hanging="2"/>
                     <w:jc w:val="both"/>
                     <w:rPr>
@@ -490,7 +490,7 @@
                 </w:tcPr>
                 <w:p>
                   <w:pPr>
-                    <w:framePr w:hSpace="180" w:wrap="around" w:vAnchor="text" w:hAnchor="text" w:x="122" w:y="1"/>
+                    <w:framePr w:hSpace="180" w:wrap="around" w:vAnchor="text" w:hAnchor="margin" w:y="-15"/>
                     <w:ind w:left="0" w:hanging="2"/>
                     <w:rPr>
                       <w:rFonts w:ascii="Arial" w:eastAsia="Arial" w:hAnsi="Arial" w:cs="Arial"/>
@@ -518,7 +518,7 @@
                 </w:tcPr>
                 <w:p>
                   <w:pPr>
-                    <w:framePr w:hSpace="180" w:wrap="around" w:vAnchor="text" w:hAnchor="text" w:x="122" w:y="1"/>
+                    <w:framePr w:hSpace="180" w:wrap="around" w:vAnchor="text" w:hAnchor="margin" w:y="-15"/>
                     <w:ind w:left="0" w:hanging="2"/>
                     <w:jc w:val="both"/>
                     <w:rPr>
@@ -554,7 +554,7 @@
                 </w:tcPr>
                 <w:p>
                   <w:pPr>
-                    <w:framePr w:hSpace="180" w:wrap="around" w:vAnchor="text" w:hAnchor="text" w:x="122" w:y="1"/>
+                    <w:framePr w:hSpace="180" w:wrap="around" w:vAnchor="text" w:hAnchor="margin" w:y="-15"/>
                     <w:ind w:left="0" w:hanging="2"/>
                     <w:rPr>
                       <w:rFonts w:ascii="Arial" w:eastAsia="Arial" w:hAnsi="Arial" w:cs="Arial"/>
@@ -627,7 +627,7 @@
                 </w:tcPr>
                 <w:p>
                   <w:pPr>
-                    <w:framePr w:hSpace="180" w:wrap="around" w:vAnchor="text" w:hAnchor="text" w:x="122" w:y="1"/>
+                    <w:framePr w:hSpace="180" w:wrap="around" w:vAnchor="text" w:hAnchor="margin" w:y="-15"/>
                     <w:ind w:left="0" w:hanging="2"/>
                     <w:jc w:val="center"/>
                     <w:rPr>
@@ -841,7 +841,7 @@
                 </w:tcPr>
                 <w:p>
                   <w:pPr>
-                    <w:framePr w:hSpace="180" w:wrap="around" w:vAnchor="text" w:hAnchor="text" w:x="122" w:y="1"/>
+                    <w:framePr w:hSpace="180" w:wrap="around" w:vAnchor="text" w:hAnchor="margin" w:y="-15"/>
                     <w:ind w:left="0" w:hanging="2"/>
                     <w:jc w:val="center"/>
                     <w:rPr>
@@ -869,7 +869,7 @@
                 </w:tcPr>
                 <w:p>
                   <w:pPr>
-                    <w:framePr w:hSpace="180" w:wrap="around" w:vAnchor="text" w:hAnchor="text" w:x="122" w:y="1"/>
+                    <w:framePr w:hSpace="180" w:wrap="around" w:vAnchor="text" w:hAnchor="margin" w:y="-15"/>
                     <w:ind w:left="0" w:right="-99" w:hanging="2"/>
                     <w:jc w:val="center"/>
                     <w:rPr>
@@ -897,7 +897,7 @@
                 </w:tcPr>
                 <w:p>
                   <w:pPr>
-                    <w:framePr w:hSpace="180" w:wrap="around" w:vAnchor="text" w:hAnchor="text" w:x="122" w:y="1"/>
+                    <w:framePr w:hSpace="180" w:wrap="around" w:vAnchor="text" w:hAnchor="margin" w:y="-15"/>
                     <w:ind w:leftChars="-32" w:left="-75" w:right="-99" w:hanging="2"/>
                     <w:jc w:val="center"/>
                     <w:rPr>
@@ -925,7 +925,7 @@
                 </w:tcPr>
                 <w:p>
                   <w:pPr>
-                    <w:framePr w:hSpace="180" w:wrap="around" w:vAnchor="text" w:hAnchor="text" w:x="122" w:y="1"/>
+                    <w:framePr w:hSpace="180" w:wrap="around" w:vAnchor="text" w:hAnchor="margin" w:y="-15"/>
                     <w:ind w:leftChars="-66" w:left="-117" w:right="-41" w:hangingChars="25" w:hanging="41"/>
                     <w:jc w:val="center"/>
                     <w:rPr>
@@ -979,7 +979,7 @@
                 </w:tcPr>
                 <w:p>
                   <w:pPr>
-                    <w:framePr w:hSpace="180" w:wrap="around" w:vAnchor="text" w:hAnchor="text" w:x="122" w:y="1"/>
+                    <w:framePr w:hSpace="180" w:wrap="around" w:vAnchor="text" w:hAnchor="margin" w:y="-15"/>
                     <w:widowControl w:val="0"/>
                     <w:pBdr>
                       <w:top w:val="nil"/>
@@ -1006,7 +1006,7 @@
                 </w:tcPr>
                 <w:p>
                   <w:pPr>
-                    <w:framePr w:hSpace="180" w:wrap="around" w:vAnchor="text" w:hAnchor="text" w:x="122" w:y="1"/>
+                    <w:framePr w:hSpace="180" w:wrap="around" w:vAnchor="text" w:hAnchor="margin" w:y="-15"/>
                     <w:widowControl w:val="0"/>
                     <w:pBdr>
                       <w:top w:val="nil"/>
@@ -1033,7 +1033,7 @@
                 </w:tcPr>
                 <w:p>
                   <w:pPr>
-                    <w:framePr w:hSpace="180" w:wrap="around" w:vAnchor="text" w:hAnchor="text" w:x="122" w:y="1"/>
+                    <w:framePr w:hSpace="180" w:wrap="around" w:vAnchor="text" w:hAnchor="margin" w:y="-15"/>
                     <w:widowControl w:val="0"/>
                     <w:pBdr>
                       <w:top w:val="nil"/>
@@ -1059,7 +1059,7 @@
                 </w:tcPr>
                 <w:p>
                   <w:pPr>
-                    <w:framePr w:hSpace="180" w:wrap="around" w:vAnchor="text" w:hAnchor="text" w:x="122" w:y="1"/>
+                    <w:framePr w:hSpace="180" w:wrap="around" w:vAnchor="text" w:hAnchor="margin" w:y="-15"/>
                     <w:ind w:left="0" w:right="-57" w:hanging="2"/>
                     <w:jc w:val="center"/>
                     <w:rPr>
@@ -1086,7 +1086,7 @@
                 </w:tcPr>
                 <w:p>
                   <w:pPr>
-                    <w:framePr w:hSpace="180" w:wrap="around" w:vAnchor="text" w:hAnchor="text" w:x="122" w:y="1"/>
+                    <w:framePr w:hSpace="180" w:wrap="around" w:vAnchor="text" w:hAnchor="margin" w:y="-15"/>
                     <w:ind w:left="0" w:hanging="2"/>
                     <w:jc w:val="center"/>
                     <w:rPr>
@@ -1119,7 +1119,7 @@
                 </w:tcPr>
                 <w:p>
                   <w:pPr>
-                    <w:framePr w:hSpace="180" w:wrap="around" w:vAnchor="text" w:hAnchor="text" w:x="122" w:y="1"/>
+                    <w:framePr w:hSpace="180" w:wrap="around" w:vAnchor="text" w:hAnchor="margin" w:y="-15"/>
                     <w:ind w:left="0" w:hanging="2"/>
                     <w:jc w:val="center"/>
                     <w:rPr>
@@ -1162,7 +1162,7 @@
                 </w:tcPr>
                 <w:p>
                   <w:pPr>
-                    <w:framePr w:hSpace="180" w:wrap="around" w:vAnchor="text" w:hAnchor="text" w:x="122" w:y="1"/>
+                    <w:framePr w:hSpace="180" w:wrap="around" w:vAnchor="text" w:hAnchor="margin" w:y="-15"/>
                     <w:ind w:left="0" w:right="-105" w:hanging="2"/>
                     <w:jc w:val="center"/>
                     <w:rPr>
@@ -1180,7 +1180,7 @@
                 </w:tcPr>
                 <w:p>
                   <w:pPr>
-                    <w:framePr w:hSpace="180" w:wrap="around" w:vAnchor="text" w:hAnchor="text" w:x="122" w:y="1"/>
+                    <w:framePr w:hSpace="180" w:wrap="around" w:vAnchor="text" w:hAnchor="margin" w:y="-15"/>
                     <w:ind w:left="0" w:hanging="2"/>
                     <w:jc w:val="center"/>
                     <w:rPr>
@@ -1198,7 +1198,7 @@
                 </w:tcPr>
                 <w:p>
                   <w:pPr>
-                    <w:framePr w:hSpace="180" w:wrap="around" w:vAnchor="text" w:hAnchor="text" w:x="122" w:y="1"/>
+                    <w:framePr w:hSpace="180" w:wrap="around" w:vAnchor="text" w:hAnchor="margin" w:y="-15"/>
                     <w:ind w:left="0" w:hanging="2"/>
                     <w:jc w:val="center"/>
                     <w:rPr>
@@ -1216,7 +1216,7 @@
                 </w:tcPr>
                 <w:p>
                   <w:pPr>
-                    <w:framePr w:hSpace="180" w:wrap="around" w:vAnchor="text" w:hAnchor="text" w:x="122" w:y="1"/>
+                    <w:framePr w:hSpace="180" w:wrap="around" w:vAnchor="text" w:hAnchor="margin" w:y="-15"/>
                     <w:ind w:left="0" w:hanging="2"/>
                     <w:jc w:val="center"/>
                     <w:rPr>
@@ -1240,7 +1240,7 @@
                 </w:tcPr>
                 <w:p>
                   <w:pPr>
-                    <w:framePr w:hSpace="180" w:wrap="around" w:vAnchor="text" w:hAnchor="text" w:x="122" w:y="1"/>
+                    <w:framePr w:hSpace="180" w:wrap="around" w:vAnchor="text" w:hAnchor="margin" w:y="-15"/>
                     <w:ind w:left="0" w:hanging="2"/>
                     <w:jc w:val="center"/>
                     <w:rPr>
@@ -1283,7 +1283,7 @@
                 </w:tcPr>
                 <w:p>
                   <w:pPr>
-                    <w:framePr w:hSpace="180" w:wrap="around" w:vAnchor="text" w:hAnchor="text" w:x="122" w:y="1"/>
+                    <w:framePr w:hSpace="180" w:wrap="around" w:vAnchor="text" w:hAnchor="margin" w:y="-15"/>
                     <w:ind w:left="0" w:right="-105" w:hanging="2"/>
                     <w:jc w:val="center"/>
                     <w:rPr>
@@ -1301,7 +1301,7 @@
                 </w:tcPr>
                 <w:p>
                   <w:pPr>
-                    <w:framePr w:hSpace="180" w:wrap="around" w:vAnchor="text" w:hAnchor="text" w:x="122" w:y="1"/>
+                    <w:framePr w:hSpace="180" w:wrap="around" w:vAnchor="text" w:hAnchor="margin" w:y="-15"/>
                     <w:ind w:left="0" w:hanging="2"/>
                     <w:jc w:val="center"/>
                     <w:rPr>
@@ -1319,7 +1319,7 @@
                 </w:tcPr>
                 <w:p>
                   <w:pPr>
-                    <w:framePr w:hSpace="180" w:wrap="around" w:vAnchor="text" w:hAnchor="text" w:x="122" w:y="1"/>
+                    <w:framePr w:hSpace="180" w:wrap="around" w:vAnchor="text" w:hAnchor="margin" w:y="-15"/>
                     <w:ind w:left="0" w:hanging="2"/>
                     <w:jc w:val="center"/>
                     <w:rPr>
@@ -1337,7 +1337,7 @@
                 </w:tcPr>
                 <w:p>
                   <w:pPr>
-                    <w:framePr w:hSpace="180" w:wrap="around" w:vAnchor="text" w:hAnchor="text" w:x="122" w:y="1"/>
+                    <w:framePr w:hSpace="180" w:wrap="around" w:vAnchor="text" w:hAnchor="margin" w:y="-15"/>
                     <w:ind w:left="0" w:hanging="2"/>
                     <w:jc w:val="center"/>
                     <w:rPr>
@@ -1361,7 +1361,7 @@
                 </w:tcPr>
                 <w:p>
                   <w:pPr>
-                    <w:framePr w:hSpace="180" w:wrap="around" w:vAnchor="text" w:hAnchor="text" w:x="122" w:y="1"/>
+                    <w:framePr w:hSpace="180" w:wrap="around" w:vAnchor="text" w:hAnchor="margin" w:y="-15"/>
                     <w:ind w:left="0" w:hanging="2"/>
                     <w:jc w:val="center"/>
                     <w:rPr>
@@ -1404,7 +1404,7 @@
                 </w:tcPr>
                 <w:p>
                   <w:pPr>
-                    <w:framePr w:hSpace="180" w:wrap="around" w:vAnchor="text" w:hAnchor="text" w:x="122" w:y="1"/>
+                    <w:framePr w:hSpace="180" w:wrap="around" w:vAnchor="text" w:hAnchor="margin" w:y="-15"/>
                     <w:ind w:left="0" w:right="-105" w:hanging="2"/>
                     <w:jc w:val="center"/>
                     <w:rPr>
@@ -1422,7 +1422,7 @@
                 </w:tcPr>
                 <w:p>
                   <w:pPr>
-                    <w:framePr w:hSpace="180" w:wrap="around" w:vAnchor="text" w:hAnchor="text" w:x="122" w:y="1"/>
+                    <w:framePr w:hSpace="180" w:wrap="around" w:vAnchor="text" w:hAnchor="margin" w:y="-15"/>
                     <w:ind w:left="0" w:hanging="2"/>
                     <w:jc w:val="center"/>
                     <w:rPr>
@@ -1440,7 +1440,7 @@
                 </w:tcPr>
                 <w:p>
                   <w:pPr>
-                    <w:framePr w:hSpace="180" w:wrap="around" w:vAnchor="text" w:hAnchor="text" w:x="122" w:y="1"/>
+                    <w:framePr w:hSpace="180" w:wrap="around" w:vAnchor="text" w:hAnchor="margin" w:y="-15"/>
                     <w:ind w:left="0" w:hanging="2"/>
                     <w:jc w:val="center"/>
                     <w:rPr>
@@ -1458,7 +1458,7 @@
                 </w:tcPr>
                 <w:p>
                   <w:pPr>
-                    <w:framePr w:hSpace="180" w:wrap="around" w:vAnchor="text" w:hAnchor="text" w:x="122" w:y="1"/>
+                    <w:framePr w:hSpace="180" w:wrap="around" w:vAnchor="text" w:hAnchor="margin" w:y="-15"/>
                     <w:ind w:left="0" w:hanging="2"/>
                     <w:jc w:val="center"/>
                     <w:rPr>
@@ -1516,7 +1516,7 @@
                 </w:tcPr>
                 <w:p>
                   <w:pPr>
-                    <w:framePr w:hSpace="180" w:wrap="around" w:vAnchor="text" w:hAnchor="text" w:x="122" w:y="1"/>
+                    <w:framePr w:hSpace="180" w:wrap="around" w:vAnchor="text" w:hAnchor="margin" w:y="-15"/>
                     <w:ind w:left="0" w:hanging="2"/>
                     <w:jc w:val="center"/>
                     <w:rPr>
@@ -1544,7 +1544,7 @@
                 </w:tcPr>
                 <w:p>
                   <w:pPr>
-                    <w:framePr w:hSpace="180" w:wrap="around" w:vAnchor="text" w:hAnchor="text" w:x="122" w:y="1"/>
+                    <w:framePr w:hSpace="180" w:wrap="around" w:vAnchor="text" w:hAnchor="margin" w:y="-15"/>
                     <w:ind w:leftChars="-47" w:left="-111" w:right="-71" w:hanging="2"/>
                     <w:jc w:val="center"/>
                     <w:rPr>
@@ -1573,7 +1573,7 @@
                 </w:tcPr>
                 <w:p>
                   <w:pPr>
-                    <w:framePr w:hSpace="180" w:wrap="around" w:vAnchor="text" w:hAnchor="text" w:x="122" w:y="1"/>
+                    <w:framePr w:hSpace="180" w:wrap="around" w:vAnchor="text" w:hAnchor="margin" w:y="-15"/>
                     <w:ind w:leftChars="-44" w:left="-104" w:right="-101" w:hanging="2"/>
                     <w:jc w:val="center"/>
                     <w:rPr>
@@ -1601,7 +1601,7 @@
                 </w:tcPr>
                 <w:p>
                   <w:pPr>
-                    <w:framePr w:hSpace="180" w:wrap="around" w:vAnchor="text" w:hAnchor="text" w:x="122" w:y="1"/>
+                    <w:framePr w:hSpace="180" w:wrap="around" w:vAnchor="text" w:hAnchor="margin" w:y="-15"/>
                     <w:ind w:leftChars="-50" w:left="-120" w:right="-103" w:firstLineChars="26" w:firstLine="42"/>
                     <w:jc w:val="center"/>
                     <w:rPr>
@@ -1655,7 +1655,7 @@
                 </w:tcPr>
                 <w:p>
                   <w:pPr>
-                    <w:framePr w:hSpace="180" w:wrap="around" w:vAnchor="text" w:hAnchor="text" w:x="122" w:y="1"/>
+                    <w:framePr w:hSpace="180" w:wrap="around" w:vAnchor="text" w:hAnchor="margin" w:y="-15"/>
                     <w:widowControl w:val="0"/>
                     <w:pBdr>
                       <w:top w:val="nil"/>
@@ -1682,7 +1682,7 @@
                 </w:tcPr>
                 <w:p>
                   <w:pPr>
-                    <w:framePr w:hSpace="180" w:wrap="around" w:vAnchor="text" w:hAnchor="text" w:x="122" w:y="1"/>
+                    <w:framePr w:hSpace="180" w:wrap="around" w:vAnchor="text" w:hAnchor="margin" w:y="-15"/>
                     <w:widowControl w:val="0"/>
                     <w:pBdr>
                       <w:top w:val="nil"/>
@@ -1710,7 +1710,7 @@
                 </w:tcPr>
                 <w:p>
                   <w:pPr>
-                    <w:framePr w:hSpace="180" w:wrap="around" w:vAnchor="text" w:hAnchor="text" w:x="122" w:y="1"/>
+                    <w:framePr w:hSpace="180" w:wrap="around" w:vAnchor="text" w:hAnchor="margin" w:y="-15"/>
                     <w:widowControl w:val="0"/>
                     <w:pBdr>
                       <w:top w:val="nil"/>
@@ -1736,7 +1736,7 @@
                 </w:tcPr>
                 <w:p>
                   <w:pPr>
-                    <w:framePr w:hSpace="180" w:wrap="around" w:vAnchor="text" w:hAnchor="text" w:x="122" w:y="1"/>
+                    <w:framePr w:hSpace="180" w:wrap="around" w:vAnchor="text" w:hAnchor="margin" w:y="-15"/>
                     <w:ind w:left="0" w:right="-57" w:hanging="2"/>
                     <w:jc w:val="center"/>
                     <w:rPr>
@@ -1763,7 +1763,7 @@
                 </w:tcPr>
                 <w:p>
                   <w:pPr>
-                    <w:framePr w:hSpace="180" w:wrap="around" w:vAnchor="text" w:hAnchor="text" w:x="122" w:y="1"/>
+                    <w:framePr w:hSpace="180" w:wrap="around" w:vAnchor="text" w:hAnchor="margin" w:y="-15"/>
                     <w:ind w:left="0" w:hanging="2"/>
                     <w:jc w:val="center"/>
                     <w:rPr>
@@ -1796,7 +1796,7 @@
                 </w:tcPr>
                 <w:p>
                   <w:pPr>
-                    <w:framePr w:hSpace="180" w:wrap="around" w:vAnchor="text" w:hAnchor="text" w:x="122" w:y="1"/>
+                    <w:framePr w:hSpace="180" w:wrap="around" w:vAnchor="text" w:hAnchor="margin" w:y="-15"/>
                     <w:ind w:left="0" w:hanging="2"/>
                     <w:jc w:val="center"/>
                     <w:rPr>
@@ -1839,7 +1839,7 @@
                 </w:tcPr>
                 <w:p>
                   <w:pPr>
-                    <w:framePr w:hSpace="180" w:wrap="around" w:vAnchor="text" w:hAnchor="text" w:x="122" w:y="1"/>
+                    <w:framePr w:hSpace="180" w:wrap="around" w:vAnchor="text" w:hAnchor="margin" w:y="-15"/>
                     <w:ind w:left="0" w:right="-105" w:hanging="2"/>
                     <w:jc w:val="center"/>
                     <w:rPr>
@@ -1857,7 +1857,7 @@
                 </w:tcPr>
                 <w:p>
                   <w:pPr>
-                    <w:framePr w:hSpace="180" w:wrap="around" w:vAnchor="text" w:hAnchor="text" w:x="122" w:y="1"/>
+                    <w:framePr w:hSpace="180" w:wrap="around" w:vAnchor="text" w:hAnchor="margin" w:y="-15"/>
                     <w:ind w:left="0" w:hanging="2"/>
                     <w:jc w:val="center"/>
                     <w:rPr>
@@ -1875,7 +1875,7 @@
                 </w:tcPr>
                 <w:p>
                   <w:pPr>
-                    <w:framePr w:hSpace="180" w:wrap="around" w:vAnchor="text" w:hAnchor="text" w:x="122" w:y="1"/>
+                    <w:framePr w:hSpace="180" w:wrap="around" w:vAnchor="text" w:hAnchor="margin" w:y="-15"/>
                     <w:ind w:left="0" w:hanging="2"/>
                     <w:jc w:val="center"/>
                     <w:rPr>
@@ -1893,7 +1893,7 @@
                 </w:tcPr>
                 <w:p>
                   <w:pPr>
-                    <w:framePr w:hSpace="180" w:wrap="around" w:vAnchor="text" w:hAnchor="text" w:x="122" w:y="1"/>
+                    <w:framePr w:hSpace="180" w:wrap="around" w:vAnchor="text" w:hAnchor="margin" w:y="-15"/>
                     <w:ind w:left="0" w:hanging="2"/>
                     <w:jc w:val="center"/>
                     <w:rPr>
@@ -1917,7 +1917,7 @@
                 </w:tcPr>
                 <w:p>
                   <w:pPr>
-                    <w:framePr w:hSpace="180" w:wrap="around" w:vAnchor="text" w:hAnchor="text" w:x="122" w:y="1"/>
+                    <w:framePr w:hSpace="180" w:wrap="around" w:vAnchor="text" w:hAnchor="margin" w:y="-15"/>
                     <w:ind w:left="0" w:hanging="2"/>
                     <w:jc w:val="center"/>
                     <w:rPr>
@@ -1960,7 +1960,7 @@
                 </w:tcPr>
                 <w:p>
                   <w:pPr>
-                    <w:framePr w:hSpace="180" w:wrap="around" w:vAnchor="text" w:hAnchor="text" w:x="122" w:y="1"/>
+                    <w:framePr w:hSpace="180" w:wrap="around" w:vAnchor="text" w:hAnchor="margin" w:y="-15"/>
                     <w:ind w:left="0" w:right="-105" w:hanging="2"/>
                     <w:jc w:val="center"/>
                     <w:rPr>
@@ -1978,7 +1978,7 @@
                 </w:tcPr>
                 <w:p>
                   <w:pPr>
-                    <w:framePr w:hSpace="180" w:wrap="around" w:vAnchor="text" w:hAnchor="text" w:x="122" w:y="1"/>
+                    <w:framePr w:hSpace="180" w:wrap="around" w:vAnchor="text" w:hAnchor="margin" w:y="-15"/>
                     <w:ind w:left="0" w:hanging="2"/>
                     <w:jc w:val="center"/>
                     <w:rPr>
@@ -1996,7 +1996,7 @@
                 </w:tcPr>
                 <w:p>
                   <w:pPr>
-                    <w:framePr w:hSpace="180" w:wrap="around" w:vAnchor="text" w:hAnchor="text" w:x="122" w:y="1"/>
+                    <w:framePr w:hSpace="180" w:wrap="around" w:vAnchor="text" w:hAnchor="margin" w:y="-15"/>
                     <w:ind w:left="0" w:hanging="2"/>
                     <w:jc w:val="center"/>
                     <w:rPr>
@@ -2014,7 +2014,7 @@
                 </w:tcPr>
                 <w:p>
                   <w:pPr>
-                    <w:framePr w:hSpace="180" w:wrap="around" w:vAnchor="text" w:hAnchor="text" w:x="122" w:y="1"/>
+                    <w:framePr w:hSpace="180" w:wrap="around" w:vAnchor="text" w:hAnchor="margin" w:y="-15"/>
                     <w:ind w:left="0" w:hanging="2"/>
                     <w:jc w:val="center"/>
                     <w:rPr>
@@ -2038,7 +2038,7 @@
                 </w:tcPr>
                 <w:p>
                   <w:pPr>
-                    <w:framePr w:hSpace="180" w:wrap="around" w:vAnchor="text" w:hAnchor="text" w:x="122" w:y="1"/>
+                    <w:framePr w:hSpace="180" w:wrap="around" w:vAnchor="text" w:hAnchor="margin" w:y="-15"/>
                     <w:ind w:left="0" w:hanging="2"/>
                     <w:jc w:val="center"/>
                     <w:rPr>
@@ -2081,7 +2081,7 @@
                 </w:tcPr>
                 <w:p>
                   <w:pPr>
-                    <w:framePr w:hSpace="180" w:wrap="around" w:vAnchor="text" w:hAnchor="text" w:x="122" w:y="1"/>
+                    <w:framePr w:hSpace="180" w:wrap="around" w:vAnchor="text" w:hAnchor="margin" w:y="-15"/>
                     <w:ind w:left="0" w:right="-105" w:hanging="2"/>
                     <w:jc w:val="center"/>
                     <w:rPr>
@@ -2099,7 +2099,7 @@
                 </w:tcPr>
                 <w:p>
                   <w:pPr>
-                    <w:framePr w:hSpace="180" w:wrap="around" w:vAnchor="text" w:hAnchor="text" w:x="122" w:y="1"/>
+                    <w:framePr w:hSpace="180" w:wrap="around" w:vAnchor="text" w:hAnchor="margin" w:y="-15"/>
                     <w:ind w:left="0" w:hanging="2"/>
                     <w:jc w:val="center"/>
                     <w:rPr>
@@ -2117,7 +2117,7 @@
                 </w:tcPr>
                 <w:p>
                   <w:pPr>
-                    <w:framePr w:hSpace="180" w:wrap="around" w:vAnchor="text" w:hAnchor="text" w:x="122" w:y="1"/>
+                    <w:framePr w:hSpace="180" w:wrap="around" w:vAnchor="text" w:hAnchor="margin" w:y="-15"/>
                     <w:ind w:left="0" w:hanging="2"/>
                     <w:jc w:val="center"/>
                     <w:rPr>
@@ -2135,7 +2135,7 @@
                 </w:tcPr>
                 <w:p>
                   <w:pPr>
-                    <w:framePr w:hSpace="180" w:wrap="around" w:vAnchor="text" w:hAnchor="text" w:x="122" w:y="1"/>
+                    <w:framePr w:hSpace="180" w:wrap="around" w:vAnchor="text" w:hAnchor="margin" w:y="-15"/>
                     <w:ind w:left="0" w:hanging="2"/>
                     <w:jc w:val="center"/>
                     <w:rPr>
@@ -2196,7 +2196,7 @@
                 </w:tcPr>
                 <w:p>
                   <w:pPr>
-                    <w:framePr w:hSpace="180" w:wrap="around" w:vAnchor="text" w:hAnchor="text" w:x="122" w:y="1"/>
+                    <w:framePr w:hSpace="180" w:wrap="around" w:vAnchor="text" w:hAnchor="margin" w:y="-15"/>
                     <w:ind w:left="0" w:right="-61" w:hanging="2"/>
                     <w:rPr>
                       <w:rFonts w:ascii="Arial" w:eastAsia="Arial" w:hAnsi="Arial" w:cs="Arial"/>
@@ -2247,7 +2247,7 @@
                 </w:tcPr>
                 <w:p>
                   <w:pPr>
-                    <w:framePr w:hSpace="180" w:wrap="around" w:vAnchor="text" w:hAnchor="text" w:x="122" w:y="1"/>
+                    <w:framePr w:hSpace="180" w:wrap="around" w:vAnchor="text" w:hAnchor="margin" w:y="-15"/>
                     <w:ind w:left="0" w:hanging="2"/>
                     <w:jc w:val="both"/>
                     <w:rPr>
@@ -2277,7 +2277,7 @@
                 </w:tcPr>
                 <w:p>
                   <w:pPr>
-                    <w:framePr w:hSpace="180" w:wrap="around" w:vAnchor="text" w:hAnchor="text" w:x="122" w:y="1"/>
+                    <w:framePr w:hSpace="180" w:wrap="around" w:vAnchor="text" w:hAnchor="margin" w:y="-15"/>
                     <w:ind w:left="0" w:hanging="2"/>
                     <w:jc w:val="both"/>
                     <w:rPr>
@@ -2330,7 +2330,7 @@
                 </w:tcPr>
                 <w:p>
                   <w:pPr>
-                    <w:framePr w:hSpace="180" w:wrap="around" w:vAnchor="text" w:hAnchor="text" w:x="122" w:y="1"/>
+                    <w:framePr w:hSpace="180" w:wrap="around" w:vAnchor="text" w:hAnchor="margin" w:y="-15"/>
                     <w:ind w:left="0" w:hanging="2"/>
                     <w:jc w:val="both"/>
                     <w:rPr>
@@ -3146,7 +3146,7 @@
                 </w:tcPr>
                 <w:p>
                   <w:pPr>
-                    <w:framePr w:hSpace="180" w:wrap="around" w:vAnchor="text" w:hAnchor="text" w:x="122" w:y="1"/>
+                    <w:framePr w:hSpace="180" w:wrap="around" w:vAnchor="text" w:hAnchor="margin" w:y="-15"/>
                     <w:ind w:left="0" w:hanging="2"/>
                     <w:jc w:val="center"/>
                     <w:rPr>
@@ -3173,7 +3173,7 @@
                 </w:tcPr>
                 <w:p>
                   <w:pPr>
-                    <w:framePr w:hSpace="180" w:wrap="around" w:vAnchor="text" w:hAnchor="text" w:x="122" w:y="1"/>
+                    <w:framePr w:hSpace="180" w:wrap="around" w:vAnchor="text" w:hAnchor="margin" w:y="-15"/>
                     <w:ind w:left="0" w:right="-99" w:hanging="2"/>
                     <w:jc w:val="center"/>
                     <w:rPr>
@@ -3200,7 +3200,7 @@
                 </w:tcPr>
                 <w:p>
                   <w:pPr>
-                    <w:framePr w:hSpace="180" w:wrap="around" w:vAnchor="text" w:hAnchor="text" w:x="122" w:y="1"/>
+                    <w:framePr w:hSpace="180" w:wrap="around" w:vAnchor="text" w:hAnchor="margin" w:y="-15"/>
                     <w:ind w:leftChars="-32" w:left="-75" w:right="-99" w:hanging="2"/>
                     <w:jc w:val="center"/>
                     <w:rPr>
@@ -3227,7 +3227,7 @@
                 </w:tcPr>
                 <w:p>
                   <w:pPr>
-                    <w:framePr w:hSpace="180" w:wrap="around" w:vAnchor="text" w:hAnchor="text" w:x="122" w:y="1"/>
+                    <w:framePr w:hSpace="180" w:wrap="around" w:vAnchor="text" w:hAnchor="margin" w:y="-15"/>
                     <w:ind w:leftChars="-66" w:left="-117" w:right="-41" w:hangingChars="25" w:hanging="41"/>
                     <w:jc w:val="center"/>
                     <w:rPr>
@@ -3280,7 +3280,7 @@
                 </w:tcPr>
                 <w:p>
                   <w:pPr>
-                    <w:framePr w:hSpace="180" w:wrap="around" w:vAnchor="text" w:hAnchor="text" w:x="122" w:y="1"/>
+                    <w:framePr w:hSpace="180" w:wrap="around" w:vAnchor="text" w:hAnchor="margin" w:y="-15"/>
                     <w:widowControl w:val="0"/>
                     <w:pBdr>
                       <w:top w:val="nil"/>
@@ -3306,7 +3306,7 @@
                 </w:tcPr>
                 <w:p>
                   <w:pPr>
-                    <w:framePr w:hSpace="180" w:wrap="around" w:vAnchor="text" w:hAnchor="text" w:x="122" w:y="1"/>
+                    <w:framePr w:hSpace="180" w:wrap="around" w:vAnchor="text" w:hAnchor="margin" w:y="-15"/>
                     <w:widowControl w:val="0"/>
                     <w:pBdr>
                       <w:top w:val="nil"/>
@@ -3332,7 +3332,7 @@
                 </w:tcPr>
                 <w:p>
                   <w:pPr>
-                    <w:framePr w:hSpace="180" w:wrap="around" w:vAnchor="text" w:hAnchor="text" w:x="122" w:y="1"/>
+                    <w:framePr w:hSpace="180" w:wrap="around" w:vAnchor="text" w:hAnchor="margin" w:y="-15"/>
                     <w:widowControl w:val="0"/>
                     <w:pBdr>
                       <w:top w:val="nil"/>
@@ -3357,7 +3357,7 @@
                 </w:tcPr>
                 <w:p>
                   <w:pPr>
-                    <w:framePr w:hSpace="180" w:wrap="around" w:vAnchor="text" w:hAnchor="text" w:x="122" w:y="1"/>
+                    <w:framePr w:hSpace="180" w:wrap="around" w:vAnchor="text" w:hAnchor="margin" w:y="-15"/>
                     <w:ind w:left="0" w:right="-57" w:hanging="2"/>
                     <w:jc w:val="center"/>
                     <w:rPr>
@@ -3383,7 +3383,7 @@
                 </w:tcPr>
                 <w:p>
                   <w:pPr>
-                    <w:framePr w:hSpace="180" w:wrap="around" w:vAnchor="text" w:hAnchor="text" w:x="122" w:y="1"/>
+                    <w:framePr w:hSpace="180" w:wrap="around" w:vAnchor="text" w:hAnchor="margin" w:y="-15"/>
                     <w:ind w:left="0" w:hanging="2"/>
                     <w:jc w:val="center"/>
                     <w:rPr>
@@ -3415,7 +3415,7 @@
                 </w:tcPr>
                 <w:p>
                   <w:pPr>
-                    <w:framePr w:hSpace="180" w:wrap="around" w:vAnchor="text" w:hAnchor="text" w:x="122" w:y="1"/>
+                    <w:framePr w:hSpace="180" w:wrap="around" w:vAnchor="text" w:hAnchor="margin" w:y="-15"/>
                     <w:ind w:left="0" w:hanging="2"/>
                     <w:jc w:val="center"/>
                     <w:rPr>
@@ -3458,7 +3458,7 @@
                 </w:tcPr>
                 <w:p>
                   <w:pPr>
-                    <w:framePr w:hSpace="180" w:wrap="around" w:vAnchor="text" w:hAnchor="text" w:x="122" w:y="1"/>
+                    <w:framePr w:hSpace="180" w:wrap="around" w:vAnchor="text" w:hAnchor="margin" w:y="-15"/>
                     <w:ind w:left="0" w:right="-105" w:hanging="2"/>
                     <w:jc w:val="center"/>
                     <w:rPr>
@@ -3484,7 +3484,7 @@
                 </w:tcPr>
                 <w:p>
                   <w:pPr>
-                    <w:framePr w:hSpace="180" w:wrap="around" w:vAnchor="text" w:hAnchor="text" w:x="122" w:y="1"/>
+                    <w:framePr w:hSpace="180" w:wrap="around" w:vAnchor="text" w:hAnchor="margin" w:y="-15"/>
                     <w:ind w:left="0" w:hanging="2"/>
                     <w:jc w:val="center"/>
                     <w:rPr>
@@ -3510,7 +3510,7 @@
                 </w:tcPr>
                 <w:p>
                   <w:pPr>
-                    <w:framePr w:hSpace="180" w:wrap="around" w:vAnchor="text" w:hAnchor="text" w:x="122" w:y="1"/>
+                    <w:framePr w:hSpace="180" w:wrap="around" w:vAnchor="text" w:hAnchor="margin" w:y="-15"/>
                     <w:ind w:left="0" w:hanging="2"/>
                     <w:jc w:val="center"/>
                     <w:rPr>
@@ -3536,7 +3536,7 @@
                 </w:tcPr>
                 <w:p>
                   <w:pPr>
-                    <w:framePr w:hSpace="180" w:wrap="around" w:vAnchor="text" w:hAnchor="text" w:x="122" w:y="1"/>
+                    <w:framePr w:hSpace="180" w:wrap="around" w:vAnchor="text" w:hAnchor="margin" w:y="-15"/>
                     <w:ind w:left="0" w:hanging="2"/>
                     <w:jc w:val="center"/>
                     <w:rPr>
@@ -3567,7 +3567,7 @@
                 </w:tcPr>
                 <w:p>
                   <w:pPr>
-                    <w:framePr w:hSpace="180" w:wrap="around" w:vAnchor="text" w:hAnchor="text" w:x="122" w:y="1"/>
+                    <w:framePr w:hSpace="180" w:wrap="around" w:vAnchor="text" w:hAnchor="margin" w:y="-15"/>
                     <w:ind w:left="0" w:hanging="2"/>
                     <w:jc w:val="center"/>
                     <w:rPr>
@@ -3610,7 +3610,7 @@
                 </w:tcPr>
                 <w:p>
                   <w:pPr>
-                    <w:framePr w:hSpace="180" w:wrap="around" w:vAnchor="text" w:hAnchor="text" w:x="122" w:y="1"/>
+                    <w:framePr w:hSpace="180" w:wrap="around" w:vAnchor="text" w:hAnchor="margin" w:y="-15"/>
                     <w:ind w:left="0" w:right="-105" w:hanging="2"/>
                     <w:jc w:val="center"/>
                     <w:rPr>
@@ -3636,7 +3636,7 @@
                 </w:tcPr>
                 <w:p>
                   <w:pPr>
-                    <w:framePr w:hSpace="180" w:wrap="around" w:vAnchor="text" w:hAnchor="text" w:x="122" w:y="1"/>
+                    <w:framePr w:hSpace="180" w:wrap="around" w:vAnchor="text" w:hAnchor="margin" w:y="-15"/>
                     <w:ind w:left="0" w:hanging="2"/>
                     <w:jc w:val="center"/>
                     <w:rPr>
@@ -3662,7 +3662,7 @@
                 </w:tcPr>
                 <w:p>
                   <w:pPr>
-                    <w:framePr w:hSpace="180" w:wrap="around" w:vAnchor="text" w:hAnchor="text" w:x="122" w:y="1"/>
+                    <w:framePr w:hSpace="180" w:wrap="around" w:vAnchor="text" w:hAnchor="margin" w:y="-15"/>
                     <w:ind w:left="0" w:hanging="2"/>
                     <w:jc w:val="center"/>
                     <w:rPr>
@@ -3688,7 +3688,7 @@
                 </w:tcPr>
                 <w:p>
                   <w:pPr>
-                    <w:framePr w:hSpace="180" w:wrap="around" w:vAnchor="text" w:hAnchor="text" w:x="122" w:y="1"/>
+                    <w:framePr w:hSpace="180" w:wrap="around" w:vAnchor="text" w:hAnchor="margin" w:y="-15"/>
                     <w:ind w:left="0" w:hanging="2"/>
                     <w:jc w:val="center"/>
                     <w:rPr>
@@ -3719,7 +3719,7 @@
                 </w:tcPr>
                 <w:p>
                   <w:pPr>
-                    <w:framePr w:hSpace="180" w:wrap="around" w:vAnchor="text" w:hAnchor="text" w:x="122" w:y="1"/>
+                    <w:framePr w:hSpace="180" w:wrap="around" w:vAnchor="text" w:hAnchor="margin" w:y="-15"/>
                     <w:ind w:left="0" w:hanging="2"/>
                     <w:jc w:val="center"/>
                     <w:rPr>
@@ -3762,7 +3762,7 @@
                 </w:tcPr>
                 <w:p>
                   <w:pPr>
-                    <w:framePr w:hSpace="180" w:wrap="around" w:vAnchor="text" w:hAnchor="text" w:x="122" w:y="1"/>
+                    <w:framePr w:hSpace="180" w:wrap="around" w:vAnchor="text" w:hAnchor="margin" w:y="-15"/>
                     <w:ind w:left="0" w:right="-105" w:hanging="2"/>
                     <w:jc w:val="center"/>
                     <w:rPr>
@@ -3788,7 +3788,7 @@
                 </w:tcPr>
                 <w:p>
                   <w:pPr>
-                    <w:framePr w:hSpace="180" w:wrap="around" w:vAnchor="text" w:hAnchor="text" w:x="122" w:y="1"/>
+                    <w:framePr w:hSpace="180" w:wrap="around" w:vAnchor="text" w:hAnchor="margin" w:y="-15"/>
                     <w:ind w:left="0" w:hanging="2"/>
                     <w:jc w:val="center"/>
                     <w:rPr>
@@ -3814,7 +3814,7 @@
                 </w:tcPr>
                 <w:p>
                   <w:pPr>
-                    <w:framePr w:hSpace="180" w:wrap="around" w:vAnchor="text" w:hAnchor="text" w:x="122" w:y="1"/>
+                    <w:framePr w:hSpace="180" w:wrap="around" w:vAnchor="text" w:hAnchor="margin" w:y="-15"/>
                     <w:ind w:left="0" w:hanging="2"/>
                     <w:jc w:val="center"/>
                     <w:rPr>
@@ -3840,7 +3840,7 @@
                 </w:tcPr>
                 <w:p>
                   <w:pPr>
-                    <w:framePr w:hSpace="180" w:wrap="around" w:vAnchor="text" w:hAnchor="text" w:x="122" w:y="1"/>
+                    <w:framePr w:hSpace="180" w:wrap="around" w:vAnchor="text" w:hAnchor="margin" w:y="-15"/>
                     <w:ind w:left="0" w:hanging="2"/>
                     <w:jc w:val="center"/>
                     <w:rPr>
@@ -3910,7 +3910,7 @@
                 </w:tcPr>
                 <w:p>
                   <w:pPr>
-                    <w:framePr w:hSpace="180" w:wrap="around" w:vAnchor="text" w:hAnchor="text" w:x="122" w:y="1"/>
+                    <w:framePr w:hSpace="180" w:wrap="around" w:vAnchor="text" w:hAnchor="margin" w:y="-15"/>
                     <w:ind w:left="0" w:hanging="2"/>
                     <w:jc w:val="center"/>
                     <w:rPr>
@@ -3937,7 +3937,7 @@
                 </w:tcPr>
                 <w:p>
                   <w:pPr>
-                    <w:framePr w:hSpace="180" w:wrap="around" w:vAnchor="text" w:hAnchor="text" w:x="122" w:y="1"/>
+                    <w:framePr w:hSpace="180" w:wrap="around" w:vAnchor="text" w:hAnchor="margin" w:y="-15"/>
                     <w:ind w:leftChars="-47" w:left="-111" w:right="-71" w:hanging="2"/>
                     <w:jc w:val="center"/>
                     <w:rPr>
@@ -3965,7 +3965,7 @@
                 </w:tcPr>
                 <w:p>
                   <w:pPr>
-                    <w:framePr w:hSpace="180" w:wrap="around" w:vAnchor="text" w:hAnchor="text" w:x="122" w:y="1"/>
+                    <w:framePr w:hSpace="180" w:wrap="around" w:vAnchor="text" w:hAnchor="margin" w:y="-15"/>
                     <w:ind w:leftChars="-44" w:left="-104" w:right="-101" w:hanging="2"/>
                     <w:jc w:val="center"/>
                     <w:rPr>
@@ -3992,7 +3992,7 @@
                 </w:tcPr>
                 <w:p>
                   <w:pPr>
-                    <w:framePr w:hSpace="180" w:wrap="around" w:vAnchor="text" w:hAnchor="text" w:x="122" w:y="1"/>
+                    <w:framePr w:hSpace="180" w:wrap="around" w:vAnchor="text" w:hAnchor="margin" w:y="-15"/>
                     <w:ind w:leftChars="-50" w:left="-120" w:right="-103" w:firstLineChars="26" w:firstLine="42"/>
                     <w:jc w:val="center"/>
                     <w:rPr>
@@ -4045,7 +4045,7 @@
                 </w:tcPr>
                 <w:p>
                   <w:pPr>
-                    <w:framePr w:hSpace="180" w:wrap="around" w:vAnchor="text" w:hAnchor="text" w:x="122" w:y="1"/>
+                    <w:framePr w:hSpace="180" w:wrap="around" w:vAnchor="text" w:hAnchor="margin" w:y="-15"/>
                     <w:widowControl w:val="0"/>
                     <w:pBdr>
                       <w:top w:val="nil"/>
@@ -4071,7 +4071,7 @@
                 </w:tcPr>
                 <w:p>
                   <w:pPr>
-                    <w:framePr w:hSpace="180" w:wrap="around" w:vAnchor="text" w:hAnchor="text" w:x="122" w:y="1"/>
+                    <w:framePr w:hSpace="180" w:wrap="around" w:vAnchor="text" w:hAnchor="margin" w:y="-15"/>
                     <w:widowControl w:val="0"/>
                     <w:pBdr>
                       <w:top w:val="nil"/>
@@ -4098,7 +4098,7 @@
                 </w:tcPr>
                 <w:p>
                   <w:pPr>
-                    <w:framePr w:hSpace="180" w:wrap="around" w:vAnchor="text" w:hAnchor="text" w:x="122" w:y="1"/>
+                    <w:framePr w:hSpace="180" w:wrap="around" w:vAnchor="text" w:hAnchor="margin" w:y="-15"/>
                     <w:widowControl w:val="0"/>
                     <w:pBdr>
                       <w:top w:val="nil"/>
@@ -4123,7 +4123,7 @@
                 </w:tcPr>
                 <w:p>
                   <w:pPr>
-                    <w:framePr w:hSpace="180" w:wrap="around" w:vAnchor="text" w:hAnchor="text" w:x="122" w:y="1"/>
+                    <w:framePr w:hSpace="180" w:wrap="around" w:vAnchor="text" w:hAnchor="margin" w:y="-15"/>
                     <w:ind w:left="0" w:right="-57" w:hanging="2"/>
                     <w:jc w:val="center"/>
                     <w:rPr>
@@ -4149,7 +4149,7 @@
                 </w:tcPr>
                 <w:p>
                   <w:pPr>
-                    <w:framePr w:hSpace="180" w:wrap="around" w:vAnchor="text" w:hAnchor="text" w:x="122" w:y="1"/>
+                    <w:framePr w:hSpace="180" w:wrap="around" w:vAnchor="text" w:hAnchor="margin" w:y="-15"/>
                     <w:ind w:left="0" w:hanging="2"/>
                     <w:jc w:val="center"/>
                     <w:rPr>
@@ -4181,7 +4181,7 @@
                 </w:tcPr>
                 <w:p>
                   <w:pPr>
-                    <w:framePr w:hSpace="180" w:wrap="around" w:vAnchor="text" w:hAnchor="text" w:x="122" w:y="1"/>
+                    <w:framePr w:hSpace="180" w:wrap="around" w:vAnchor="text" w:hAnchor="margin" w:y="-15"/>
                     <w:ind w:left="0" w:hanging="2"/>
                     <w:jc w:val="center"/>
                     <w:rPr>
@@ -4224,7 +4224,7 @@
                 </w:tcPr>
                 <w:p>
                   <w:pPr>
-                    <w:framePr w:hSpace="180" w:wrap="around" w:vAnchor="text" w:hAnchor="text" w:x="122" w:y="1"/>
+                    <w:framePr w:hSpace="180" w:wrap="around" w:vAnchor="text" w:hAnchor="margin" w:y="-15"/>
                     <w:ind w:left="0" w:right="-105" w:hanging="2"/>
                     <w:jc w:val="center"/>
                     <w:rPr>
@@ -4250,7 +4250,7 @@
                 </w:tcPr>
                 <w:p>
                   <w:pPr>
-                    <w:framePr w:hSpace="180" w:wrap="around" w:vAnchor="text" w:hAnchor="text" w:x="122" w:y="1"/>
+                    <w:framePr w:hSpace="180" w:wrap="around" w:vAnchor="text" w:hAnchor="margin" w:y="-15"/>
                     <w:ind w:left="0" w:hanging="2"/>
                     <w:jc w:val="center"/>
                     <w:rPr>
@@ -4276,7 +4276,7 @@
                 </w:tcPr>
                 <w:p>
                   <w:pPr>
-                    <w:framePr w:hSpace="180" w:wrap="around" w:vAnchor="text" w:hAnchor="text" w:x="122" w:y="1"/>
+                    <w:framePr w:hSpace="180" w:wrap="around" w:vAnchor="text" w:hAnchor="margin" w:y="-15"/>
                     <w:ind w:left="0" w:hanging="2"/>
                     <w:jc w:val="center"/>
                     <w:rPr>
@@ -4302,7 +4302,7 @@
                 </w:tcPr>
                 <w:p>
                   <w:pPr>
-                    <w:framePr w:hSpace="180" w:wrap="around" w:vAnchor="text" w:hAnchor="text" w:x="122" w:y="1"/>
+                    <w:framePr w:hSpace="180" w:wrap="around" w:vAnchor="text" w:hAnchor="margin" w:y="-15"/>
                     <w:ind w:left="0" w:hanging="2"/>
                     <w:jc w:val="center"/>
                     <w:rPr>
@@ -4333,7 +4333,7 @@
                 </w:tcPr>
                 <w:p>
                   <w:pPr>
-                    <w:framePr w:hSpace="180" w:wrap="around" w:vAnchor="text" w:hAnchor="text" w:x="122" w:y="1"/>
+                    <w:framePr w:hSpace="180" w:wrap="around" w:vAnchor="text" w:hAnchor="margin" w:y="-15"/>
                     <w:ind w:left="0" w:hanging="2"/>
                     <w:jc w:val="center"/>
                     <w:rPr>
@@ -4376,7 +4376,7 @@
                 </w:tcPr>
                 <w:p>
                   <w:pPr>
-                    <w:framePr w:hSpace="180" w:wrap="around" w:vAnchor="text" w:hAnchor="text" w:x="122" w:y="1"/>
+                    <w:framePr w:hSpace="180" w:wrap="around" w:vAnchor="text" w:hAnchor="margin" w:y="-15"/>
                     <w:ind w:left="0" w:right="-105" w:hanging="2"/>
                     <w:jc w:val="center"/>
                     <w:rPr>
@@ -4402,7 +4402,7 @@
                 </w:tcPr>
                 <w:p>
                   <w:pPr>
-                    <w:framePr w:hSpace="180" w:wrap="around" w:vAnchor="text" w:hAnchor="text" w:x="122" w:y="1"/>
+                    <w:framePr w:hSpace="180" w:wrap="around" w:vAnchor="text" w:hAnchor="margin" w:y="-15"/>
                     <w:ind w:left="0" w:hanging="2"/>
                     <w:jc w:val="center"/>
                     <w:rPr>
@@ -4428,7 +4428,7 @@
                 </w:tcPr>
                 <w:p>
                   <w:pPr>
-                    <w:framePr w:hSpace="180" w:wrap="around" w:vAnchor="text" w:hAnchor="text" w:x="122" w:y="1"/>
+                    <w:framePr w:hSpace="180" w:wrap="around" w:vAnchor="text" w:hAnchor="margin" w:y="-15"/>
                     <w:ind w:left="0" w:hanging="2"/>
                     <w:jc w:val="center"/>
                     <w:rPr>
@@ -4454,7 +4454,7 @@
                 </w:tcPr>
                 <w:p>
                   <w:pPr>
-                    <w:framePr w:hSpace="180" w:wrap="around" w:vAnchor="text" w:hAnchor="text" w:x="122" w:y="1"/>
+                    <w:framePr w:hSpace="180" w:wrap="around" w:vAnchor="text" w:hAnchor="margin" w:y="-15"/>
                     <w:ind w:left="0" w:hanging="2"/>
                     <w:jc w:val="center"/>
                     <w:rPr>
@@ -4485,7 +4485,7 @@
                 </w:tcPr>
                 <w:p>
                   <w:pPr>
-                    <w:framePr w:hSpace="180" w:wrap="around" w:vAnchor="text" w:hAnchor="text" w:x="122" w:y="1"/>
+                    <w:framePr w:hSpace="180" w:wrap="around" w:vAnchor="text" w:hAnchor="margin" w:y="-15"/>
                     <w:ind w:left="0" w:hanging="2"/>
                     <w:jc w:val="center"/>
                     <w:rPr>
@@ -4528,7 +4528,7 @@
                 </w:tcPr>
                 <w:p>
                   <w:pPr>
-                    <w:framePr w:hSpace="180" w:wrap="around" w:vAnchor="text" w:hAnchor="text" w:x="122" w:y="1"/>
+                    <w:framePr w:hSpace="180" w:wrap="around" w:vAnchor="text" w:hAnchor="margin" w:y="-15"/>
                     <w:ind w:left="0" w:right="-105" w:hanging="2"/>
                     <w:jc w:val="center"/>
                     <w:rPr>
@@ -4554,7 +4554,7 @@
                 </w:tcPr>
                 <w:p>
                   <w:pPr>
-                    <w:framePr w:hSpace="180" w:wrap="around" w:vAnchor="text" w:hAnchor="text" w:x="122" w:y="1"/>
+                    <w:framePr w:hSpace="180" w:wrap="around" w:vAnchor="text" w:hAnchor="margin" w:y="-15"/>
                     <w:ind w:left="0" w:hanging="2"/>
                     <w:jc w:val="center"/>
                     <w:rPr>
@@ -4580,7 +4580,7 @@
                 </w:tcPr>
                 <w:p>
                   <w:pPr>
-                    <w:framePr w:hSpace="180" w:wrap="around" w:vAnchor="text" w:hAnchor="text" w:x="122" w:y="1"/>
+                    <w:framePr w:hSpace="180" w:wrap="around" w:vAnchor="text" w:hAnchor="margin" w:y="-15"/>
                     <w:ind w:left="0" w:hanging="2"/>
                     <w:jc w:val="center"/>
                     <w:rPr>
@@ -4606,7 +4606,7 @@
                 </w:tcPr>
                 <w:p>
                   <w:pPr>
-                    <w:framePr w:hSpace="180" w:wrap="around" w:vAnchor="text" w:hAnchor="text" w:x="122" w:y="1"/>
+                    <w:framePr w:hSpace="180" w:wrap="around" w:vAnchor="text" w:hAnchor="margin" w:y="-15"/>
                     <w:ind w:left="0" w:hanging="2"/>
                     <w:jc w:val="center"/>
                     <w:rPr>
@@ -5209,7 +5209,7 @@
                 </w:tcPr>
                 <w:p>
                   <w:pPr>
-                    <w:framePr w:hSpace="180" w:wrap="around" w:vAnchor="text" w:hAnchor="text" w:x="122" w:y="1"/>
+                    <w:framePr w:hSpace="180" w:wrap="around" w:vAnchor="text" w:hAnchor="margin" w:y="-15"/>
                     <w:ind w:left="0" w:hanging="2"/>
                     <w:jc w:val="center"/>
                     <w:rPr>
@@ -5239,7 +5239,7 @@
                 </w:tcPr>
                 <w:p>
                   <w:pPr>
-                    <w:framePr w:hSpace="180" w:wrap="around" w:vAnchor="text" w:hAnchor="text" w:x="122" w:y="1"/>
+                    <w:framePr w:hSpace="180" w:wrap="around" w:vAnchor="text" w:hAnchor="margin" w:y="-15"/>
                     <w:ind w:left="0" w:hanging="2"/>
                     <w:jc w:val="center"/>
                     <w:rPr>
@@ -5269,7 +5269,7 @@
                 </w:p>
                 <w:p>
                   <w:pPr>
-                    <w:framePr w:hSpace="180" w:wrap="around" w:vAnchor="text" w:hAnchor="text" w:x="122" w:y="1"/>
+                    <w:framePr w:hSpace="180" w:wrap="around" w:vAnchor="text" w:hAnchor="margin" w:y="-15"/>
                     <w:ind w:left="0" w:hanging="2"/>
                     <w:jc w:val="center"/>
                     <w:rPr>
@@ -5295,7 +5295,7 @@
                 </w:tcPr>
                 <w:p>
                   <w:pPr>
-                    <w:framePr w:hSpace="180" w:wrap="around" w:vAnchor="text" w:hAnchor="text" w:x="122" w:y="1"/>
+                    <w:framePr w:hSpace="180" w:wrap="around" w:vAnchor="text" w:hAnchor="margin" w:y="-15"/>
                     <w:ind w:leftChars="-135" w:left="-233" w:right="-128" w:hangingChars="57" w:hanging="91"/>
                     <w:jc w:val="center"/>
                     <w:rPr>
@@ -5343,7 +5343,7 @@
                 </w:p>
                 <w:p>
                   <w:pPr>
-                    <w:framePr w:hSpace="180" w:wrap="around" w:vAnchor="text" w:hAnchor="text" w:x="122" w:y="1"/>
+                    <w:framePr w:hSpace="180" w:wrap="around" w:vAnchor="text" w:hAnchor="margin" w:y="-15"/>
                     <w:ind w:leftChars="-38" w:left="0" w:hangingChars="57" w:hanging="91"/>
                     <w:jc w:val="center"/>
                     <w:rPr>
@@ -5378,7 +5378,7 @@
                 </w:tcPr>
                 <w:p>
                   <w:pPr>
-                    <w:framePr w:hSpace="180" w:wrap="around" w:vAnchor="text" w:hAnchor="text" w:x="122" w:y="1"/>
+                    <w:framePr w:hSpace="180" w:wrap="around" w:vAnchor="text" w:hAnchor="margin" w:y="-15"/>
                     <w:ind w:left="0" w:hanging="2"/>
                     <w:rPr>
                       <w:rFonts w:ascii="Arial" w:eastAsia="Arial" w:hAnsi="Arial" w:cs="Arial"/>
@@ -5409,7 +5409,7 @@
                 </w:tcPr>
                 <w:p>
                   <w:pPr>
-                    <w:framePr w:hSpace="180" w:wrap="around" w:vAnchor="text" w:hAnchor="text" w:x="122" w:y="1"/>
+                    <w:framePr w:hSpace="180" w:wrap="around" w:vAnchor="text" w:hAnchor="margin" w:y="-15"/>
                     <w:ind w:left="0" w:hanging="2"/>
                     <w:rPr>
                       <w:rFonts w:ascii="Arial" w:eastAsia="Arial" w:hAnsi="Arial" w:cs="Arial"/>
@@ -5432,7 +5432,7 @@
                 </w:tcPr>
                 <w:p>
                   <w:pPr>
-                    <w:framePr w:hSpace="180" w:wrap="around" w:vAnchor="text" w:hAnchor="text" w:x="122" w:y="1"/>
+                    <w:framePr w:hSpace="180" w:wrap="around" w:vAnchor="text" w:hAnchor="margin" w:y="-15"/>
                     <w:ind w:left="0" w:hanging="2"/>
                     <w:rPr>
                       <w:rFonts w:ascii="Arial" w:eastAsia="Arial" w:hAnsi="Arial" w:cs="Arial"/>
@@ -5458,7 +5458,7 @@
                 </w:tcPr>
                 <w:p>
                   <w:pPr>
-                    <w:framePr w:hSpace="180" w:wrap="around" w:vAnchor="text" w:hAnchor="text" w:x="122" w:y="1"/>
+                    <w:framePr w:hSpace="180" w:wrap="around" w:vAnchor="text" w:hAnchor="margin" w:y="-15"/>
                     <w:ind w:left="0" w:hanging="2"/>
                     <w:rPr>
                       <w:rFonts w:ascii="Arial" w:eastAsia="Arial" w:hAnsi="Arial" w:cs="Arial"/>
@@ -5489,7 +5489,7 @@
                 </w:tcPr>
                 <w:p>
                   <w:pPr>
-                    <w:framePr w:hSpace="180" w:wrap="around" w:vAnchor="text" w:hAnchor="text" w:x="122" w:y="1"/>
+                    <w:framePr w:hSpace="180" w:wrap="around" w:vAnchor="text" w:hAnchor="margin" w:y="-15"/>
                     <w:ind w:left="0" w:hanging="2"/>
                     <w:rPr>
                       <w:rFonts w:ascii="Arial" w:eastAsia="Arial" w:hAnsi="Arial" w:cs="Arial"/>
@@ -5511,7 +5511,7 @@
                 </w:tcPr>
                 <w:p>
                   <w:pPr>
-                    <w:framePr w:hSpace="180" w:wrap="around" w:vAnchor="text" w:hAnchor="text" w:x="122" w:y="1"/>
+                    <w:framePr w:hSpace="180" w:wrap="around" w:vAnchor="text" w:hAnchor="margin" w:y="-15"/>
                     <w:ind w:left="0" w:hanging="2"/>
                     <w:rPr>
                       <w:rFonts w:ascii="Arial" w:eastAsia="Arial" w:hAnsi="Arial" w:cs="Arial"/>
@@ -5534,7 +5534,7 @@
                 </w:tcPr>
                 <w:p>
                   <w:pPr>
-                    <w:framePr w:hSpace="180" w:wrap="around" w:vAnchor="text" w:hAnchor="text" w:x="122" w:y="1"/>
+                    <w:framePr w:hSpace="180" w:wrap="around" w:vAnchor="text" w:hAnchor="margin" w:y="-15"/>
                     <w:ind w:left="0" w:hanging="2"/>
                     <w:rPr>
                       <w:rFonts w:ascii="Arial" w:eastAsia="Arial" w:hAnsi="Arial" w:cs="Arial"/>
@@ -5562,7 +5562,7 @@
                 </w:tcPr>
                 <w:p>
                   <w:pPr>
-                    <w:framePr w:hSpace="180" w:wrap="around" w:vAnchor="text" w:hAnchor="text" w:x="122" w:y="1"/>
+                    <w:framePr w:hSpace="180" w:wrap="around" w:vAnchor="text" w:hAnchor="margin" w:y="-15"/>
                     <w:ind w:left="0" w:hanging="2"/>
                     <w:rPr>
                       <w:rFonts w:ascii="Arial" w:eastAsia="Arial" w:hAnsi="Arial" w:cs="Arial"/>
@@ -5581,7 +5581,7 @@
                 </w:tcPr>
                 <w:p>
                   <w:pPr>
-                    <w:framePr w:hSpace="180" w:wrap="around" w:vAnchor="text" w:hAnchor="text" w:x="122" w:y="1"/>
+                    <w:framePr w:hSpace="180" w:wrap="around" w:vAnchor="text" w:hAnchor="margin" w:y="-15"/>
                     <w:ind w:left="0" w:hanging="2"/>
                     <w:rPr>
                       <w:rFonts w:ascii="Arial" w:eastAsia="Arial" w:hAnsi="Arial" w:cs="Arial"/>
@@ -5979,7 +5979,7 @@
                 </w:tcPr>
                 <w:p>
                   <w:pPr>
-                    <w:framePr w:hSpace="180" w:wrap="around" w:vAnchor="text" w:hAnchor="text" w:x="122" w:y="1"/>
+                    <w:framePr w:hSpace="180" w:wrap="around" w:vAnchor="text" w:hAnchor="margin" w:y="-15"/>
                     <w:ind w:left="0" w:right="-61" w:hanging="2"/>
                     <w:rPr>
                       <w:rFonts w:ascii="Arial" w:eastAsia="Arial" w:hAnsi="Arial" w:cs="Arial"/>
@@ -6030,7 +6030,7 @@
                 </w:tcPr>
                 <w:p>
                   <w:pPr>
-                    <w:framePr w:hSpace="180" w:wrap="around" w:vAnchor="text" w:hAnchor="text" w:x="122" w:y="1"/>
+                    <w:framePr w:hSpace="180" w:wrap="around" w:vAnchor="text" w:hAnchor="margin" w:y="-15"/>
                     <w:ind w:left="0" w:hanging="2"/>
                     <w:jc w:val="both"/>
                     <w:rPr>
@@ -6059,7 +6059,7 @@
       <w:tr>
         <w:trPr>
           <w:cantSplit/>
-          <w:trHeight w:val="5061"/>
+          <w:trHeight w:val="5048"/>
         </w:trPr>
         <w:tc>
           <w:tcPr>
@@ -6214,7 +6214,7 @@
                 </w:tcPr>
                 <w:p>
                   <w:pPr>
-                    <w:framePr w:hSpace="180" w:wrap="around" w:vAnchor="text" w:hAnchor="text" w:x="122" w:y="1"/>
+                    <w:framePr w:hSpace="180" w:wrap="around" w:vAnchor="text" w:hAnchor="margin" w:y="-15"/>
                     <w:ind w:left="0" w:hanging="2"/>
                     <w:rPr>
                       <w:rFonts w:ascii="Arial" w:eastAsia="Arial" w:hAnsi="Arial" w:cs="Arial"/>
@@ -6239,7 +6239,7 @@
                 </w:tcPr>
                 <w:p>
                   <w:pPr>
-                    <w:framePr w:hSpace="180" w:wrap="around" w:vAnchor="text" w:hAnchor="text" w:x="122" w:y="1"/>
+                    <w:framePr w:hSpace="180" w:wrap="around" w:vAnchor="text" w:hAnchor="margin" w:y="-15"/>
                     <w:ind w:left="0" w:hanging="2"/>
                     <w:rPr>
                       <w:rFonts w:ascii="Arial" w:eastAsia="Arial" w:hAnsi="Arial" w:cs="Arial"/>
@@ -6266,7 +6266,7 @@
                 </w:tcPr>
                 <w:p>
                   <w:pPr>
-                    <w:framePr w:hSpace="180" w:wrap="around" w:vAnchor="text" w:hAnchor="text" w:x="122" w:y="1"/>
+                    <w:framePr w:hSpace="180" w:wrap="around" w:vAnchor="text" w:hAnchor="margin" w:y="-15"/>
                     <w:ind w:left="0" w:hanging="2"/>
                     <w:rPr>
                       <w:rFonts w:ascii="Arial" w:eastAsia="Arial" w:hAnsi="Arial" w:cs="Arial"/>
@@ -6291,7 +6291,7 @@
                 </w:tcPr>
                 <w:p>
                   <w:pPr>
-                    <w:framePr w:hSpace="180" w:wrap="around" w:vAnchor="text" w:hAnchor="text" w:x="122" w:y="1"/>
+                    <w:framePr w:hSpace="180" w:wrap="around" w:vAnchor="text" w:hAnchor="margin" w:y="-15"/>
                     <w:ind w:left="0" w:hanging="2"/>
                     <w:rPr>
                       <w:rFonts w:ascii="Arial" w:eastAsia="Arial" w:hAnsi="Arial" w:cs="Arial"/>
@@ -6318,7 +6318,7 @@
                 </w:tcPr>
                 <w:p>
                   <w:pPr>
-                    <w:framePr w:hSpace="180" w:wrap="around" w:vAnchor="text" w:hAnchor="text" w:x="122" w:y="1"/>
+                    <w:framePr w:hSpace="180" w:wrap="around" w:vAnchor="text" w:hAnchor="margin" w:y="-15"/>
                     <w:ind w:left="0" w:hanging="2"/>
                     <w:rPr>
                       <w:rFonts w:ascii="Arial" w:eastAsia="Arial" w:hAnsi="Arial" w:cs="Arial"/>
@@ -6343,7 +6343,7 @@
                 </w:tcPr>
                 <w:p>
                   <w:pPr>
-                    <w:framePr w:hSpace="180" w:wrap="around" w:vAnchor="text" w:hAnchor="text" w:x="122" w:y="1"/>
+                    <w:framePr w:hSpace="180" w:wrap="around" w:vAnchor="text" w:hAnchor="margin" w:y="-15"/>
                     <w:ind w:left="0" w:hanging="2"/>
                     <w:rPr>
                       <w:rFonts w:ascii="Arial" w:eastAsia="Arial" w:hAnsi="Arial" w:cs="Arial"/>
@@ -6388,7 +6388,7 @@
                 </w:tcPr>
                 <w:p>
                   <w:pPr>
-                    <w:framePr w:hSpace="180" w:wrap="around" w:vAnchor="text" w:hAnchor="text" w:x="122" w:y="1"/>
+                    <w:framePr w:hSpace="180" w:wrap="around" w:vAnchor="text" w:hAnchor="margin" w:y="-15"/>
                     <w:ind w:left="0" w:hanging="2"/>
                     <w:rPr>
                       <w:rFonts w:ascii="Arial" w:eastAsia="Arial" w:hAnsi="Arial" w:cs="Arial"/>
@@ -6413,7 +6413,7 @@
                 </w:tcPr>
                 <w:p>
                   <w:pPr>
-                    <w:framePr w:hSpace="180" w:wrap="around" w:vAnchor="text" w:hAnchor="text" w:x="122" w:y="1"/>
+                    <w:framePr w:hSpace="180" w:wrap="around" w:vAnchor="text" w:hAnchor="margin" w:y="-15"/>
                     <w:ind w:left="0" w:hanging="2"/>
                     <w:rPr>
                       <w:rFonts w:ascii="Arial" w:eastAsia="Arial" w:hAnsi="Arial" w:cs="Arial"/>
@@ -6621,7 +6621,7 @@
                 </w:tcPr>
                 <w:p>
                   <w:pPr>
-                    <w:framePr w:hSpace="180" w:wrap="around" w:vAnchor="text" w:hAnchor="text" w:x="122" w:y="1"/>
+                    <w:framePr w:hSpace="180" w:wrap="around" w:vAnchor="text" w:hAnchor="margin" w:y="-15"/>
                     <w:spacing w:line="240" w:lineRule="auto"/>
                     <w:ind w:leftChars="-100" w:left="-240" w:firstLineChars="131" w:firstLine="214"/>
                     <w:jc w:val="center"/>
@@ -6649,7 +6649,7 @@
                 </w:tcPr>
                 <w:p>
                   <w:pPr>
-                    <w:framePr w:hSpace="180" w:wrap="around" w:vAnchor="text" w:hAnchor="text" w:x="122" w:y="1"/>
+                    <w:framePr w:hSpace="180" w:wrap="around" w:vAnchor="text" w:hAnchor="margin" w:y="-15"/>
                     <w:spacing w:line="240" w:lineRule="auto"/>
                     <w:ind w:leftChars="-33" w:left="-77" w:right="-131" w:hanging="2"/>
                     <w:jc w:val="center"/>
@@ -6677,7 +6677,7 @@
                 </w:tcPr>
                 <w:p>
                   <w:pPr>
-                    <w:framePr w:hSpace="180" w:wrap="around" w:vAnchor="text" w:hAnchor="text" w:x="122" w:y="1"/>
+                    <w:framePr w:hSpace="180" w:wrap="around" w:vAnchor="text" w:hAnchor="margin" w:y="-15"/>
                     <w:spacing w:line="240" w:lineRule="auto"/>
                     <w:ind w:left="0" w:right="-114" w:hanging="2"/>
                     <w:jc w:val="center"/>
@@ -6706,7 +6706,7 @@
                 </w:tcPr>
                 <w:p>
                   <w:pPr>
-                    <w:framePr w:hSpace="180" w:wrap="around" w:vAnchor="text" w:hAnchor="text" w:x="122" w:y="1"/>
+                    <w:framePr w:hSpace="180" w:wrap="around" w:vAnchor="text" w:hAnchor="margin" w:y="-15"/>
                     <w:spacing w:line="240" w:lineRule="auto"/>
                     <w:ind w:leftChars="-66" w:left="-158" w:right="-61" w:firstLineChars="8" w:firstLine="13"/>
                     <w:jc w:val="center"/>
@@ -6728,7 +6728,7 @@
                 </w:p>
                 <w:p>
                   <w:pPr>
-                    <w:framePr w:hSpace="180" w:wrap="around" w:vAnchor="text" w:hAnchor="text" w:x="122" w:y="1"/>
+                    <w:framePr w:hSpace="180" w:wrap="around" w:vAnchor="text" w:hAnchor="margin" w:y="-15"/>
                     <w:spacing w:line="240" w:lineRule="auto"/>
                     <w:ind w:left="0" w:hanging="2"/>
                     <w:jc w:val="center"/>
@@ -6761,7 +6761,7 @@
                 </w:tcPr>
                 <w:p>
                   <w:pPr>
-                    <w:framePr w:hSpace="180" w:wrap="around" w:vAnchor="text" w:hAnchor="text" w:x="122" w:y="1"/>
+                    <w:framePr w:hSpace="180" w:wrap="around" w:vAnchor="text" w:hAnchor="margin" w:y="-15"/>
                     <w:spacing w:line="240" w:lineRule="auto"/>
                     <w:ind w:leftChars="-100" w:left="-240" w:right="-105" w:firstLineChars="131" w:firstLine="236"/>
                     <w:rPr>
@@ -6787,7 +6787,7 @@
                 </w:tcPr>
                 <w:p>
                   <w:pPr>
-                    <w:framePr w:hSpace="180" w:wrap="around" w:vAnchor="text" w:hAnchor="text" w:x="122" w:y="1"/>
+                    <w:framePr w:hSpace="180" w:wrap="around" w:vAnchor="text" w:hAnchor="margin" w:y="-15"/>
                     <w:spacing w:line="240" w:lineRule="auto"/>
                     <w:ind w:leftChars="-33" w:left="-77" w:right="-131" w:hanging="2"/>
                     <w:rPr>
@@ -6813,7 +6813,7 @@
                 </w:tcPr>
                 <w:p>
                   <w:pPr>
-                    <w:framePr w:hSpace="180" w:wrap="around" w:vAnchor="text" w:hAnchor="text" w:x="122" w:y="1"/>
+                    <w:framePr w:hSpace="180" w:wrap="around" w:vAnchor="text" w:hAnchor="margin" w:y="-15"/>
                     <w:spacing w:line="240" w:lineRule="auto"/>
                     <w:ind w:left="0" w:hanging="2"/>
                     <w:jc w:val="center"/>
@@ -6841,7 +6841,7 @@
                 </w:tcPr>
                 <w:p>
                   <w:pPr>
-                    <w:framePr w:hSpace="180" w:wrap="around" w:vAnchor="text" w:hAnchor="text" w:x="122" w:y="1"/>
+                    <w:framePr w:hSpace="180" w:wrap="around" w:vAnchor="text" w:hAnchor="margin" w:y="-15"/>
                     <w:spacing w:line="240" w:lineRule="auto"/>
                     <w:ind w:leftChars="0" w:left="-174" w:right="-73" w:firstLineChars="0" w:hanging="8"/>
                     <w:jc w:val="center"/>
@@ -6874,7 +6874,7 @@
                 </w:tcPr>
                 <w:p>
                   <w:pPr>
-                    <w:framePr w:hSpace="180" w:wrap="around" w:vAnchor="text" w:hAnchor="text" w:x="122" w:y="1"/>
+                    <w:framePr w:hSpace="180" w:wrap="around" w:vAnchor="text" w:hAnchor="margin" w:y="-15"/>
                     <w:spacing w:line="240" w:lineRule="auto"/>
                     <w:ind w:leftChars="-100" w:left="-240" w:firstLineChars="131" w:firstLine="236"/>
                     <w:rPr>
@@ -6900,7 +6900,7 @@
                 </w:tcPr>
                 <w:p>
                   <w:pPr>
-                    <w:framePr w:hSpace="180" w:wrap="around" w:vAnchor="text" w:hAnchor="text" w:x="122" w:y="1"/>
+                    <w:framePr w:hSpace="180" w:wrap="around" w:vAnchor="text" w:hAnchor="margin" w:y="-15"/>
                     <w:spacing w:line="240" w:lineRule="auto"/>
                     <w:ind w:leftChars="-33" w:left="-77" w:right="-131" w:hanging="2"/>
                     <w:rPr>
@@ -6936,7 +6936,7 @@
                 </w:tcPr>
                 <w:p>
                   <w:pPr>
-                    <w:framePr w:hSpace="180" w:wrap="around" w:vAnchor="text" w:hAnchor="text" w:x="122" w:y="1"/>
+                    <w:framePr w:hSpace="180" w:wrap="around" w:vAnchor="text" w:hAnchor="margin" w:y="-15"/>
                     <w:spacing w:line="240" w:lineRule="auto"/>
                     <w:ind w:left="0" w:hanging="2"/>
                     <w:jc w:val="center"/>
@@ -6964,7 +6964,7 @@
                 </w:tcPr>
                 <w:p>
                   <w:pPr>
-                    <w:framePr w:hSpace="180" w:wrap="around" w:vAnchor="text" w:hAnchor="text" w:x="122" w:y="1"/>
+                    <w:framePr w:hSpace="180" w:wrap="around" w:vAnchor="text" w:hAnchor="margin" w:y="-15"/>
                     <w:spacing w:line="240" w:lineRule="auto"/>
                     <w:ind w:leftChars="0" w:left="-268" w:right="-288" w:firstLineChars="8" w:firstLine="14"/>
                     <w:jc w:val="center"/>
@@ -6997,7 +6997,7 @@
                 </w:tcPr>
                 <w:p>
                   <w:pPr>
-                    <w:framePr w:hSpace="180" w:wrap="around" w:vAnchor="text" w:hAnchor="text" w:x="122" w:y="1"/>
+                    <w:framePr w:hSpace="180" w:wrap="around" w:vAnchor="text" w:hAnchor="margin" w:y="-15"/>
                     <w:spacing w:line="240" w:lineRule="auto"/>
                     <w:ind w:leftChars="-100" w:left="-240" w:right="-105" w:firstLineChars="131" w:firstLine="236"/>
                     <w:rPr>
@@ -7023,7 +7023,7 @@
                 </w:tcPr>
                 <w:p>
                   <w:pPr>
-                    <w:framePr w:hSpace="180" w:wrap="around" w:vAnchor="text" w:hAnchor="text" w:x="122" w:y="1"/>
+                    <w:framePr w:hSpace="180" w:wrap="around" w:vAnchor="text" w:hAnchor="margin" w:y="-15"/>
                     <w:spacing w:line="240" w:lineRule="auto"/>
                     <w:ind w:leftChars="-33" w:left="-77" w:right="-131" w:hanging="2"/>
                     <w:rPr>
@@ -7049,7 +7049,7 @@
                 </w:tcPr>
                 <w:p>
                   <w:pPr>
-                    <w:framePr w:hSpace="180" w:wrap="around" w:vAnchor="text" w:hAnchor="text" w:x="122" w:y="1"/>
+                    <w:framePr w:hSpace="180" w:wrap="around" w:vAnchor="text" w:hAnchor="margin" w:y="-15"/>
                     <w:spacing w:line="240" w:lineRule="auto"/>
                     <w:ind w:left="0" w:hanging="2"/>
                     <w:jc w:val="center"/>
@@ -7077,7 +7077,7 @@
                 </w:tcPr>
                 <w:p>
                   <w:pPr>
-                    <w:framePr w:hSpace="180" w:wrap="around" w:vAnchor="text" w:hAnchor="text" w:x="122" w:y="1"/>
+                    <w:framePr w:hSpace="180" w:wrap="around" w:vAnchor="text" w:hAnchor="margin" w:y="-15"/>
                     <w:spacing w:line="240" w:lineRule="auto"/>
                     <w:ind w:leftChars="-61" w:left="-124" w:right="-73" w:hangingChars="12" w:hanging="22"/>
                     <w:jc w:val="center"/>
@@ -7236,7 +7236,6 @@
                 <w:sz w:val="18"/>
                 <w:szCs w:val="18"/>
               </w:rPr>
-              <w:lastRenderedPageBreak/>
               <w:t xml:space="preserve">  </w:t>
             </w:r>
             <w:proofErr w:type="spellStart"/>
@@ -7275,30 +7274,6 @@
               </w:rPr>
               <w:t xml:space="preserve"> proses </w:t>
             </w:r>
-          </w:p>
-          <w:p>
-            <w:pPr>
-              <w:spacing w:after="120"/>
-              <w:ind w:leftChars="32" w:left="219" w:hangingChars="71" w:hanging="142"/>
-              <w:textDirection w:val="lrTb"/>
-              <w:rPr>
-                <w:rFonts w:ascii="Arial" w:eastAsia="Arial" w:hAnsi="Arial" w:cs="Arial"/>
-                <w:sz w:val="20"/>
-                <w:szCs w:val="20"/>
-              </w:rPr>
-            </w:pPr>
-          </w:p>
-          <w:p>
-            <w:pPr>
-              <w:spacing w:after="120"/>
-              <w:ind w:leftChars="32" w:left="219" w:hangingChars="71" w:hanging="142"/>
-              <w:textDirection w:val="lrTb"/>
-              <w:rPr>
-                <w:rFonts w:ascii="Arial" w:eastAsia="Arial" w:hAnsi="Arial" w:cs="Arial"/>
-                <w:sz w:val="20"/>
-                <w:szCs w:val="20"/>
-              </w:rPr>
-            </w:pPr>
           </w:p>
         </w:tc>
         <w:tc>
@@ -7355,6 +7330,7 @@
                 <w:sz w:val="20"/>
                 <w:szCs w:val="20"/>
               </w:rPr>
+              <w:lastRenderedPageBreak/>
               <w:t>NO.</w:t>
             </w:r>
           </w:p>
@@ -7462,7 +7438,6 @@
                 <w:sz w:val="20"/>
                 <w:szCs w:val="20"/>
               </w:rPr>
-              <w:lastRenderedPageBreak/>
               <w:t>3.</w:t>
             </w:r>
           </w:p>
@@ -7803,7 +7778,7 @@
                 </w:tcPr>
                 <w:p>
                   <w:pPr>
-                    <w:framePr w:hSpace="180" w:wrap="around" w:vAnchor="text" w:hAnchor="text" w:x="122" w:y="1"/>
+                    <w:framePr w:hSpace="180" w:wrap="around" w:vAnchor="text" w:hAnchor="margin" w:y="-15"/>
                     <w:ind w:left="0" w:hanging="2"/>
                     <w:jc w:val="center"/>
                     <w:rPr>
@@ -7827,7 +7802,7 @@
                 </w:tcPr>
                 <w:p>
                   <w:pPr>
-                    <w:framePr w:hSpace="180" w:wrap="around" w:vAnchor="text" w:hAnchor="text" w:x="122" w:y="1"/>
+                    <w:framePr w:hSpace="180" w:wrap="around" w:vAnchor="text" w:hAnchor="margin" w:y="-15"/>
                     <w:ind w:left="0" w:right="-163" w:hanging="2"/>
                     <w:jc w:val="center"/>
                     <w:rPr>
@@ -7849,7 +7824,7 @@
                 </w:tcPr>
                 <w:p>
                   <w:pPr>
-                    <w:framePr w:hSpace="180" w:wrap="around" w:vAnchor="text" w:hAnchor="text" w:x="122" w:y="1"/>
+                    <w:framePr w:hSpace="180" w:wrap="around" w:vAnchor="text" w:hAnchor="margin" w:y="-15"/>
                     <w:ind w:left="0" w:right="-163" w:hanging="2"/>
                     <w:jc w:val="center"/>
                     <w:rPr>
@@ -7877,7 +7852,7 @@
                 </w:tcPr>
                 <w:p>
                   <w:pPr>
-                    <w:framePr w:hSpace="180" w:wrap="around" w:vAnchor="text" w:hAnchor="text" w:x="122" w:y="1"/>
+                    <w:framePr w:hSpace="180" w:wrap="around" w:vAnchor="text" w:hAnchor="margin" w:y="-15"/>
                     <w:ind w:left="0" w:right="-87" w:hanging="2"/>
                     <w:jc w:val="center"/>
                     <w:rPr>
@@ -7905,7 +7880,7 @@
                 </w:tcPr>
                 <w:p>
                   <w:pPr>
-                    <w:framePr w:hSpace="180" w:wrap="around" w:vAnchor="text" w:hAnchor="text" w:x="122" w:y="1"/>
+                    <w:framePr w:hSpace="180" w:wrap="around" w:vAnchor="text" w:hAnchor="margin" w:y="-15"/>
                     <w:ind w:left="0" w:right="-95" w:hanging="2"/>
                     <w:jc w:val="center"/>
                     <w:rPr>
@@ -7942,7 +7917,7 @@
                 </w:tcPr>
                 <w:p>
                   <w:pPr>
-                    <w:framePr w:hSpace="180" w:wrap="around" w:vAnchor="text" w:hAnchor="text" w:x="122" w:y="1"/>
+                    <w:framePr w:hSpace="180" w:wrap="around" w:vAnchor="text" w:hAnchor="margin" w:y="-15"/>
                     <w:ind w:left="0" w:right="-56" w:hanging="2"/>
                     <w:rPr>
                       <w:rFonts w:ascii="Arial" w:eastAsia="Arial" w:hAnsi="Arial" w:cs="Arial"/>
@@ -7976,7 +7951,7 @@
                 </w:tcPr>
                 <w:p>
                   <w:pPr>
-                    <w:framePr w:hSpace="180" w:wrap="around" w:vAnchor="text" w:hAnchor="text" w:x="122" w:y="1"/>
+                    <w:framePr w:hSpace="180" w:wrap="around" w:vAnchor="text" w:hAnchor="margin" w:y="-15"/>
                     <w:ind w:left="0" w:hanging="2"/>
                     <w:jc w:val="center"/>
                     <w:rPr>
@@ -8006,7 +7981,7 @@
                 </w:tcPr>
                 <w:p>
                   <w:pPr>
-                    <w:framePr w:hSpace="180" w:wrap="around" w:vAnchor="text" w:hAnchor="text" w:x="122" w:y="1"/>
+                    <w:framePr w:hSpace="180" w:wrap="around" w:vAnchor="text" w:hAnchor="margin" w:y="-15"/>
                     <w:ind w:left="0" w:hanging="2"/>
                     <w:jc w:val="center"/>
                     <w:rPr>
@@ -8032,7 +8007,7 @@
                 </w:tcPr>
                 <w:p>
                   <w:pPr>
-                    <w:framePr w:hSpace="180" w:wrap="around" w:vAnchor="text" w:hAnchor="text" w:x="122" w:y="1"/>
+                    <w:framePr w:hSpace="180" w:wrap="around" w:vAnchor="text" w:hAnchor="margin" w:y="-15"/>
                     <w:ind w:left="0" w:hanging="2"/>
                     <w:jc w:val="center"/>
                     <w:rPr>
@@ -8058,7 +8033,7 @@
                 </w:tcPr>
                 <w:p>
                   <w:pPr>
-                    <w:framePr w:hSpace="180" w:wrap="around" w:vAnchor="text" w:hAnchor="text" w:x="122" w:y="1"/>
+                    <w:framePr w:hSpace="180" w:wrap="around" w:vAnchor="text" w:hAnchor="margin" w:y="-15"/>
                     <w:ind w:left="0" w:hanging="2"/>
                     <w:jc w:val="center"/>
                     <w:rPr>
@@ -8102,7 +8077,7 @@
                 </w:tcPr>
                 <w:p>
                   <w:pPr>
-                    <w:framePr w:hSpace="180" w:wrap="around" w:vAnchor="text" w:hAnchor="text" w:x="122" w:y="1"/>
+                    <w:framePr w:hSpace="180" w:wrap="around" w:vAnchor="text" w:hAnchor="margin" w:y="-15"/>
                     <w:ind w:left="0" w:right="-56" w:hanging="2"/>
                     <w:rPr>
                       <w:rFonts w:ascii="Arial" w:eastAsia="Arial" w:hAnsi="Arial" w:cs="Arial"/>
@@ -8136,7 +8111,7 @@
                 </w:tcPr>
                 <w:p>
                   <w:pPr>
-                    <w:framePr w:hSpace="180" w:wrap="around" w:vAnchor="text" w:hAnchor="text" w:x="122" w:y="1"/>
+                    <w:framePr w:hSpace="180" w:wrap="around" w:vAnchor="text" w:hAnchor="margin" w:y="-15"/>
                     <w:ind w:left="0" w:hanging="2"/>
                     <w:jc w:val="center"/>
                     <w:rPr>
@@ -8167,7 +8142,7 @@
                 </w:tcPr>
                 <w:p>
                   <w:pPr>
-                    <w:framePr w:hSpace="180" w:wrap="around" w:vAnchor="text" w:hAnchor="text" w:x="122" w:y="1"/>
+                    <w:framePr w:hSpace="180" w:wrap="around" w:vAnchor="text" w:hAnchor="margin" w:y="-15"/>
                     <w:ind w:left="0" w:hanging="2"/>
                     <w:jc w:val="center"/>
                     <w:rPr>
@@ -8195,7 +8170,7 @@
                 </w:tcPr>
                 <w:p>
                   <w:pPr>
-                    <w:framePr w:hSpace="180" w:wrap="around" w:vAnchor="text" w:hAnchor="text" w:x="122" w:y="1"/>
+                    <w:framePr w:hSpace="180" w:wrap="around" w:vAnchor="text" w:hAnchor="margin" w:y="-15"/>
                     <w:ind w:left="0" w:hanging="2"/>
                     <w:jc w:val="center"/>
                     <w:rPr>
@@ -8223,7 +8198,7 @@
                 </w:tcPr>
                 <w:p>
                   <w:pPr>
-                    <w:framePr w:hSpace="180" w:wrap="around" w:vAnchor="text" w:hAnchor="text" w:x="122" w:y="1"/>
+                    <w:framePr w:hSpace="180" w:wrap="around" w:vAnchor="text" w:hAnchor="margin" w:y="-15"/>
                     <w:ind w:left="0" w:right="-95" w:hanging="2"/>
                     <w:jc w:val="center"/>
                     <w:rPr>
@@ -8261,7 +8236,7 @@
                 </w:tcPr>
                 <w:p>
                   <w:pPr>
-                    <w:framePr w:hSpace="180" w:wrap="around" w:vAnchor="text" w:hAnchor="text" w:x="122" w:y="1"/>
+                    <w:framePr w:hSpace="180" w:wrap="around" w:vAnchor="text" w:hAnchor="margin" w:y="-15"/>
                     <w:ind w:left="0" w:right="-56" w:hanging="2"/>
                     <w:rPr>
                       <w:rFonts w:ascii="Arial" w:eastAsia="Arial" w:hAnsi="Arial" w:cs="Arial"/>
@@ -8324,7 +8299,7 @@
                 </w:tcPr>
                 <w:p>
                   <w:pPr>
-                    <w:framePr w:hSpace="180" w:wrap="around" w:vAnchor="text" w:hAnchor="text" w:x="122" w:y="1"/>
+                    <w:framePr w:hSpace="180" w:wrap="around" w:vAnchor="text" w:hAnchor="margin" w:y="-15"/>
                     <w:ind w:left="0" w:hanging="2"/>
                     <w:jc w:val="center"/>
                     <w:rPr>
@@ -8348,7 +8323,7 @@
                 </w:tcPr>
                 <w:p>
                   <w:pPr>
-                    <w:framePr w:hSpace="180" w:wrap="around" w:vAnchor="text" w:hAnchor="text" w:x="122" w:y="1"/>
+                    <w:framePr w:hSpace="180" w:wrap="around" w:vAnchor="text" w:hAnchor="margin" w:y="-15"/>
                     <w:ind w:left="0" w:hanging="2"/>
                     <w:jc w:val="center"/>
                     <w:rPr>
@@ -8373,7 +8348,7 @@
                 </w:tcPr>
                 <w:p>
                   <w:pPr>
-                    <w:framePr w:hSpace="180" w:wrap="around" w:vAnchor="text" w:hAnchor="text" w:x="122" w:y="1"/>
+                    <w:framePr w:hSpace="180" w:wrap="around" w:vAnchor="text" w:hAnchor="margin" w:y="-15"/>
                     <w:ind w:left="0" w:hanging="2"/>
                     <w:rPr>
                       <w:rFonts w:ascii="Arial" w:eastAsia="Arial" w:hAnsi="Arial" w:cs="Arial"/>
@@ -8407,7 +8382,7 @@
                 </w:tcPr>
                 <w:p>
                   <w:pPr>
-                    <w:framePr w:hSpace="180" w:wrap="around" w:vAnchor="text" w:hAnchor="text" w:x="122" w:y="1"/>
+                    <w:framePr w:hSpace="180" w:wrap="around" w:vAnchor="text" w:hAnchor="margin" w:y="-15"/>
                     <w:ind w:left="0" w:right="-114" w:hanging="2"/>
                     <w:rPr>
                       <w:rFonts w:ascii="Arial" w:eastAsia="Arial" w:hAnsi="Arial" w:cs="Arial"/>
@@ -8437,7 +8412,7 @@
                 </w:tcPr>
                 <w:p>
                   <w:pPr>
-                    <w:framePr w:hSpace="180" w:wrap="around" w:vAnchor="text" w:hAnchor="text" w:x="122" w:y="1"/>
+                    <w:framePr w:hSpace="180" w:wrap="around" w:vAnchor="text" w:hAnchor="margin" w:y="-15"/>
                     <w:ind w:left="0" w:hanging="2"/>
                     <w:jc w:val="center"/>
                     <w:rPr>
@@ -8462,7 +8437,7 @@
                 </w:tcPr>
                 <w:p>
                   <w:pPr>
-                    <w:framePr w:hSpace="180" w:wrap="around" w:vAnchor="text" w:hAnchor="text" w:x="122" w:y="1"/>
+                    <w:framePr w:hSpace="180" w:wrap="around" w:vAnchor="text" w:hAnchor="margin" w:y="-15"/>
                     <w:ind w:left="0" w:hanging="2"/>
                     <w:jc w:val="center"/>
                     <w:rPr>
@@ -8487,7 +8462,7 @@
                 </w:tcPr>
                 <w:p>
                   <w:pPr>
-                    <w:framePr w:hSpace="180" w:wrap="around" w:vAnchor="text" w:hAnchor="text" w:x="122" w:y="1"/>
+                    <w:framePr w:hSpace="180" w:wrap="around" w:vAnchor="text" w:hAnchor="margin" w:y="-15"/>
                     <w:ind w:left="0" w:hanging="2"/>
                     <w:jc w:val="center"/>
                     <w:rPr>
@@ -8522,7 +8497,7 @@
                 </w:tcPr>
                 <w:p>
                   <w:pPr>
-                    <w:framePr w:hSpace="180" w:wrap="around" w:vAnchor="text" w:hAnchor="text" w:x="122" w:y="1"/>
+                    <w:framePr w:hSpace="180" w:wrap="around" w:vAnchor="text" w:hAnchor="margin" w:y="-15"/>
                     <w:widowControl w:val="0"/>
                     <w:pBdr>
                       <w:top w:val="nil"/>
@@ -8552,7 +8527,7 @@
                 </w:tcPr>
                 <w:p>
                   <w:pPr>
-                    <w:framePr w:hSpace="180" w:wrap="around" w:vAnchor="text" w:hAnchor="text" w:x="122" w:y="1"/>
+                    <w:framePr w:hSpace="180" w:wrap="around" w:vAnchor="text" w:hAnchor="margin" w:y="-15"/>
                     <w:ind w:left="0" w:hanging="2"/>
                     <w:jc w:val="center"/>
                     <w:rPr>
@@ -8576,7 +8551,7 @@
                 </w:tcPr>
                 <w:p>
                   <w:pPr>
-                    <w:framePr w:hSpace="180" w:wrap="around" w:vAnchor="text" w:hAnchor="text" w:x="122" w:y="1"/>
+                    <w:framePr w:hSpace="180" w:wrap="around" w:vAnchor="text" w:hAnchor="margin" w:y="-15"/>
                     <w:ind w:left="0" w:hanging="2"/>
                     <w:jc w:val="center"/>
                     <w:rPr>
@@ -8601,7 +8576,7 @@
                 </w:tcPr>
                 <w:p>
                   <w:pPr>
-                    <w:framePr w:hSpace="180" w:wrap="around" w:vAnchor="text" w:hAnchor="text" w:x="122" w:y="1"/>
+                    <w:framePr w:hSpace="180" w:wrap="around" w:vAnchor="text" w:hAnchor="margin" w:y="-15"/>
                     <w:ind w:left="0" w:hanging="2"/>
                     <w:jc w:val="center"/>
                     <w:rPr>
@@ -8636,7 +8611,7 @@
                 </w:tcPr>
                 <w:p>
                   <w:pPr>
-                    <w:framePr w:hSpace="180" w:wrap="around" w:vAnchor="text" w:hAnchor="text" w:x="122" w:y="1"/>
+                    <w:framePr w:hSpace="180" w:wrap="around" w:vAnchor="text" w:hAnchor="margin" w:y="-15"/>
                     <w:widowControl w:val="0"/>
                     <w:pBdr>
                       <w:top w:val="nil"/>
@@ -8666,7 +8641,7 @@
                 </w:tcPr>
                 <w:p>
                   <w:pPr>
-                    <w:framePr w:hSpace="180" w:wrap="around" w:vAnchor="text" w:hAnchor="text" w:x="122" w:y="1"/>
+                    <w:framePr w:hSpace="180" w:wrap="around" w:vAnchor="text" w:hAnchor="margin" w:y="-15"/>
                     <w:widowControl w:val="0"/>
                     <w:pBdr>
                       <w:top w:val="nil"/>
@@ -8693,7 +8668,7 @@
                 </w:tcPr>
                 <w:p>
                   <w:pPr>
-                    <w:framePr w:hSpace="180" w:wrap="around" w:vAnchor="text" w:hAnchor="text" w:x="122" w:y="1"/>
+                    <w:framePr w:hSpace="180" w:wrap="around" w:vAnchor="text" w:hAnchor="margin" w:y="-15"/>
                     <w:widowControl w:val="0"/>
                     <w:pBdr>
                       <w:top w:val="nil"/>
@@ -8720,7 +8695,7 @@
                 </w:tcPr>
                 <w:p>
                   <w:pPr>
-                    <w:framePr w:hSpace="180" w:wrap="around" w:vAnchor="text" w:hAnchor="text" w:x="122" w:y="1"/>
+                    <w:framePr w:hSpace="180" w:wrap="around" w:vAnchor="text" w:hAnchor="margin" w:y="-15"/>
                     <w:widowControl w:val="0"/>
                     <w:pBdr>
                       <w:top w:val="nil"/>
@@ -8755,7 +8730,7 @@
                 </w:tcPr>
                 <w:p>
                   <w:pPr>
-                    <w:framePr w:hSpace="180" w:wrap="around" w:vAnchor="text" w:hAnchor="text" w:x="122" w:y="1"/>
+                    <w:framePr w:hSpace="180" w:wrap="around" w:vAnchor="text" w:hAnchor="margin" w:y="-15"/>
                     <w:ind w:left="0" w:hanging="2"/>
                     <w:rPr>
                       <w:rFonts w:ascii="Arial" w:eastAsia="Arial" w:hAnsi="Arial" w:cs="Arial"/>
@@ -8869,7 +8844,7 @@
                 </w:tcPr>
                 <w:p>
                   <w:pPr>
-                    <w:framePr w:hSpace="180" w:wrap="around" w:vAnchor="text" w:hAnchor="text" w:x="122" w:y="1"/>
+                    <w:framePr w:hSpace="180" w:wrap="around" w:vAnchor="text" w:hAnchor="margin" w:y="-15"/>
                     <w:ind w:left="0" w:hanging="2"/>
                     <w:jc w:val="center"/>
                     <w:rPr>
@@ -8900,7 +8875,7 @@
                 </w:tcPr>
                 <w:p>
                   <w:pPr>
-                    <w:framePr w:hSpace="180" w:wrap="around" w:vAnchor="text" w:hAnchor="text" w:x="122" w:y="1"/>
+                    <w:framePr w:hSpace="180" w:wrap="around" w:vAnchor="text" w:hAnchor="margin" w:y="-15"/>
                     <w:ind w:left="0" w:hanging="2"/>
                     <w:jc w:val="center"/>
                     <w:rPr>
@@ -8937,7 +8912,7 @@
                 </w:tcPr>
                 <w:p>
                   <w:pPr>
-                    <w:framePr w:hSpace="180" w:wrap="around" w:vAnchor="text" w:hAnchor="text" w:x="122" w:y="1"/>
+                    <w:framePr w:hSpace="180" w:wrap="around" w:vAnchor="text" w:hAnchor="margin" w:y="-15"/>
                     <w:ind w:left="0" w:right="-56" w:hanging="2"/>
                     <w:rPr>
                       <w:rFonts w:ascii="Arial" w:eastAsia="Arial" w:hAnsi="Arial" w:cs="Arial"/>
@@ -9009,7 +8984,7 @@
                 </w:tcPr>
                 <w:p>
                   <w:pPr>
-                    <w:framePr w:hSpace="180" w:wrap="around" w:vAnchor="text" w:hAnchor="text" w:x="122" w:y="1"/>
+                    <w:framePr w:hSpace="180" w:wrap="around" w:vAnchor="text" w:hAnchor="margin" w:y="-15"/>
                     <w:ind w:left="0" w:hanging="2"/>
                     <w:jc w:val="center"/>
                     <w:rPr>
@@ -9035,7 +9010,7 @@
                 </w:tcPr>
                 <w:p>
                   <w:pPr>
-                    <w:framePr w:hSpace="180" w:wrap="around" w:vAnchor="text" w:hAnchor="text" w:x="122" w:y="1"/>
+                    <w:framePr w:hSpace="180" w:wrap="around" w:vAnchor="text" w:hAnchor="margin" w:y="-15"/>
                     <w:ind w:left="0" w:hanging="2"/>
                     <w:jc w:val="center"/>
                     <w:rPr>
@@ -9069,7 +9044,7 @@
                 </w:tcPr>
                 <w:p>
                   <w:pPr>
-                    <w:framePr w:hSpace="180" w:wrap="around" w:vAnchor="text" w:hAnchor="text" w:x="122" w:y="1"/>
+                    <w:framePr w:hSpace="180" w:wrap="around" w:vAnchor="text" w:hAnchor="margin" w:y="-15"/>
                     <w:ind w:left="0" w:hanging="2"/>
                     <w:rPr>
                       <w:rFonts w:ascii="Arial" w:eastAsia="Arial" w:hAnsi="Arial" w:cs="Arial"/>
@@ -9099,7 +9074,7 @@
                 </w:tcPr>
                 <w:p>
                   <w:pPr>
-                    <w:framePr w:hSpace="180" w:wrap="around" w:vAnchor="text" w:hAnchor="text" w:x="122" w:y="1"/>
+                    <w:framePr w:hSpace="180" w:wrap="around" w:vAnchor="text" w:hAnchor="margin" w:y="-15"/>
                     <w:ind w:left="0" w:hanging="2"/>
                     <w:jc w:val="center"/>
                     <w:rPr>
@@ -9124,7 +9099,7 @@
                 </w:tcPr>
                 <w:p>
                   <w:pPr>
-                    <w:framePr w:hSpace="180" w:wrap="around" w:vAnchor="text" w:hAnchor="text" w:x="122" w:y="1"/>
+                    <w:framePr w:hSpace="180" w:wrap="around" w:vAnchor="text" w:hAnchor="margin" w:y="-15"/>
                     <w:ind w:left="0" w:hanging="2"/>
                     <w:jc w:val="center"/>
                     <w:rPr>
@@ -9149,7 +9124,7 @@
                 </w:tcPr>
                 <w:p>
                   <w:pPr>
-                    <w:framePr w:hSpace="180" w:wrap="around" w:vAnchor="text" w:hAnchor="text" w:x="122" w:y="1"/>
+                    <w:framePr w:hSpace="180" w:wrap="around" w:vAnchor="text" w:hAnchor="margin" w:y="-15"/>
                     <w:ind w:left="0" w:hanging="2"/>
                     <w:jc w:val="center"/>
                     <w:rPr>
@@ -9183,7 +9158,7 @@
                 </w:tcPr>
                 <w:p>
                   <w:pPr>
-                    <w:framePr w:hSpace="180" w:wrap="around" w:vAnchor="text" w:hAnchor="text" w:x="122" w:y="1"/>
+                    <w:framePr w:hSpace="180" w:wrap="around" w:vAnchor="text" w:hAnchor="margin" w:y="-15"/>
                     <w:widowControl w:val="0"/>
                     <w:pBdr>
                       <w:top w:val="nil"/>
@@ -9215,7 +9190,7 @@
                 </w:tcPr>
                 <w:p>
                   <w:pPr>
-                    <w:framePr w:hSpace="180" w:wrap="around" w:vAnchor="text" w:hAnchor="text" w:x="122" w:y="1"/>
+                    <w:framePr w:hSpace="180" w:wrap="around" w:vAnchor="text" w:hAnchor="margin" w:y="-15"/>
                     <w:ind w:left="0" w:hanging="2"/>
                     <w:jc w:val="center"/>
                     <w:rPr>
@@ -9241,7 +9216,7 @@
                 </w:tcPr>
                 <w:p>
                   <w:pPr>
-                    <w:framePr w:hSpace="180" w:wrap="around" w:vAnchor="text" w:hAnchor="text" w:x="122" w:y="1"/>
+                    <w:framePr w:hSpace="180" w:wrap="around" w:vAnchor="text" w:hAnchor="margin" w:y="-15"/>
                     <w:ind w:left="0" w:hanging="2"/>
                     <w:jc w:val="center"/>
                     <w:rPr>
@@ -9274,7 +9249,7 @@
                 </w:tcPr>
                 <w:p>
                   <w:pPr>
-                    <w:framePr w:hSpace="180" w:wrap="around" w:vAnchor="text" w:hAnchor="text" w:x="122" w:y="1"/>
+                    <w:framePr w:hSpace="180" w:wrap="around" w:vAnchor="text" w:hAnchor="margin" w:y="-15"/>
                     <w:widowControl w:val="0"/>
                     <w:pBdr>
                       <w:top w:val="nil"/>
@@ -9304,7 +9279,7 @@
                 </w:tcPr>
                 <w:p>
                   <w:pPr>
-                    <w:framePr w:hSpace="180" w:wrap="around" w:vAnchor="text" w:hAnchor="text" w:x="122" w:y="1"/>
+                    <w:framePr w:hSpace="180" w:wrap="around" w:vAnchor="text" w:hAnchor="margin" w:y="-15"/>
                     <w:widowControl w:val="0"/>
                     <w:pBdr>
                       <w:top w:val="nil"/>
@@ -9331,7 +9306,7 @@
                 </w:tcPr>
                 <w:p>
                   <w:pPr>
-                    <w:framePr w:hSpace="180" w:wrap="around" w:vAnchor="text" w:hAnchor="text" w:x="122" w:y="1"/>
+                    <w:framePr w:hSpace="180" w:wrap="around" w:vAnchor="text" w:hAnchor="margin" w:y="-15"/>
                     <w:widowControl w:val="0"/>
                     <w:pBdr>
                       <w:top w:val="nil"/>
@@ -9358,7 +9333,7 @@
                 </w:tcPr>
                 <w:p>
                   <w:pPr>
-                    <w:framePr w:hSpace="180" w:wrap="around" w:vAnchor="text" w:hAnchor="text" w:x="122" w:y="1"/>
+                    <w:framePr w:hSpace="180" w:wrap="around" w:vAnchor="text" w:hAnchor="margin" w:y="-15"/>
                     <w:widowControl w:val="0"/>
                     <w:pBdr>
                       <w:top w:val="nil"/>
@@ -9992,7 +9967,7 @@
                 </w:tcPr>
                 <w:p>
                   <w:pPr>
-                    <w:framePr w:hSpace="180" w:wrap="around" w:vAnchor="text" w:hAnchor="text" w:x="122" w:y="1"/>
+                    <w:framePr w:hSpace="180" w:wrap="around" w:vAnchor="text" w:hAnchor="margin" w:y="-15"/>
                     <w:ind w:left="0" w:right="-246" w:hanging="2"/>
                     <w:rPr>
                       <w:rFonts w:ascii="Arial" w:eastAsia="Arial" w:hAnsi="Arial" w:cs="Arial"/>
@@ -10020,7 +9995,7 @@
                 </w:tcPr>
                 <w:p>
                   <w:pPr>
-                    <w:framePr w:hSpace="180" w:wrap="around" w:vAnchor="text" w:hAnchor="text" w:x="122" w:y="1"/>
+                    <w:framePr w:hSpace="180" w:wrap="around" w:vAnchor="text" w:hAnchor="margin" w:y="-15"/>
                     <w:ind w:left="0" w:right="-56" w:hanging="2"/>
                     <w:rPr>
                       <w:rFonts w:ascii="Arial" w:eastAsia="Arial" w:hAnsi="Arial" w:cs="Arial"/>
@@ -10048,7 +10023,7 @@
                 </w:tcPr>
                 <w:p>
                   <w:pPr>
-                    <w:framePr w:hSpace="180" w:wrap="around" w:vAnchor="text" w:hAnchor="text" w:x="122" w:y="1"/>
+                    <w:framePr w:hSpace="180" w:wrap="around" w:vAnchor="text" w:hAnchor="margin" w:y="-15"/>
                     <w:ind w:left="0" w:right="-163" w:hanging="2"/>
                     <w:jc w:val="center"/>
                     <w:rPr>
@@ -10075,7 +10050,7 @@
                 </w:tcPr>
                 <w:p>
                   <w:pPr>
-                    <w:framePr w:hSpace="180" w:wrap="around" w:vAnchor="text" w:hAnchor="text" w:x="122" w:y="1"/>
+                    <w:framePr w:hSpace="180" w:wrap="around" w:vAnchor="text" w:hAnchor="margin" w:y="-15"/>
                     <w:ind w:left="0" w:right="-87" w:hanging="2"/>
                     <w:jc w:val="center"/>
                     <w:rPr>
@@ -10102,7 +10077,7 @@
                 </w:tcPr>
                 <w:p>
                   <w:pPr>
-                    <w:framePr w:hSpace="180" w:wrap="around" w:vAnchor="text" w:hAnchor="text" w:x="122" w:y="1"/>
+                    <w:framePr w:hSpace="180" w:wrap="around" w:vAnchor="text" w:hAnchor="margin" w:y="-15"/>
                     <w:ind w:left="0" w:right="-95" w:hanging="2"/>
                     <w:jc w:val="center"/>
                     <w:rPr>
@@ -10137,7 +10112,7 @@
                 </w:tcPr>
                 <w:p>
                   <w:pPr>
-                    <w:framePr w:hSpace="180" w:wrap="around" w:vAnchor="text" w:hAnchor="text" w:x="122" w:y="1"/>
+                    <w:framePr w:hSpace="180" w:wrap="around" w:vAnchor="text" w:hAnchor="margin" w:y="-15"/>
                     <w:ind w:left="0" w:right="-68" w:hanging="2"/>
                     <w:rPr>
                       <w:rFonts w:ascii="Arial" w:eastAsia="Arial" w:hAnsi="Arial" w:cs="Arial"/>
@@ -10166,7 +10141,7 @@
                 </w:tcPr>
                 <w:p>
                   <w:pPr>
-                    <w:framePr w:hSpace="180" w:wrap="around" w:vAnchor="text" w:hAnchor="text" w:x="122" w:y="1"/>
+                    <w:framePr w:hSpace="180" w:wrap="around" w:vAnchor="text" w:hAnchor="margin" w:y="-15"/>
                     <w:ind w:left="0" w:right="-56" w:hanging="2"/>
                     <w:rPr>
                       <w:rFonts w:ascii="Arial" w:eastAsia="Arial" w:hAnsi="Arial" w:cs="Arial"/>
@@ -10201,7 +10176,7 @@
                 </w:tcPr>
                 <w:p>
                   <w:pPr>
-                    <w:framePr w:hSpace="180" w:wrap="around" w:vAnchor="text" w:hAnchor="text" w:x="122" w:y="1"/>
+                    <w:framePr w:hSpace="180" w:wrap="around" w:vAnchor="text" w:hAnchor="margin" w:y="-15"/>
                     <w:ind w:left="0" w:hanging="2"/>
                     <w:jc w:val="center"/>
                     <w:rPr>
@@ -10226,7 +10201,7 @@
                 </w:tcPr>
                 <w:p>
                   <w:pPr>
-                    <w:framePr w:hSpace="180" w:wrap="around" w:vAnchor="text" w:hAnchor="text" w:x="122" w:y="1"/>
+                    <w:framePr w:hSpace="180" w:wrap="around" w:vAnchor="text" w:hAnchor="margin" w:y="-15"/>
                     <w:ind w:left="0" w:hanging="2"/>
                     <w:jc w:val="center"/>
                     <w:rPr>
@@ -10262,7 +10237,7 @@
                 </w:tcPr>
                 <w:p>
                   <w:pPr>
-                    <w:framePr w:hSpace="180" w:wrap="around" w:vAnchor="text" w:hAnchor="text" w:x="122" w:y="1"/>
+                    <w:framePr w:hSpace="180" w:wrap="around" w:vAnchor="text" w:hAnchor="margin" w:y="-15"/>
                     <w:ind w:left="0" w:hanging="2"/>
                     <w:jc w:val="center"/>
                     <w:rPr>
@@ -10307,7 +10282,7 @@
                 </w:tcPr>
                 <w:p>
                   <w:pPr>
-                    <w:framePr w:hSpace="180" w:wrap="around" w:vAnchor="text" w:hAnchor="text" w:x="122" w:y="1"/>
+                    <w:framePr w:hSpace="180" w:wrap="around" w:vAnchor="text" w:hAnchor="margin" w:y="-15"/>
                     <w:ind w:left="0" w:right="-68" w:hanging="2"/>
                     <w:rPr>
                       <w:rFonts w:ascii="Arial" w:eastAsia="Arial" w:hAnsi="Arial" w:cs="Arial"/>
@@ -10336,7 +10311,7 @@
                 </w:tcPr>
                 <w:p>
                   <w:pPr>
-                    <w:framePr w:hSpace="180" w:wrap="around" w:vAnchor="text" w:hAnchor="text" w:x="122" w:y="1"/>
+                    <w:framePr w:hSpace="180" w:wrap="around" w:vAnchor="text" w:hAnchor="margin" w:y="-15"/>
                     <w:ind w:left="0" w:right="-56" w:hanging="2"/>
                     <w:rPr>
                       <w:rFonts w:ascii="Arial" w:eastAsia="Arial" w:hAnsi="Arial" w:cs="Arial"/>
@@ -10361,7 +10336,7 @@
                 </w:tcPr>
                 <w:p>
                   <w:pPr>
-                    <w:framePr w:hSpace="180" w:wrap="around" w:vAnchor="text" w:hAnchor="text" w:x="122" w:y="1"/>
+                    <w:framePr w:hSpace="180" w:wrap="around" w:vAnchor="text" w:hAnchor="margin" w:y="-15"/>
                     <w:ind w:left="0" w:hanging="2"/>
                     <w:jc w:val="center"/>
                     <w:rPr>
@@ -10397,7 +10372,7 @@
                 </w:tcPr>
                 <w:p>
                   <w:pPr>
-                    <w:framePr w:hSpace="180" w:wrap="around" w:vAnchor="text" w:hAnchor="text" w:x="122" w:y="1"/>
+                    <w:framePr w:hSpace="180" w:wrap="around" w:vAnchor="text" w:hAnchor="margin" w:y="-15"/>
                     <w:ind w:left="0" w:hanging="2"/>
                     <w:jc w:val="center"/>
                     <w:rPr>
@@ -10422,7 +10397,7 @@
                 </w:tcPr>
                 <w:p>
                   <w:pPr>
-                    <w:framePr w:hSpace="180" w:wrap="around" w:vAnchor="text" w:hAnchor="text" w:x="122" w:y="1"/>
+                    <w:framePr w:hSpace="180" w:wrap="around" w:vAnchor="text" w:hAnchor="margin" w:y="-15"/>
                     <w:ind w:left="0" w:hanging="2"/>
                     <w:jc w:val="center"/>
                     <w:rPr>
@@ -10466,7 +10441,7 @@
                 </w:tcPr>
                 <w:p>
                   <w:pPr>
-                    <w:framePr w:hSpace="180" w:wrap="around" w:vAnchor="text" w:hAnchor="text" w:x="122" w:y="1"/>
+                    <w:framePr w:hSpace="180" w:wrap="around" w:vAnchor="text" w:hAnchor="margin" w:y="-15"/>
                     <w:ind w:left="0" w:right="-68" w:hanging="2"/>
                     <w:rPr>
                       <w:rFonts w:ascii="Arial" w:eastAsia="Arial" w:hAnsi="Arial" w:cs="Arial"/>
@@ -10494,7 +10469,7 @@
                 </w:tcPr>
                 <w:p>
                   <w:pPr>
-                    <w:framePr w:hSpace="180" w:wrap="around" w:vAnchor="text" w:hAnchor="text" w:x="122" w:y="1"/>
+                    <w:framePr w:hSpace="180" w:wrap="around" w:vAnchor="text" w:hAnchor="margin" w:y="-15"/>
                     <w:ind w:left="0" w:right="-56" w:hanging="2"/>
                     <w:rPr>
                       <w:rFonts w:ascii="Arial" w:eastAsia="Arial" w:hAnsi="Arial" w:cs="Arial"/>
@@ -10519,7 +10494,7 @@
                 </w:tcPr>
                 <w:p>
                   <w:pPr>
-                    <w:framePr w:hSpace="180" w:wrap="around" w:vAnchor="text" w:hAnchor="text" w:x="122" w:y="1"/>
+                    <w:framePr w:hSpace="180" w:wrap="around" w:vAnchor="text" w:hAnchor="margin" w:y="-15"/>
                     <w:ind w:left="0" w:hanging="2"/>
                     <w:jc w:val="center"/>
                     <w:rPr>
@@ -10555,7 +10530,7 @@
                 </w:tcPr>
                 <w:p>
                   <w:pPr>
-                    <w:framePr w:hSpace="180" w:wrap="around" w:vAnchor="text" w:hAnchor="text" w:x="122" w:y="1"/>
+                    <w:framePr w:hSpace="180" w:wrap="around" w:vAnchor="text" w:hAnchor="margin" w:y="-15"/>
                     <w:ind w:left="0" w:hanging="2"/>
                     <w:jc w:val="center"/>
                     <w:rPr>
@@ -10591,7 +10566,7 @@
                 </w:tcPr>
                 <w:p>
                   <w:pPr>
-                    <w:framePr w:hSpace="180" w:wrap="around" w:vAnchor="text" w:hAnchor="text" w:x="122" w:y="1"/>
+                    <w:framePr w:hSpace="180" w:wrap="around" w:vAnchor="text" w:hAnchor="margin" w:y="-15"/>
                     <w:ind w:left="0" w:hanging="2"/>
                     <w:jc w:val="center"/>
                     <w:rPr>
@@ -10739,7 +10714,7 @@
                 </w:tcPr>
                 <w:p>
                   <w:pPr>
-                    <w:framePr w:hSpace="180" w:wrap="around" w:vAnchor="text" w:hAnchor="text" w:x="122" w:y="1"/>
+                    <w:framePr w:hSpace="180" w:wrap="around" w:vAnchor="text" w:hAnchor="margin" w:y="-15"/>
                     <w:ind w:left="0" w:hanging="2"/>
                     <w:rPr>
                       <w:rFonts w:ascii="Arial" w:eastAsia="Arial" w:hAnsi="Arial" w:cs="Arial"/>
@@ -10764,7 +10739,7 @@
                 </w:tcPr>
                 <w:p>
                   <w:pPr>
-                    <w:framePr w:hSpace="180" w:wrap="around" w:vAnchor="text" w:hAnchor="text" w:x="122" w:y="1"/>
+                    <w:framePr w:hSpace="180" w:wrap="around" w:vAnchor="text" w:hAnchor="margin" w:y="-15"/>
                     <w:ind w:left="0" w:hanging="2"/>
                     <w:rPr>
                       <w:rFonts w:ascii="Arial" w:eastAsia="Arial" w:hAnsi="Arial" w:cs="Arial"/>
@@ -10823,7 +10798,7 @@
                 </w:tcPr>
                 <w:p>
                   <w:pPr>
-                    <w:framePr w:hSpace="180" w:wrap="around" w:vAnchor="text" w:hAnchor="text" w:x="122" w:y="1"/>
+                    <w:framePr w:hSpace="180" w:wrap="around" w:vAnchor="text" w:hAnchor="margin" w:y="-15"/>
                     <w:ind w:left="0" w:hanging="2"/>
                     <w:rPr>
                       <w:rFonts w:ascii="Arial" w:eastAsia="Arial" w:hAnsi="Arial" w:cs="Arial"/>
@@ -10876,7 +10851,7 @@
                 </w:tcPr>
                 <w:p>
                   <w:pPr>
-                    <w:framePr w:hSpace="180" w:wrap="around" w:vAnchor="text" w:hAnchor="text" w:x="122" w:y="1"/>
+                    <w:framePr w:hSpace="180" w:wrap="around" w:vAnchor="text" w:hAnchor="margin" w:y="-15"/>
                     <w:ind w:left="0" w:hanging="2"/>
                     <w:rPr>
                       <w:rFonts w:ascii="Arial" w:eastAsia="Arial" w:hAnsi="Arial" w:cs="Arial"/>
@@ -11914,7 +11889,7 @@
                 </w:tcPr>
                 <w:p>
                   <w:pPr>
-                    <w:framePr w:hSpace="180" w:wrap="around" w:vAnchor="text" w:hAnchor="text" w:x="122" w:y="1"/>
+                    <w:framePr w:hSpace="180" w:wrap="around" w:vAnchor="text" w:hAnchor="margin" w:y="-15"/>
                     <w:ind w:left="0" w:right="-56" w:hanging="2"/>
                     <w:rPr>
                       <w:rFonts w:ascii="Arial" w:eastAsia="Arial" w:hAnsi="Arial" w:cs="Arial"/>
@@ -12047,7 +12022,7 @@
                 </w:tcPr>
                 <w:p>
                   <w:pPr>
-                    <w:framePr w:hSpace="180" w:wrap="around" w:vAnchor="text" w:hAnchor="text" w:x="122" w:y="1"/>
+                    <w:framePr w:hSpace="180" w:wrap="around" w:vAnchor="text" w:hAnchor="margin" w:y="-15"/>
                     <w:ind w:left="0" w:right="-209" w:hanging="2"/>
                     <w:jc w:val="center"/>
                     <w:rPr>
@@ -12089,7 +12064,7 @@
                 </w:tcPr>
                 <w:p>
                   <w:pPr>
-                    <w:framePr w:hSpace="180" w:wrap="around" w:vAnchor="text" w:hAnchor="text" w:x="122" w:y="1"/>
+                    <w:framePr w:hSpace="180" w:wrap="around" w:vAnchor="text" w:hAnchor="margin" w:y="-15"/>
                     <w:ind w:left="0" w:hanging="2"/>
                     <w:jc w:val="center"/>
                     <w:rPr>
@@ -12119,7 +12094,7 @@
                 </w:tcPr>
                 <w:p>
                   <w:pPr>
-                    <w:framePr w:hSpace="180" w:wrap="around" w:vAnchor="text" w:hAnchor="text" w:x="122" w:y="1"/>
+                    <w:framePr w:hSpace="180" w:wrap="around" w:vAnchor="text" w:hAnchor="margin" w:y="-15"/>
                     <w:ind w:left="0" w:hanging="2"/>
                     <w:jc w:val="center"/>
                     <w:rPr>
@@ -12143,7 +12118,7 @@
                 </w:tcPr>
                 <w:p>
                   <w:pPr>
-                    <w:framePr w:hSpace="180" w:wrap="around" w:vAnchor="text" w:hAnchor="text" w:x="122" w:y="1"/>
+                    <w:framePr w:hSpace="180" w:wrap="around" w:vAnchor="text" w:hAnchor="margin" w:y="-15"/>
                     <w:ind w:left="0" w:hanging="2"/>
                     <w:jc w:val="center"/>
                     <w:rPr>
@@ -12167,7 +12142,7 @@
                 </w:tcPr>
                 <w:p>
                   <w:pPr>
-                    <w:framePr w:hSpace="180" w:wrap="around" w:vAnchor="text" w:hAnchor="text" w:x="122" w:y="1"/>
+                    <w:framePr w:hSpace="180" w:wrap="around" w:vAnchor="text" w:hAnchor="margin" w:y="-15"/>
                     <w:ind w:left="0" w:hanging="2"/>
                     <w:jc w:val="center"/>
                     <w:rPr>
@@ -12200,7 +12175,7 @@
                 </w:tcPr>
                 <w:p>
                   <w:pPr>
-                    <w:framePr w:hSpace="180" w:wrap="around" w:vAnchor="text" w:hAnchor="text" w:x="122" w:y="1"/>
+                    <w:framePr w:hSpace="180" w:wrap="around" w:vAnchor="text" w:hAnchor="margin" w:y="-15"/>
                     <w:ind w:left="0" w:right="-56" w:hanging="2"/>
                     <w:rPr>
                       <w:rFonts w:ascii="Arial" w:eastAsia="Arial" w:hAnsi="Arial" w:cs="Arial"/>
@@ -12285,7 +12260,7 @@
                 </w:tcPr>
                 <w:p>
                   <w:pPr>
-                    <w:framePr w:hSpace="180" w:wrap="around" w:vAnchor="text" w:hAnchor="text" w:x="122" w:y="1"/>
+                    <w:framePr w:hSpace="180" w:wrap="around" w:vAnchor="text" w:hAnchor="margin" w:y="-15"/>
                     <w:ind w:left="0" w:hanging="2"/>
                     <w:jc w:val="center"/>
                     <w:rPr>
@@ -12332,7 +12307,7 @@
                 </w:tcPr>
                 <w:p>
                   <w:pPr>
-                    <w:framePr w:hSpace="180" w:wrap="around" w:vAnchor="text" w:hAnchor="text" w:x="122" w:y="1"/>
+                    <w:framePr w:hSpace="180" w:wrap="around" w:vAnchor="text" w:hAnchor="margin" w:y="-15"/>
                     <w:ind w:left="0" w:hanging="2"/>
                     <w:jc w:val="center"/>
                     <w:rPr>
@@ -12356,7 +12331,7 @@
                 </w:tcPr>
                 <w:p>
                   <w:pPr>
-                    <w:framePr w:hSpace="180" w:wrap="around" w:vAnchor="text" w:hAnchor="text" w:x="122" w:y="1"/>
+                    <w:framePr w:hSpace="180" w:wrap="around" w:vAnchor="text" w:hAnchor="margin" w:y="-15"/>
                     <w:ind w:left="0" w:hanging="2"/>
                     <w:jc w:val="center"/>
                     <w:rPr>
@@ -12380,7 +12355,7 @@
                 </w:tcPr>
                 <w:p>
                   <w:pPr>
-                    <w:framePr w:hSpace="180" w:wrap="around" w:vAnchor="text" w:hAnchor="text" w:x="122" w:y="1"/>
+                    <w:framePr w:hSpace="180" w:wrap="around" w:vAnchor="text" w:hAnchor="margin" w:y="-15"/>
                     <w:ind w:left="0" w:hanging="2"/>
                     <w:jc w:val="center"/>
                     <w:rPr>
@@ -12509,7 +12484,7 @@
                 </w:tcPr>
                 <w:p>
                   <w:pPr>
-                    <w:framePr w:hSpace="180" w:wrap="around" w:vAnchor="text" w:hAnchor="text" w:x="122" w:y="1"/>
+                    <w:framePr w:hSpace="180" w:wrap="around" w:vAnchor="text" w:hAnchor="margin" w:y="-15"/>
                     <w:ind w:left="0" w:hanging="2"/>
                     <w:rPr>
                       <w:rFonts w:ascii="Arial" w:eastAsia="Arial" w:hAnsi="Arial" w:cs="Arial"/>
@@ -12543,7 +12518,7 @@
                 </w:tcPr>
                 <w:p>
                   <w:pPr>
-                    <w:framePr w:hSpace="180" w:wrap="around" w:vAnchor="text" w:hAnchor="text" w:x="122" w:y="1"/>
+                    <w:framePr w:hSpace="180" w:wrap="around" w:vAnchor="text" w:hAnchor="margin" w:y="-15"/>
                     <w:ind w:left="0" w:hanging="2"/>
                     <w:jc w:val="both"/>
                     <w:rPr>
@@ -12880,7 +12855,7 @@
       </w:tr>
       <w:tr>
         <w:trPr>
-          <w:trHeight w:val="3200"/>
+          <w:trHeight w:val="841"/>
         </w:trPr>
         <w:tc>
           <w:tcPr>
@@ -12980,6 +12955,17 @@
               <w:t>IBC :</w:t>
             </w:r>
             <w:proofErr w:type="gramEnd"/>
+          </w:p>
+          <w:p>
+            <w:pPr>
+              <w:ind w:left="0" w:hanging="2"/>
+              <w:textDirection w:val="lrTb"/>
+              <w:rPr>
+                <w:rFonts w:ascii="Arial" w:eastAsia="Arial" w:hAnsi="Arial" w:cs="Arial"/>
+                <w:sz w:val="20"/>
+                <w:szCs w:val="20"/>
+              </w:rPr>
+            </w:pPr>
           </w:p>
           <w:tbl>
             <w:tblPr>
@@ -13007,7 +12993,7 @@
                 </w:tcPr>
                 <w:p>
                   <w:pPr>
-                    <w:framePr w:hSpace="180" w:wrap="around" w:vAnchor="text" w:hAnchor="text" w:x="122" w:y="1"/>
+                    <w:framePr w:hSpace="180" w:wrap="around" w:vAnchor="text" w:hAnchor="margin" w:y="-15"/>
                     <w:tabs>
                       <w:tab w:val="left" w:pos="1096"/>
                     </w:tabs>
@@ -13047,7 +13033,7 @@
                 </w:tcPr>
                 <w:p>
                   <w:pPr>
-                    <w:framePr w:hSpace="180" w:wrap="around" w:vAnchor="text" w:hAnchor="text" w:x="122" w:y="1"/>
+                    <w:framePr w:hSpace="180" w:wrap="around" w:vAnchor="text" w:hAnchor="margin" w:y="-15"/>
                     <w:tabs>
                       <w:tab w:val="left" w:pos="1164"/>
                     </w:tabs>
@@ -13076,7 +13062,7 @@
                 </w:tcPr>
                 <w:p>
                   <w:pPr>
-                    <w:framePr w:hSpace="180" w:wrap="around" w:vAnchor="text" w:hAnchor="text" w:x="122" w:y="1"/>
+                    <w:framePr w:hSpace="180" w:wrap="around" w:vAnchor="text" w:hAnchor="margin" w:y="-15"/>
                     <w:tabs>
                       <w:tab w:val="left" w:pos="1164"/>
                     </w:tabs>
@@ -13111,7 +13097,7 @@
                 </w:tcPr>
                 <w:p>
                   <w:pPr>
-                    <w:framePr w:hSpace="180" w:wrap="around" w:vAnchor="text" w:hAnchor="text" w:x="122" w:y="1"/>
+                    <w:framePr w:hSpace="180" w:wrap="around" w:vAnchor="text" w:hAnchor="margin" w:y="-15"/>
                     <w:widowControl w:val="0"/>
                     <w:pBdr>
                       <w:top w:val="nil"/>
@@ -13140,7 +13126,7 @@
                 </w:tcPr>
                 <w:p>
                   <w:pPr>
-                    <w:framePr w:hSpace="180" w:wrap="around" w:vAnchor="text" w:hAnchor="text" w:x="122" w:y="1"/>
+                    <w:framePr w:hSpace="180" w:wrap="around" w:vAnchor="text" w:hAnchor="margin" w:y="-15"/>
                     <w:tabs>
                       <w:tab w:val="left" w:pos="1164"/>
                     </w:tabs>
@@ -13177,7 +13163,7 @@
                 </w:tcPr>
                 <w:p>
                   <w:pPr>
-                    <w:framePr w:hSpace="180" w:wrap="around" w:vAnchor="text" w:hAnchor="text" w:x="122" w:y="1"/>
+                    <w:framePr w:hSpace="180" w:wrap="around" w:vAnchor="text" w:hAnchor="margin" w:y="-15"/>
                     <w:widowControl w:val="0"/>
                     <w:pBdr>
                       <w:top w:val="nil"/>
@@ -13208,7 +13194,7 @@
                 </w:tcPr>
                 <w:p>
                   <w:pPr>
-                    <w:framePr w:hSpace="180" w:wrap="around" w:vAnchor="text" w:hAnchor="text" w:x="122" w:y="1"/>
+                    <w:framePr w:hSpace="180" w:wrap="around" w:vAnchor="text" w:hAnchor="margin" w:y="-15"/>
                     <w:ind w:left="0" w:right="-1" w:hanging="2"/>
                     <w:rPr>
                       <w:rFonts w:ascii="Arial" w:eastAsia="Arial" w:hAnsi="Arial" w:cs="Arial"/>
@@ -13233,7 +13219,7 @@
                 </w:tcPr>
                 <w:p>
                   <w:pPr>
-                    <w:framePr w:hSpace="180" w:wrap="around" w:vAnchor="text" w:hAnchor="text" w:x="122" w:y="1"/>
+                    <w:framePr w:hSpace="180" w:wrap="around" w:vAnchor="text" w:hAnchor="margin" w:y="-15"/>
                     <w:tabs>
                       <w:tab w:val="left" w:pos="1164"/>
                     </w:tabs>
@@ -13260,7 +13246,21 @@
                 </w:tcPr>
                 <w:p>
                   <w:pPr>
-                    <w:framePr w:hSpace="180" w:wrap="around" w:vAnchor="text" w:hAnchor="text" w:x="122" w:y="1"/>
+                    <w:framePr w:hSpace="180" w:wrap="around" w:vAnchor="text" w:hAnchor="margin" w:y="-15"/>
+                    <w:tabs>
+                      <w:tab w:val="left" w:pos="1164"/>
+                    </w:tabs>
+                    <w:ind w:left="0" w:hanging="2"/>
+                    <w:rPr>
+                      <w:rFonts w:ascii="Arial" w:eastAsia="Arial" w:hAnsi="Arial" w:cs="Arial"/>
+                      <w:sz w:val="20"/>
+                      <w:szCs w:val="20"/>
+                    </w:rPr>
+                  </w:pPr>
+                </w:p>
+                <w:p>
+                  <w:pPr>
+                    <w:framePr w:hSpace="180" w:wrap="around" w:vAnchor="text" w:hAnchor="margin" w:y="-15"/>
                     <w:tabs>
                       <w:tab w:val="left" w:pos="1164"/>
                     </w:tabs>
@@ -13280,7 +13280,7 @@
               <w:tabs>
                 <w:tab w:val="left" w:pos="280"/>
               </w:tabs>
-              <w:ind w:left="0" w:hanging="2"/>
+              <w:ind w:leftChars="0" w:left="0" w:firstLineChars="0" w:firstLine="0"/>
               <w:textDirection w:val="lrTb"/>
               <w:rPr>
                 <w:rFonts w:ascii="Arial" w:eastAsia="Arial" w:hAnsi="Arial" w:cs="Arial"/>
@@ -13686,6 +13686,7 @@
                 <w:sz w:val="20"/>
                 <w:szCs w:val="20"/>
               </w:rPr>
+              <w:lastRenderedPageBreak/>
               <w:t>{rendemen_0_total} – {rendemen_2_total}</w:t>
             </w:r>
             <w:r>
@@ -13732,11 +13733,12 @@
               <w:tabs>
                 <w:tab w:val="left" w:pos="280"/>
               </w:tabs>
-              <w:spacing w:before="60"/>
-              <w:ind w:leftChars="0" w:left="0" w:firstLineChars="0" w:firstLine="0"/>
+              <w:ind w:left="0" w:hanging="2"/>
+              <w:contextualSpacing/>
               <w:textDirection w:val="lrTb"/>
               <w:rPr>
-                <w:rFonts w:ascii="Arial" w:eastAsia="Arial" w:hAnsi="Arial" w:cs="Arial"/>
+                <w:rFonts w:ascii="Arial" w:eastAsia="Arial Narrow" w:hAnsi="Arial" w:cs="Arial"/>
+                <w:b/>
                 <w:sz w:val="20"/>
                 <w:szCs w:val="20"/>
               </w:rPr>
@@ -13923,7 +13925,7 @@
                 </w:tcPr>
                 <w:p>
                   <w:pPr>
-                    <w:framePr w:hSpace="180" w:wrap="around" w:vAnchor="text" w:hAnchor="text" w:x="122" w:y="1"/>
+                    <w:framePr w:hSpace="180" w:wrap="around" w:vAnchor="text" w:hAnchor="margin" w:y="-15"/>
                     <w:ind w:left="0" w:right="-61" w:hanging="2"/>
                     <w:rPr>
                       <w:rFonts w:ascii="Arial" w:eastAsia="Arial" w:hAnsi="Arial" w:cs="Arial"/>
@@ -13974,7 +13976,7 @@
                 </w:tcPr>
                 <w:p>
                   <w:pPr>
-                    <w:framePr w:hSpace="180" w:wrap="around" w:vAnchor="text" w:hAnchor="text" w:x="122" w:y="1"/>
+                    <w:framePr w:hSpace="180" w:wrap="around" w:vAnchor="text" w:hAnchor="margin" w:y="-15"/>
                     <w:ind w:left="0" w:hanging="2"/>
                     <w:jc w:val="both"/>
                     <w:rPr>
@@ -14004,7 +14006,7 @@
                 </w:tcPr>
                 <w:p>
                   <w:pPr>
-                    <w:framePr w:hSpace="180" w:wrap="around" w:vAnchor="text" w:hAnchor="text" w:x="122" w:y="1"/>
+                    <w:framePr w:hSpace="180" w:wrap="around" w:vAnchor="text" w:hAnchor="margin" w:y="-15"/>
                     <w:ind w:left="0" w:hanging="2"/>
                     <w:jc w:val="both"/>
                     <w:rPr>
@@ -14056,7 +14058,7 @@
                 </w:tcPr>
                 <w:p>
                   <w:pPr>
-                    <w:framePr w:hSpace="180" w:wrap="around" w:vAnchor="text" w:hAnchor="text" w:x="122" w:y="1"/>
+                    <w:framePr w:hSpace="180" w:wrap="around" w:vAnchor="text" w:hAnchor="margin" w:y="-15"/>
                     <w:ind w:left="0" w:hanging="2"/>
                     <w:jc w:val="both"/>
                     <w:rPr>
@@ -14134,7 +14136,6 @@
                 <w:sz w:val="20"/>
                 <w:szCs w:val="20"/>
               </w:rPr>
-              <w:lastRenderedPageBreak/>
               <w:t>NO.</w:t>
             </w:r>
           </w:p>
@@ -14881,6 +14882,7 @@
                 <w:lang w:val="en-US"/>
               </w:rPr>
             </w:pPr>
+            <w:proofErr w:type="spellStart"/>
             <w:r>
               <w:rPr>
                 <w:rFonts w:ascii="Arial" w:eastAsia="Arial Unicode MS" w:hAnsi="Arial" w:cs="Arial"/>
@@ -14888,8 +14890,120 @@
                 <w:szCs w:val="20"/>
                 <w:lang w:val="fi-FI"/>
               </w:rPr>
-              <w:t>Sebelum mulai proses, periksa dan pastikan :</w:t>
-            </w:r>
+              <w:t>Sebelum</w:t>
+            </w:r>
+            <w:proofErr w:type="spellEnd"/>
+            <w:r>
+              <w:rPr>
+                <w:rFonts w:ascii="Arial" w:eastAsia="Arial Unicode MS" w:hAnsi="Arial" w:cs="Arial"/>
+                <w:sz w:val="20"/>
+                <w:szCs w:val="20"/>
+                <w:lang w:val="fi-FI"/>
+              </w:rPr>
+              <w:t xml:space="preserve"> </w:t>
+            </w:r>
+            <w:proofErr w:type="spellStart"/>
+            <w:r>
+              <w:rPr>
+                <w:rFonts w:ascii="Arial" w:eastAsia="Arial Unicode MS" w:hAnsi="Arial" w:cs="Arial"/>
+                <w:sz w:val="20"/>
+                <w:szCs w:val="20"/>
+                <w:lang w:val="fi-FI"/>
+              </w:rPr>
+              <w:t>mulai</w:t>
+            </w:r>
+            <w:proofErr w:type="spellEnd"/>
+            <w:r>
+              <w:rPr>
+                <w:rFonts w:ascii="Arial" w:eastAsia="Arial Unicode MS" w:hAnsi="Arial" w:cs="Arial"/>
+                <w:sz w:val="20"/>
+                <w:szCs w:val="20"/>
+                <w:lang w:val="fi-FI"/>
+              </w:rPr>
+              <w:t xml:space="preserve"> </w:t>
+            </w:r>
+            <w:proofErr w:type="spellStart"/>
+            <w:r>
+              <w:rPr>
+                <w:rFonts w:ascii="Arial" w:eastAsia="Arial Unicode MS" w:hAnsi="Arial" w:cs="Arial"/>
+                <w:sz w:val="20"/>
+                <w:szCs w:val="20"/>
+                <w:lang w:val="fi-FI"/>
+              </w:rPr>
+              <w:t>proses</w:t>
+            </w:r>
+            <w:proofErr w:type="spellEnd"/>
+            <w:r>
+              <w:rPr>
+                <w:rFonts w:ascii="Arial" w:eastAsia="Arial Unicode MS" w:hAnsi="Arial" w:cs="Arial"/>
+                <w:sz w:val="20"/>
+                <w:szCs w:val="20"/>
+                <w:lang w:val="fi-FI"/>
+              </w:rPr>
+              <w:t xml:space="preserve">, </w:t>
+            </w:r>
+            <w:proofErr w:type="spellStart"/>
+            <w:r>
+              <w:rPr>
+                <w:rFonts w:ascii="Arial" w:eastAsia="Arial Unicode MS" w:hAnsi="Arial" w:cs="Arial"/>
+                <w:sz w:val="20"/>
+                <w:szCs w:val="20"/>
+                <w:lang w:val="fi-FI"/>
+              </w:rPr>
+              <w:t>periksa</w:t>
+            </w:r>
+            <w:proofErr w:type="spellEnd"/>
+            <w:r>
+              <w:rPr>
+                <w:rFonts w:ascii="Arial" w:eastAsia="Arial Unicode MS" w:hAnsi="Arial" w:cs="Arial"/>
+                <w:sz w:val="20"/>
+                <w:szCs w:val="20"/>
+                <w:lang w:val="fi-FI"/>
+              </w:rPr>
+              <w:t xml:space="preserve"> </w:t>
+            </w:r>
+            <w:proofErr w:type="spellStart"/>
+            <w:r>
+              <w:rPr>
+                <w:rFonts w:ascii="Arial" w:eastAsia="Arial Unicode MS" w:hAnsi="Arial" w:cs="Arial"/>
+                <w:sz w:val="20"/>
+                <w:szCs w:val="20"/>
+                <w:lang w:val="fi-FI"/>
+              </w:rPr>
+              <w:t>dan</w:t>
+            </w:r>
+            <w:proofErr w:type="spellEnd"/>
+            <w:r>
+              <w:rPr>
+                <w:rFonts w:ascii="Arial" w:eastAsia="Arial Unicode MS" w:hAnsi="Arial" w:cs="Arial"/>
+                <w:sz w:val="20"/>
+                <w:szCs w:val="20"/>
+                <w:lang w:val="fi-FI"/>
+              </w:rPr>
+              <w:t xml:space="preserve"> </w:t>
+            </w:r>
+            <w:proofErr w:type="spellStart"/>
+            <w:proofErr w:type="gramStart"/>
+            <w:r>
+              <w:rPr>
+                <w:rFonts w:ascii="Arial" w:eastAsia="Arial Unicode MS" w:hAnsi="Arial" w:cs="Arial"/>
+                <w:sz w:val="20"/>
+                <w:szCs w:val="20"/>
+                <w:lang w:val="fi-FI"/>
+              </w:rPr>
+              <w:t>pastikan</w:t>
+            </w:r>
+            <w:proofErr w:type="spellEnd"/>
+            <w:r>
+              <w:rPr>
+                <w:rFonts w:ascii="Arial" w:eastAsia="Arial Unicode MS" w:hAnsi="Arial" w:cs="Arial"/>
+                <w:sz w:val="20"/>
+                <w:szCs w:val="20"/>
+                <w:lang w:val="fi-FI"/>
+              </w:rPr>
+              <w:t xml:space="preserve"> :</w:t>
+            </w:r>
+            <w:proofErr w:type="gramEnd"/>
           </w:p>
           <w:p>
             <w:pPr>
@@ -14911,6 +15025,7 @@
                 <w:lang w:val="sv-SE"/>
               </w:rPr>
             </w:pPr>
+            <w:proofErr w:type="spellStart"/>
             <w:r>
               <w:rPr>
                 <w:rFonts w:ascii="Arial" w:eastAsia="Arial Unicode MS" w:hAnsi="Arial" w:cs="Arial"/>
@@ -14918,7 +15033,77 @@
                 <w:szCs w:val="20"/>
                 <w:lang w:val="sv-SE"/>
               </w:rPr>
-              <w:t xml:space="preserve">Suhu dan RH ruangan memenuhi syarat </w:t>
+              <w:t>Suhu</w:t>
+            </w:r>
+            <w:proofErr w:type="spellEnd"/>
+            <w:r>
+              <w:rPr>
+                <w:rFonts w:ascii="Arial" w:eastAsia="Arial Unicode MS" w:hAnsi="Arial" w:cs="Arial"/>
+                <w:sz w:val="20"/>
+                <w:szCs w:val="20"/>
+                <w:lang w:val="sv-SE"/>
+              </w:rPr>
+              <w:t xml:space="preserve"> dan RH </w:t>
+            </w:r>
+            <w:proofErr w:type="spellStart"/>
+            <w:r>
+              <w:rPr>
+                <w:rFonts w:ascii="Arial" w:eastAsia="Arial Unicode MS" w:hAnsi="Arial" w:cs="Arial"/>
+                <w:sz w:val="20"/>
+                <w:szCs w:val="20"/>
+                <w:lang w:val="sv-SE"/>
+              </w:rPr>
+              <w:t>ruangan</w:t>
+            </w:r>
+            <w:proofErr w:type="spellEnd"/>
+            <w:r>
+              <w:rPr>
+                <w:rFonts w:ascii="Arial" w:eastAsia="Arial Unicode MS" w:hAnsi="Arial" w:cs="Arial"/>
+                <w:sz w:val="20"/>
+                <w:szCs w:val="20"/>
+                <w:lang w:val="sv-SE"/>
+              </w:rPr>
+              <w:t xml:space="preserve"> </w:t>
+            </w:r>
+            <w:proofErr w:type="spellStart"/>
+            <w:r>
+              <w:rPr>
+                <w:rFonts w:ascii="Arial" w:eastAsia="Arial Unicode MS" w:hAnsi="Arial" w:cs="Arial"/>
+                <w:sz w:val="20"/>
+                <w:szCs w:val="20"/>
+                <w:lang w:val="sv-SE"/>
+              </w:rPr>
+              <w:t>memenuhi</w:t>
+            </w:r>
+            <w:proofErr w:type="spellEnd"/>
+            <w:r>
+              <w:rPr>
+                <w:rFonts w:ascii="Arial" w:eastAsia="Arial Unicode MS" w:hAnsi="Arial" w:cs="Arial"/>
+                <w:sz w:val="20"/>
+                <w:szCs w:val="20"/>
+                <w:lang w:val="sv-SE"/>
+              </w:rPr>
+              <w:t xml:space="preserve"> </w:t>
+            </w:r>
+            <w:proofErr w:type="spellStart"/>
+            <w:r>
+              <w:rPr>
+                <w:rFonts w:ascii="Arial" w:eastAsia="Arial Unicode MS" w:hAnsi="Arial" w:cs="Arial"/>
+                <w:sz w:val="20"/>
+                <w:szCs w:val="20"/>
+                <w:lang w:val="sv-SE"/>
+              </w:rPr>
+              <w:t>syarat</w:t>
+            </w:r>
+            <w:proofErr w:type="spellEnd"/>
+            <w:r>
+              <w:rPr>
+                <w:rFonts w:ascii="Arial" w:eastAsia="Arial Unicode MS" w:hAnsi="Arial" w:cs="Arial"/>
+                <w:sz w:val="20"/>
+                <w:szCs w:val="20"/>
+                <w:lang w:val="sv-SE"/>
+              </w:rPr>
+              <w:t xml:space="preserve"> </w:t>
             </w:r>
             <w:r>
               <w:rPr>
@@ -14930,6 +15115,7 @@
               </w:rPr>
               <w:t>(</w:t>
             </w:r>
+            <w:proofErr w:type="spellStart"/>
             <w:r>
               <w:rPr>
                 <w:rFonts w:ascii="Arial" w:eastAsia="Arial Unicode MS" w:hAnsi="Arial" w:cs="Arial"/>
@@ -14938,7 +15124,40 @@
                 <w:szCs w:val="20"/>
                 <w:lang w:val="sv-SE"/>
               </w:rPr>
-              <w:t xml:space="preserve">Suhu 20-27°C, RH </w:t>
+              <w:t>Suhu</w:t>
+            </w:r>
+            <w:proofErr w:type="spellEnd"/>
+            <w:r>
+              <w:rPr>
+                <w:rFonts w:ascii="Arial" w:eastAsia="Arial Unicode MS" w:hAnsi="Arial" w:cs="Arial"/>
+                <w:b/>
+                <w:sz w:val="20"/>
+                <w:szCs w:val="20"/>
+                <w:lang w:val="sv-SE"/>
+              </w:rPr>
+              <w:t xml:space="preserve"> </w:t>
+            </w:r>
+            <w:proofErr w:type="gramStart"/>
+            <w:r>
+              <w:rPr>
+                <w:rFonts w:ascii="Arial" w:eastAsia="Arial Unicode MS" w:hAnsi="Arial" w:cs="Arial"/>
+                <w:b/>
+                <w:sz w:val="20"/>
+                <w:szCs w:val="20"/>
+                <w:lang w:val="sv-SE"/>
+              </w:rPr>
+              <w:t>20-27</w:t>
+            </w:r>
+            <w:proofErr w:type="gramEnd"/>
+            <w:r>
+              <w:rPr>
+                <w:rFonts w:ascii="Arial" w:eastAsia="Arial Unicode MS" w:hAnsi="Arial" w:cs="Arial"/>
+                <w:b/>
+                <w:sz w:val="20"/>
+                <w:szCs w:val="20"/>
+                <w:lang w:val="sv-SE"/>
+              </w:rPr>
+              <w:t xml:space="preserve">°C, RH </w:t>
             </w:r>
             <w:r>
               <w:rPr>
@@ -14980,6 +15199,7 @@
                 <w:lang w:val="sv-SE"/>
               </w:rPr>
             </w:pPr>
+            <w:proofErr w:type="spellStart"/>
             <w:r>
               <w:rPr>
                 <w:rFonts w:ascii="Arial" w:eastAsia="Arial Unicode MS" w:hAnsi="Arial" w:cs="Arial"/>
@@ -14987,7 +15207,217 @@
                 <w:szCs w:val="20"/>
                 <w:lang w:val="sv-SE"/>
               </w:rPr>
-              <w:t>Alat dan mesin yang akan digunakan dalam kondisi bersih / siap pakai. Catat nomor IBC</w:t>
+              <w:t>Alat</w:t>
+            </w:r>
+            <w:proofErr w:type="spellEnd"/>
+            <w:r>
+              <w:rPr>
+                <w:rFonts w:ascii="Arial" w:eastAsia="Arial Unicode MS" w:hAnsi="Arial" w:cs="Arial"/>
+                <w:sz w:val="20"/>
+                <w:szCs w:val="20"/>
+                <w:lang w:val="sv-SE"/>
+              </w:rPr>
+              <w:t xml:space="preserve"> dan </w:t>
+            </w:r>
+            <w:proofErr w:type="spellStart"/>
+            <w:r>
+              <w:rPr>
+                <w:rFonts w:ascii="Arial" w:eastAsia="Arial Unicode MS" w:hAnsi="Arial" w:cs="Arial"/>
+                <w:sz w:val="20"/>
+                <w:szCs w:val="20"/>
+                <w:lang w:val="sv-SE"/>
+              </w:rPr>
+              <w:t>mesin</w:t>
+            </w:r>
+            <w:proofErr w:type="spellEnd"/>
+            <w:r>
+              <w:rPr>
+                <w:rFonts w:ascii="Arial" w:eastAsia="Arial Unicode MS" w:hAnsi="Arial" w:cs="Arial"/>
+                <w:sz w:val="20"/>
+                <w:szCs w:val="20"/>
+                <w:lang w:val="sv-SE"/>
+              </w:rPr>
+              <w:t xml:space="preserve"> </w:t>
+            </w:r>
+            <w:proofErr w:type="gramStart"/>
+            <w:r>
+              <w:rPr>
+                <w:rFonts w:ascii="Arial" w:eastAsia="Arial Unicode MS" w:hAnsi="Arial" w:cs="Arial"/>
+                <w:sz w:val="20"/>
+                <w:szCs w:val="20"/>
+                <w:lang w:val="sv-SE"/>
+              </w:rPr>
+              <w:t>yang akan</w:t>
+            </w:r>
+            <w:proofErr w:type="gramEnd"/>
+            <w:r>
+              <w:rPr>
+                <w:rFonts w:ascii="Arial" w:eastAsia="Arial Unicode MS" w:hAnsi="Arial" w:cs="Arial"/>
+                <w:sz w:val="20"/>
+                <w:szCs w:val="20"/>
+                <w:lang w:val="sv-SE"/>
+              </w:rPr>
+              <w:t xml:space="preserve"> </w:t>
+            </w:r>
+            <w:proofErr w:type="spellStart"/>
+            <w:r>
+              <w:rPr>
+                <w:rFonts w:ascii="Arial" w:eastAsia="Arial Unicode MS" w:hAnsi="Arial" w:cs="Arial"/>
+                <w:sz w:val="20"/>
+                <w:szCs w:val="20"/>
+                <w:lang w:val="sv-SE"/>
+              </w:rPr>
+              <w:t>digunakan</w:t>
+            </w:r>
+            <w:proofErr w:type="spellEnd"/>
+            <w:r>
+              <w:rPr>
+                <w:rFonts w:ascii="Arial" w:eastAsia="Arial Unicode MS" w:hAnsi="Arial" w:cs="Arial"/>
+                <w:sz w:val="20"/>
+                <w:szCs w:val="20"/>
+                <w:lang w:val="sv-SE"/>
+              </w:rPr>
+              <w:t xml:space="preserve"> </w:t>
+            </w:r>
+            <w:proofErr w:type="spellStart"/>
+            <w:r>
+              <w:rPr>
+                <w:rFonts w:ascii="Arial" w:eastAsia="Arial Unicode MS" w:hAnsi="Arial" w:cs="Arial"/>
+                <w:sz w:val="20"/>
+                <w:szCs w:val="20"/>
+                <w:lang w:val="sv-SE"/>
+              </w:rPr>
+              <w:t>dalam</w:t>
+            </w:r>
+            <w:proofErr w:type="spellEnd"/>
+            <w:r>
+              <w:rPr>
+                <w:rFonts w:ascii="Arial" w:eastAsia="Arial Unicode MS" w:hAnsi="Arial" w:cs="Arial"/>
+                <w:sz w:val="20"/>
+                <w:szCs w:val="20"/>
+                <w:lang w:val="sv-SE"/>
+              </w:rPr>
+              <w:t xml:space="preserve"> </w:t>
+            </w:r>
+            <w:proofErr w:type="spellStart"/>
+            <w:r>
+              <w:rPr>
+                <w:rFonts w:ascii="Arial" w:eastAsia="Arial Unicode MS" w:hAnsi="Arial" w:cs="Arial"/>
+                <w:sz w:val="20"/>
+                <w:szCs w:val="20"/>
+                <w:lang w:val="sv-SE"/>
+              </w:rPr>
+              <w:t>kondisi</w:t>
+            </w:r>
+            <w:proofErr w:type="spellEnd"/>
+            <w:r>
+              <w:rPr>
+                <w:rFonts w:ascii="Arial" w:eastAsia="Arial Unicode MS" w:hAnsi="Arial" w:cs="Arial"/>
+                <w:sz w:val="20"/>
+                <w:szCs w:val="20"/>
+                <w:lang w:val="sv-SE"/>
+              </w:rPr>
+              <w:t xml:space="preserve"> </w:t>
+            </w:r>
+            <w:proofErr w:type="spellStart"/>
+            <w:r>
+              <w:rPr>
+                <w:rFonts w:ascii="Arial" w:eastAsia="Arial Unicode MS" w:hAnsi="Arial" w:cs="Arial"/>
+                <w:sz w:val="20"/>
+                <w:szCs w:val="20"/>
+                <w:lang w:val="sv-SE"/>
+              </w:rPr>
+              <w:t>bersih</w:t>
+            </w:r>
+            <w:proofErr w:type="spellEnd"/>
+            <w:r>
+              <w:rPr>
+                <w:rFonts w:ascii="Arial" w:eastAsia="Arial Unicode MS" w:hAnsi="Arial" w:cs="Arial"/>
+                <w:sz w:val="20"/>
+                <w:szCs w:val="20"/>
+                <w:lang w:val="sv-SE"/>
+              </w:rPr>
+              <w:t xml:space="preserve"> / </w:t>
+            </w:r>
+            <w:proofErr w:type="spellStart"/>
+            <w:r>
+              <w:rPr>
+                <w:rFonts w:ascii="Arial" w:eastAsia="Arial Unicode MS" w:hAnsi="Arial" w:cs="Arial"/>
+                <w:sz w:val="20"/>
+                <w:szCs w:val="20"/>
+                <w:lang w:val="sv-SE"/>
+              </w:rPr>
+              <w:t>siap</w:t>
+            </w:r>
+            <w:proofErr w:type="spellEnd"/>
+            <w:r>
+              <w:rPr>
+                <w:rFonts w:ascii="Arial" w:eastAsia="Arial Unicode MS" w:hAnsi="Arial" w:cs="Arial"/>
+                <w:sz w:val="20"/>
+                <w:szCs w:val="20"/>
+                <w:lang w:val="sv-SE"/>
+              </w:rPr>
+              <w:t xml:space="preserve"> </w:t>
+            </w:r>
+            <w:proofErr w:type="spellStart"/>
+            <w:r>
+              <w:rPr>
+                <w:rFonts w:ascii="Arial" w:eastAsia="Arial Unicode MS" w:hAnsi="Arial" w:cs="Arial"/>
+                <w:sz w:val="20"/>
+                <w:szCs w:val="20"/>
+                <w:lang w:val="sv-SE"/>
+              </w:rPr>
+              <w:t>pakai</w:t>
+            </w:r>
+            <w:proofErr w:type="spellEnd"/>
+            <w:r>
+              <w:rPr>
+                <w:rFonts w:ascii="Arial" w:eastAsia="Arial Unicode MS" w:hAnsi="Arial" w:cs="Arial"/>
+                <w:sz w:val="20"/>
+                <w:szCs w:val="20"/>
+                <w:lang w:val="sv-SE"/>
+              </w:rPr>
+              <w:t xml:space="preserve">. </w:t>
+            </w:r>
+            <w:proofErr w:type="spellStart"/>
+            <w:r>
+              <w:rPr>
+                <w:rFonts w:ascii="Arial" w:eastAsia="Arial Unicode MS" w:hAnsi="Arial" w:cs="Arial"/>
+                <w:sz w:val="20"/>
+                <w:szCs w:val="20"/>
+                <w:lang w:val="sv-SE"/>
+              </w:rPr>
+              <w:t>Catat</w:t>
+            </w:r>
+            <w:proofErr w:type="spellEnd"/>
+            <w:r>
+              <w:rPr>
+                <w:rFonts w:ascii="Arial" w:eastAsia="Arial Unicode MS" w:hAnsi="Arial" w:cs="Arial"/>
+                <w:sz w:val="20"/>
+                <w:szCs w:val="20"/>
+                <w:lang w:val="sv-SE"/>
+              </w:rPr>
+              <w:t xml:space="preserve"> </w:t>
+            </w:r>
+            <w:proofErr w:type="spellStart"/>
+            <w:r>
+              <w:rPr>
+                <w:rFonts w:ascii="Arial" w:eastAsia="Arial Unicode MS" w:hAnsi="Arial" w:cs="Arial"/>
+                <w:sz w:val="20"/>
+                <w:szCs w:val="20"/>
+                <w:lang w:val="sv-SE"/>
+              </w:rPr>
+              <w:t>nomor</w:t>
+            </w:r>
+            <w:proofErr w:type="spellEnd"/>
+            <w:r>
+              <w:rPr>
+                <w:rFonts w:ascii="Arial" w:eastAsia="Arial Unicode MS" w:hAnsi="Arial" w:cs="Arial"/>
+                <w:sz w:val="20"/>
+                <w:szCs w:val="20"/>
+                <w:lang w:val="sv-SE"/>
+              </w:rPr>
+              <w:t xml:space="preserve"> IBC</w:t>
             </w:r>
           </w:p>
           <w:p>
@@ -15010,6 +15440,7 @@
                 <w:lang w:val="sv-SE"/>
               </w:rPr>
             </w:pPr>
+            <w:proofErr w:type="spellStart"/>
             <w:r>
               <w:rPr>
                 <w:rFonts w:ascii="Arial" w:eastAsia="Arial Unicode MS" w:hAnsi="Arial" w:cs="Arial"/>
@@ -15017,7 +15448,117 @@
                 <w:szCs w:val="20"/>
                 <w:lang w:val="sv-SE"/>
               </w:rPr>
-              <w:t>Tidak ada dokumen batch / produk lain.</w:t>
+              <w:t>Tidak</w:t>
+            </w:r>
+            <w:proofErr w:type="spellEnd"/>
+            <w:r>
+              <w:rPr>
+                <w:rFonts w:ascii="Arial" w:eastAsia="Arial Unicode MS" w:hAnsi="Arial" w:cs="Arial"/>
+                <w:sz w:val="20"/>
+                <w:szCs w:val="20"/>
+                <w:lang w:val="sv-SE"/>
+              </w:rPr>
+              <w:t xml:space="preserve"> </w:t>
+            </w:r>
+            <w:proofErr w:type="spellStart"/>
+            <w:r>
+              <w:rPr>
+                <w:rFonts w:ascii="Arial" w:eastAsia="Arial Unicode MS" w:hAnsi="Arial" w:cs="Arial"/>
+                <w:sz w:val="20"/>
+                <w:szCs w:val="20"/>
+                <w:lang w:val="sv-SE"/>
+              </w:rPr>
+              <w:t>ada</w:t>
+            </w:r>
+            <w:proofErr w:type="spellEnd"/>
+            <w:r>
+              <w:rPr>
+                <w:rFonts w:ascii="Arial" w:eastAsia="Arial Unicode MS" w:hAnsi="Arial" w:cs="Arial"/>
+                <w:sz w:val="20"/>
+                <w:szCs w:val="20"/>
+                <w:lang w:val="sv-SE"/>
+              </w:rPr>
+              <w:t xml:space="preserve"> </w:t>
+            </w:r>
+            <w:proofErr w:type="spellStart"/>
+            <w:r>
+              <w:rPr>
+                <w:rFonts w:ascii="Arial" w:eastAsia="Arial Unicode MS" w:hAnsi="Arial" w:cs="Arial"/>
+                <w:sz w:val="20"/>
+                <w:szCs w:val="20"/>
+                <w:lang w:val="sv-SE"/>
+              </w:rPr>
+              <w:t>dokumen</w:t>
+            </w:r>
+            <w:proofErr w:type="spellEnd"/>
+            <w:r>
+              <w:rPr>
+                <w:rFonts w:ascii="Arial" w:eastAsia="Arial Unicode MS" w:hAnsi="Arial" w:cs="Arial"/>
+                <w:sz w:val="20"/>
+                <w:szCs w:val="20"/>
+                <w:lang w:val="sv-SE"/>
+              </w:rPr>
+              <w:t xml:space="preserve"> </w:t>
+            </w:r>
+            <w:proofErr w:type="spellStart"/>
+            <w:r>
+              <w:rPr>
+                <w:rFonts w:ascii="Arial" w:eastAsia="Arial Unicode MS" w:hAnsi="Arial" w:cs="Arial"/>
+                <w:sz w:val="20"/>
+                <w:szCs w:val="20"/>
+                <w:lang w:val="sv-SE"/>
+              </w:rPr>
+              <w:t>batch</w:t>
+            </w:r>
+            <w:proofErr w:type="spellEnd"/>
+            <w:r>
+              <w:rPr>
+                <w:rFonts w:ascii="Arial" w:eastAsia="Arial Unicode MS" w:hAnsi="Arial" w:cs="Arial"/>
+                <w:sz w:val="20"/>
+                <w:szCs w:val="20"/>
+                <w:lang w:val="sv-SE"/>
+              </w:rPr>
+              <w:t xml:space="preserve"> / </w:t>
+            </w:r>
+            <w:proofErr w:type="spellStart"/>
+            <w:r>
+              <w:rPr>
+                <w:rFonts w:ascii="Arial" w:eastAsia="Arial Unicode MS" w:hAnsi="Arial" w:cs="Arial"/>
+                <w:sz w:val="20"/>
+                <w:szCs w:val="20"/>
+                <w:lang w:val="sv-SE"/>
+              </w:rPr>
+              <w:t>produk</w:t>
+            </w:r>
+            <w:proofErr w:type="spellEnd"/>
+            <w:r>
+              <w:rPr>
+                <w:rFonts w:ascii="Arial" w:eastAsia="Arial Unicode MS" w:hAnsi="Arial" w:cs="Arial"/>
+                <w:sz w:val="20"/>
+                <w:szCs w:val="20"/>
+                <w:lang w:val="sv-SE"/>
+              </w:rPr>
+              <w:t xml:space="preserve"> </w:t>
+            </w:r>
+            <w:proofErr w:type="spellStart"/>
+            <w:r>
+              <w:rPr>
+                <w:rFonts w:ascii="Arial" w:eastAsia="Arial Unicode MS" w:hAnsi="Arial" w:cs="Arial"/>
+                <w:sz w:val="20"/>
+                <w:szCs w:val="20"/>
+                <w:lang w:val="sv-SE"/>
+              </w:rPr>
+              <w:t>lain</w:t>
+            </w:r>
+            <w:proofErr w:type="spellEnd"/>
+            <w:r>
+              <w:rPr>
+                <w:rFonts w:ascii="Arial" w:eastAsia="Arial Unicode MS" w:hAnsi="Arial" w:cs="Arial"/>
+                <w:sz w:val="20"/>
+                <w:szCs w:val="20"/>
+                <w:lang w:val="sv-SE"/>
+              </w:rPr>
+              <w:t>.</w:t>
             </w:r>
           </w:p>
           <w:p>
@@ -15040,6 +15581,7 @@
                 <w:lang w:val="sv-SE"/>
               </w:rPr>
             </w:pPr>
+            <w:proofErr w:type="spellStart"/>
             <w:r>
               <w:rPr>
                 <w:rFonts w:ascii="Arial" w:eastAsia="Arial Unicode MS" w:hAnsi="Arial" w:cs="Arial"/>
@@ -15047,7 +15589,97 @@
                 <w:szCs w:val="20"/>
                 <w:lang w:val="sv-SE"/>
               </w:rPr>
-              <w:t>Penimbangan dilakukan sesuai dengan Sistem GEA SCADA</w:t>
+              <w:t>Penimbangan</w:t>
+            </w:r>
+            <w:proofErr w:type="spellEnd"/>
+            <w:r>
+              <w:rPr>
+                <w:rFonts w:ascii="Arial" w:eastAsia="Arial Unicode MS" w:hAnsi="Arial" w:cs="Arial"/>
+                <w:sz w:val="20"/>
+                <w:szCs w:val="20"/>
+                <w:lang w:val="sv-SE"/>
+              </w:rPr>
+              <w:t xml:space="preserve"> </w:t>
+            </w:r>
+            <w:proofErr w:type="spellStart"/>
+            <w:r>
+              <w:rPr>
+                <w:rFonts w:ascii="Arial" w:eastAsia="Arial Unicode MS" w:hAnsi="Arial" w:cs="Arial"/>
+                <w:sz w:val="20"/>
+                <w:szCs w:val="20"/>
+                <w:lang w:val="sv-SE"/>
+              </w:rPr>
+              <w:t>dilakukan</w:t>
+            </w:r>
+            <w:proofErr w:type="spellEnd"/>
+            <w:r>
+              <w:rPr>
+                <w:rFonts w:ascii="Arial" w:eastAsia="Arial Unicode MS" w:hAnsi="Arial" w:cs="Arial"/>
+                <w:sz w:val="20"/>
+                <w:szCs w:val="20"/>
+                <w:lang w:val="sv-SE"/>
+              </w:rPr>
+              <w:t xml:space="preserve"> </w:t>
+            </w:r>
+            <w:proofErr w:type="spellStart"/>
+            <w:r>
+              <w:rPr>
+                <w:rFonts w:ascii="Arial" w:eastAsia="Arial Unicode MS" w:hAnsi="Arial" w:cs="Arial"/>
+                <w:sz w:val="20"/>
+                <w:szCs w:val="20"/>
+                <w:lang w:val="sv-SE"/>
+              </w:rPr>
+              <w:t>sesuai</w:t>
+            </w:r>
+            <w:proofErr w:type="spellEnd"/>
+            <w:r>
+              <w:rPr>
+                <w:rFonts w:ascii="Arial" w:eastAsia="Arial Unicode MS" w:hAnsi="Arial" w:cs="Arial"/>
+                <w:sz w:val="20"/>
+                <w:szCs w:val="20"/>
+                <w:lang w:val="sv-SE"/>
+              </w:rPr>
+              <w:t xml:space="preserve"> </w:t>
+            </w:r>
+            <w:proofErr w:type="spellStart"/>
+            <w:r>
+              <w:rPr>
+                <w:rFonts w:ascii="Arial" w:eastAsia="Arial Unicode MS" w:hAnsi="Arial" w:cs="Arial"/>
+                <w:sz w:val="20"/>
+                <w:szCs w:val="20"/>
+                <w:lang w:val="sv-SE"/>
+              </w:rPr>
+              <w:t>dengan</w:t>
+            </w:r>
+            <w:proofErr w:type="spellEnd"/>
+            <w:r>
+              <w:rPr>
+                <w:rFonts w:ascii="Arial" w:eastAsia="Arial Unicode MS" w:hAnsi="Arial" w:cs="Arial"/>
+                <w:sz w:val="20"/>
+                <w:szCs w:val="20"/>
+                <w:lang w:val="sv-SE"/>
+              </w:rPr>
+              <w:t xml:space="preserve"> </w:t>
+            </w:r>
+            <w:proofErr w:type="spellStart"/>
+            <w:r>
+              <w:rPr>
+                <w:rFonts w:ascii="Arial" w:eastAsia="Arial Unicode MS" w:hAnsi="Arial" w:cs="Arial"/>
+                <w:sz w:val="20"/>
+                <w:szCs w:val="20"/>
+                <w:lang w:val="sv-SE"/>
+              </w:rPr>
+              <w:t>Sistem</w:t>
+            </w:r>
+            <w:proofErr w:type="spellEnd"/>
+            <w:r>
+              <w:rPr>
+                <w:rFonts w:ascii="Arial" w:eastAsia="Arial Unicode MS" w:hAnsi="Arial" w:cs="Arial"/>
+                <w:sz w:val="20"/>
+                <w:szCs w:val="20"/>
+                <w:lang w:val="sv-SE"/>
+              </w:rPr>
+              <w:t xml:space="preserve"> GEA SCADA</w:t>
             </w:r>
           </w:p>
         </w:tc>
@@ -15430,6 +16062,7 @@
                       <w:lang w:val="sv-SE"/>
                     </w:rPr>
                   </w:pPr>
+                  <w:proofErr w:type="spellStart"/>
                   <w:r>
                     <w:rPr>
                       <w:rFonts w:ascii="Arial" w:eastAsia="Arial Unicode MS" w:hAnsi="Arial" w:cs="Arial"/>
@@ -15437,7 +16070,37 @@
                       <w:szCs w:val="20"/>
                       <w:lang w:val="sv-SE"/>
                     </w:rPr>
-                    <w:t>Waktu (menit)</w:t>
+                    <w:t>Waktu</w:t>
+                  </w:r>
+                  <w:proofErr w:type="spellEnd"/>
+                  <w:r>
+                    <w:rPr>
+                      <w:rFonts w:ascii="Arial" w:eastAsia="Arial Unicode MS" w:hAnsi="Arial" w:cs="Arial"/>
+                      <w:sz w:val="20"/>
+                      <w:szCs w:val="20"/>
+                      <w:lang w:val="sv-SE"/>
+                    </w:rPr>
+                    <w:t xml:space="preserve"> (</w:t>
+                  </w:r>
+                  <w:proofErr w:type="spellStart"/>
+                  <w:r>
+                    <w:rPr>
+                      <w:rFonts w:ascii="Arial" w:eastAsia="Arial Unicode MS" w:hAnsi="Arial" w:cs="Arial"/>
+                      <w:sz w:val="20"/>
+                      <w:szCs w:val="20"/>
+                      <w:lang w:val="sv-SE"/>
+                    </w:rPr>
+                    <w:t>menit</w:t>
+                  </w:r>
+                  <w:proofErr w:type="spellEnd"/>
+                  <w:r>
+                    <w:rPr>
+                      <w:rFonts w:ascii="Arial" w:eastAsia="Arial Unicode MS" w:hAnsi="Arial" w:cs="Arial"/>
+                      <w:sz w:val="20"/>
+                      <w:szCs w:val="20"/>
+                      <w:lang w:val="sv-SE"/>
+                    </w:rPr>
+                    <w:t>)</w:t>
                   </w:r>
                 </w:p>
               </w:tc>
@@ -15496,7 +16159,47 @@
                 <w:szCs w:val="20"/>
                 <w:lang w:val="sv-SE"/>
               </w:rPr>
-              <w:t xml:space="preserve">Data di RFID berubah menjadi </w:t>
+              <w:t xml:space="preserve">Data di RFID </w:t>
+            </w:r>
+            <w:proofErr w:type="spellStart"/>
+            <w:r>
+              <w:rPr>
+                <w:rFonts w:ascii="Arial" w:eastAsia="Arial Unicode MS" w:hAnsi="Arial" w:cs="Arial"/>
+                <w:sz w:val="20"/>
+                <w:szCs w:val="20"/>
+                <w:lang w:val="sv-SE"/>
+              </w:rPr>
+              <w:t>berubah</w:t>
+            </w:r>
+            <w:proofErr w:type="spellEnd"/>
+            <w:r>
+              <w:rPr>
+                <w:rFonts w:ascii="Arial" w:eastAsia="Arial Unicode MS" w:hAnsi="Arial" w:cs="Arial"/>
+                <w:sz w:val="20"/>
+                <w:szCs w:val="20"/>
+                <w:lang w:val="sv-SE"/>
+              </w:rPr>
+              <w:t xml:space="preserve"> </w:t>
+            </w:r>
+            <w:proofErr w:type="spellStart"/>
+            <w:r>
+              <w:rPr>
+                <w:rFonts w:ascii="Arial" w:eastAsia="Arial Unicode MS" w:hAnsi="Arial" w:cs="Arial"/>
+                <w:sz w:val="20"/>
+                <w:szCs w:val="20"/>
+                <w:lang w:val="sv-SE"/>
+              </w:rPr>
+              <w:t>menjadi</w:t>
+            </w:r>
+            <w:proofErr w:type="spellEnd"/>
+            <w:r>
+              <w:rPr>
+                <w:rFonts w:ascii="Arial" w:eastAsia="Arial Unicode MS" w:hAnsi="Arial" w:cs="Arial"/>
+                <w:sz w:val="20"/>
+                <w:szCs w:val="20"/>
+                <w:lang w:val="sv-SE"/>
+              </w:rPr>
+              <w:t xml:space="preserve"> </w:t>
             </w:r>
             <w:r>
               <w:rPr>
@@ -15507,6 +16210,7 @@
               </w:rPr>
               <w:t>“</w:t>
             </w:r>
+            <w:proofErr w:type="spellStart"/>
             <w:r>
               <w:rPr>
                 <w:rFonts w:ascii="Arial" w:eastAsia="Arial Unicode MS" w:hAnsi="Arial" w:cs="Arial"/>
@@ -15515,7 +16219,18 @@
                 <w:szCs w:val="20"/>
                 <w:lang w:val="sv-SE"/>
               </w:rPr>
-              <w:t>Blended”</w:t>
+              <w:t>Blended</w:t>
+            </w:r>
+            <w:proofErr w:type="spellEnd"/>
+            <w:r>
+              <w:rPr>
+                <w:rFonts w:ascii="Arial" w:eastAsia="Arial Unicode MS" w:hAnsi="Arial" w:cs="Arial"/>
+                <w:b/>
+                <w:sz w:val="20"/>
+                <w:szCs w:val="20"/>
+                <w:lang w:val="sv-SE"/>
+              </w:rPr>
+              <w:t>”</w:t>
             </w:r>
             <w:r>
               <w:rPr>
@@ -15598,6 +16313,7 @@
                       <w:lang w:val="fi-FI"/>
                     </w:rPr>
                   </w:pPr>
+                  <w:proofErr w:type="spellStart"/>
                   <w:r>
                     <w:rPr>
                       <w:rFonts w:ascii="Arial" w:eastAsia="Arial Unicode MS" w:hAnsi="Arial" w:cs="Arial"/>
@@ -15606,6 +16322,7 @@
                     </w:rPr>
                     <w:t>Actual</w:t>
                   </w:r>
+                  <w:proofErr w:type="spellEnd"/>
                 </w:p>
               </w:tc>
             </w:tr>
@@ -17447,7 +18164,25 @@
                 <w:sz w:val="20"/>
                 <w:szCs w:val="20"/>
               </w:rPr>
-              <w:t xml:space="preserve"> &amp; Paraf           </w:t>
+              <w:t xml:space="preserve"> &amp; </w:t>
+            </w:r>
+            <w:proofErr w:type="spellStart"/>
+            <w:r>
+              <w:rPr>
+                <w:rFonts w:ascii="Arial" w:eastAsia="Arial" w:hAnsi="Arial" w:cs="Arial"/>
+                <w:sz w:val="20"/>
+                <w:szCs w:val="20"/>
+              </w:rPr>
+              <w:t>Paraf</w:t>
+            </w:r>
+            <w:proofErr w:type="spellEnd"/>
+            <w:r>
+              <w:rPr>
+                <w:rFonts w:ascii="Arial" w:eastAsia="Arial" w:hAnsi="Arial" w:cs="Arial"/>
+                <w:sz w:val="20"/>
+                <w:szCs w:val="20"/>
+              </w:rPr>
+              <w:t xml:space="preserve">           </w:t>
             </w:r>
           </w:p>
         </w:tc>
@@ -17896,6 +18631,7 @@
                 <w:sz w:val="20"/>
                 <w:szCs w:val="20"/>
               </w:rPr>
+              <w:lastRenderedPageBreak/>
               <w:t>Paraf</w:t>
             </w:r>
             <w:proofErr w:type="spellEnd"/>
@@ -22167,7 +22903,25 @@
                 <w:sz w:val="20"/>
                 <w:szCs w:val="20"/>
               </w:rPr>
-              <w:t xml:space="preserve"> 2. Catat no IBC</w:t>
+              <w:t xml:space="preserve"> 2. </w:t>
+            </w:r>
+            <w:proofErr w:type="spellStart"/>
+            <w:r>
+              <w:rPr>
+                <w:rFonts w:ascii="Arial" w:eastAsia="Arial" w:hAnsi="Arial" w:cs="Arial"/>
+                <w:sz w:val="20"/>
+                <w:szCs w:val="20"/>
+              </w:rPr>
+              <w:t>Catat</w:t>
+            </w:r>
+            <w:proofErr w:type="spellEnd"/>
+            <w:r>
+              <w:rPr>
+                <w:rFonts w:ascii="Arial" w:eastAsia="Arial" w:hAnsi="Arial" w:cs="Arial"/>
+                <w:sz w:val="20"/>
+                <w:szCs w:val="20"/>
+              </w:rPr>
+              <w:t xml:space="preserve"> no IBC</w:t>
             </w:r>
           </w:p>
           <w:p>
@@ -24885,6 +25639,7 @@
                 <w:lang w:val="en-US"/>
               </w:rPr>
             </w:pPr>
+            <w:proofErr w:type="spellStart"/>
             <w:r>
               <w:rPr>
                 <w:rFonts w:ascii="Arial" w:eastAsia="Arial Unicode MS" w:hAnsi="Arial" w:cs="Arial"/>
@@ -24892,8 +25647,120 @@
                 <w:szCs w:val="20"/>
                 <w:lang w:val="fi-FI"/>
               </w:rPr>
-              <w:t>Sebelum mulai proses, periksa dan pastikan :</w:t>
-            </w:r>
+              <w:t>Sebelum</w:t>
+            </w:r>
+            <w:proofErr w:type="spellEnd"/>
+            <w:r>
+              <w:rPr>
+                <w:rFonts w:ascii="Arial" w:eastAsia="Arial Unicode MS" w:hAnsi="Arial" w:cs="Arial"/>
+                <w:sz w:val="20"/>
+                <w:szCs w:val="20"/>
+                <w:lang w:val="fi-FI"/>
+              </w:rPr>
+              <w:t xml:space="preserve"> </w:t>
+            </w:r>
+            <w:proofErr w:type="spellStart"/>
+            <w:r>
+              <w:rPr>
+                <w:rFonts w:ascii="Arial" w:eastAsia="Arial Unicode MS" w:hAnsi="Arial" w:cs="Arial"/>
+                <w:sz w:val="20"/>
+                <w:szCs w:val="20"/>
+                <w:lang w:val="fi-FI"/>
+              </w:rPr>
+              <w:t>mulai</w:t>
+            </w:r>
+            <w:proofErr w:type="spellEnd"/>
+            <w:r>
+              <w:rPr>
+                <w:rFonts w:ascii="Arial" w:eastAsia="Arial Unicode MS" w:hAnsi="Arial" w:cs="Arial"/>
+                <w:sz w:val="20"/>
+                <w:szCs w:val="20"/>
+                <w:lang w:val="fi-FI"/>
+              </w:rPr>
+              <w:t xml:space="preserve"> </w:t>
+            </w:r>
+            <w:proofErr w:type="spellStart"/>
+            <w:r>
+              <w:rPr>
+                <w:rFonts w:ascii="Arial" w:eastAsia="Arial Unicode MS" w:hAnsi="Arial" w:cs="Arial"/>
+                <w:sz w:val="20"/>
+                <w:szCs w:val="20"/>
+                <w:lang w:val="fi-FI"/>
+              </w:rPr>
+              <w:t>proses</w:t>
+            </w:r>
+            <w:proofErr w:type="spellEnd"/>
+            <w:r>
+              <w:rPr>
+                <w:rFonts w:ascii="Arial" w:eastAsia="Arial Unicode MS" w:hAnsi="Arial" w:cs="Arial"/>
+                <w:sz w:val="20"/>
+                <w:szCs w:val="20"/>
+                <w:lang w:val="fi-FI"/>
+              </w:rPr>
+              <w:t xml:space="preserve">, </w:t>
+            </w:r>
+            <w:proofErr w:type="spellStart"/>
+            <w:r>
+              <w:rPr>
+                <w:rFonts w:ascii="Arial" w:eastAsia="Arial Unicode MS" w:hAnsi="Arial" w:cs="Arial"/>
+                <w:sz w:val="20"/>
+                <w:szCs w:val="20"/>
+                <w:lang w:val="fi-FI"/>
+              </w:rPr>
+              <w:t>periksa</w:t>
+            </w:r>
+            <w:proofErr w:type="spellEnd"/>
+            <w:r>
+              <w:rPr>
+                <w:rFonts w:ascii="Arial" w:eastAsia="Arial Unicode MS" w:hAnsi="Arial" w:cs="Arial"/>
+                <w:sz w:val="20"/>
+                <w:szCs w:val="20"/>
+                <w:lang w:val="fi-FI"/>
+              </w:rPr>
+              <w:t xml:space="preserve"> </w:t>
+            </w:r>
+            <w:proofErr w:type="spellStart"/>
+            <w:r>
+              <w:rPr>
+                <w:rFonts w:ascii="Arial" w:eastAsia="Arial Unicode MS" w:hAnsi="Arial" w:cs="Arial"/>
+                <w:sz w:val="20"/>
+                <w:szCs w:val="20"/>
+                <w:lang w:val="fi-FI"/>
+              </w:rPr>
+              <w:t>dan</w:t>
+            </w:r>
+            <w:proofErr w:type="spellEnd"/>
+            <w:r>
+              <w:rPr>
+                <w:rFonts w:ascii="Arial" w:eastAsia="Arial Unicode MS" w:hAnsi="Arial" w:cs="Arial"/>
+                <w:sz w:val="20"/>
+                <w:szCs w:val="20"/>
+                <w:lang w:val="fi-FI"/>
+              </w:rPr>
+              <w:t xml:space="preserve"> </w:t>
+            </w:r>
+            <w:proofErr w:type="spellStart"/>
+            <w:proofErr w:type="gramStart"/>
+            <w:r>
+              <w:rPr>
+                <w:rFonts w:ascii="Arial" w:eastAsia="Arial Unicode MS" w:hAnsi="Arial" w:cs="Arial"/>
+                <w:sz w:val="20"/>
+                <w:szCs w:val="20"/>
+                <w:lang w:val="fi-FI"/>
+              </w:rPr>
+              <w:t>pastikan</w:t>
+            </w:r>
+            <w:proofErr w:type="spellEnd"/>
+            <w:r>
+              <w:rPr>
+                <w:rFonts w:ascii="Arial" w:eastAsia="Arial Unicode MS" w:hAnsi="Arial" w:cs="Arial"/>
+                <w:sz w:val="20"/>
+                <w:szCs w:val="20"/>
+                <w:lang w:val="fi-FI"/>
+              </w:rPr>
+              <w:t xml:space="preserve"> :</w:t>
+            </w:r>
+            <w:proofErr w:type="gramEnd"/>
           </w:p>
           <w:p>
             <w:pPr>
@@ -24915,6 +25782,7 @@
                 <w:lang w:val="sv-SE"/>
               </w:rPr>
             </w:pPr>
+            <w:proofErr w:type="spellStart"/>
             <w:r>
               <w:rPr>
                 <w:rFonts w:ascii="Arial" w:eastAsia="Arial Unicode MS" w:hAnsi="Arial" w:cs="Arial"/>
@@ -24922,7 +25790,77 @@
                 <w:szCs w:val="20"/>
                 <w:lang w:val="sv-SE"/>
               </w:rPr>
-              <w:t xml:space="preserve">Suhu dan RH ruangan memenuhi syarat </w:t>
+              <w:t>Suhu</w:t>
+            </w:r>
+            <w:proofErr w:type="spellEnd"/>
+            <w:r>
+              <w:rPr>
+                <w:rFonts w:ascii="Arial" w:eastAsia="Arial Unicode MS" w:hAnsi="Arial" w:cs="Arial"/>
+                <w:sz w:val="20"/>
+                <w:szCs w:val="20"/>
+                <w:lang w:val="sv-SE"/>
+              </w:rPr>
+              <w:t xml:space="preserve"> dan RH </w:t>
+            </w:r>
+            <w:proofErr w:type="spellStart"/>
+            <w:r>
+              <w:rPr>
+                <w:rFonts w:ascii="Arial" w:eastAsia="Arial Unicode MS" w:hAnsi="Arial" w:cs="Arial"/>
+                <w:sz w:val="20"/>
+                <w:szCs w:val="20"/>
+                <w:lang w:val="sv-SE"/>
+              </w:rPr>
+              <w:t>ruangan</w:t>
+            </w:r>
+            <w:proofErr w:type="spellEnd"/>
+            <w:r>
+              <w:rPr>
+                <w:rFonts w:ascii="Arial" w:eastAsia="Arial Unicode MS" w:hAnsi="Arial" w:cs="Arial"/>
+                <w:sz w:val="20"/>
+                <w:szCs w:val="20"/>
+                <w:lang w:val="sv-SE"/>
+              </w:rPr>
+              <w:t xml:space="preserve"> </w:t>
+            </w:r>
+            <w:proofErr w:type="spellStart"/>
+            <w:r>
+              <w:rPr>
+                <w:rFonts w:ascii="Arial" w:eastAsia="Arial Unicode MS" w:hAnsi="Arial" w:cs="Arial"/>
+                <w:sz w:val="20"/>
+                <w:szCs w:val="20"/>
+                <w:lang w:val="sv-SE"/>
+              </w:rPr>
+              <w:t>memenuhi</w:t>
+            </w:r>
+            <w:proofErr w:type="spellEnd"/>
+            <w:r>
+              <w:rPr>
+                <w:rFonts w:ascii="Arial" w:eastAsia="Arial Unicode MS" w:hAnsi="Arial" w:cs="Arial"/>
+                <w:sz w:val="20"/>
+                <w:szCs w:val="20"/>
+                <w:lang w:val="sv-SE"/>
+              </w:rPr>
+              <w:t xml:space="preserve"> </w:t>
+            </w:r>
+            <w:proofErr w:type="spellStart"/>
+            <w:r>
+              <w:rPr>
+                <w:rFonts w:ascii="Arial" w:eastAsia="Arial Unicode MS" w:hAnsi="Arial" w:cs="Arial"/>
+                <w:sz w:val="20"/>
+                <w:szCs w:val="20"/>
+                <w:lang w:val="sv-SE"/>
+              </w:rPr>
+              <w:t>syarat</w:t>
+            </w:r>
+            <w:proofErr w:type="spellEnd"/>
+            <w:r>
+              <w:rPr>
+                <w:rFonts w:ascii="Arial" w:eastAsia="Arial Unicode MS" w:hAnsi="Arial" w:cs="Arial"/>
+                <w:sz w:val="20"/>
+                <w:szCs w:val="20"/>
+                <w:lang w:val="sv-SE"/>
+              </w:rPr>
+              <w:t xml:space="preserve"> </w:t>
             </w:r>
             <w:r>
               <w:rPr>
@@ -24934,6 +25872,7 @@
               </w:rPr>
               <w:t>(</w:t>
             </w:r>
+            <w:proofErr w:type="spellStart"/>
             <w:r>
               <w:rPr>
                 <w:rFonts w:ascii="Arial" w:eastAsia="Arial Unicode MS" w:hAnsi="Arial" w:cs="Arial"/>
@@ -24942,7 +25881,40 @@
                 <w:szCs w:val="20"/>
                 <w:lang w:val="sv-SE"/>
               </w:rPr>
-              <w:t xml:space="preserve">Suhu 20-27°C, RH </w:t>
+              <w:t>Suhu</w:t>
+            </w:r>
+            <w:proofErr w:type="spellEnd"/>
+            <w:r>
+              <w:rPr>
+                <w:rFonts w:ascii="Arial" w:eastAsia="Arial Unicode MS" w:hAnsi="Arial" w:cs="Arial"/>
+                <w:b/>
+                <w:sz w:val="20"/>
+                <w:szCs w:val="20"/>
+                <w:lang w:val="sv-SE"/>
+              </w:rPr>
+              <w:t xml:space="preserve"> </w:t>
+            </w:r>
+            <w:proofErr w:type="gramStart"/>
+            <w:r>
+              <w:rPr>
+                <w:rFonts w:ascii="Arial" w:eastAsia="Arial Unicode MS" w:hAnsi="Arial" w:cs="Arial"/>
+                <w:b/>
+                <w:sz w:val="20"/>
+                <w:szCs w:val="20"/>
+                <w:lang w:val="sv-SE"/>
+              </w:rPr>
+              <w:t>20-27</w:t>
+            </w:r>
+            <w:proofErr w:type="gramEnd"/>
+            <w:r>
+              <w:rPr>
+                <w:rFonts w:ascii="Arial" w:eastAsia="Arial Unicode MS" w:hAnsi="Arial" w:cs="Arial"/>
+                <w:b/>
+                <w:sz w:val="20"/>
+                <w:szCs w:val="20"/>
+                <w:lang w:val="sv-SE"/>
+              </w:rPr>
+              <w:t xml:space="preserve">°C, RH </w:t>
             </w:r>
             <w:r>
               <w:rPr>
@@ -24984,6 +25956,7 @@
                 <w:lang w:val="sv-SE"/>
               </w:rPr>
             </w:pPr>
+            <w:proofErr w:type="spellStart"/>
             <w:r>
               <w:rPr>
                 <w:rFonts w:ascii="Arial" w:eastAsia="Arial Unicode MS" w:hAnsi="Arial" w:cs="Arial"/>
@@ -24991,7 +25964,217 @@
                 <w:szCs w:val="20"/>
                 <w:lang w:val="sv-SE"/>
               </w:rPr>
-              <w:t>Alat dan mesin yang akan digunakan dalam kondisi bersih / siap pakai. Catat nomor IBC</w:t>
+              <w:t>Alat</w:t>
+            </w:r>
+            <w:proofErr w:type="spellEnd"/>
+            <w:r>
+              <w:rPr>
+                <w:rFonts w:ascii="Arial" w:eastAsia="Arial Unicode MS" w:hAnsi="Arial" w:cs="Arial"/>
+                <w:sz w:val="20"/>
+                <w:szCs w:val="20"/>
+                <w:lang w:val="sv-SE"/>
+              </w:rPr>
+              <w:t xml:space="preserve"> dan </w:t>
+            </w:r>
+            <w:proofErr w:type="spellStart"/>
+            <w:r>
+              <w:rPr>
+                <w:rFonts w:ascii="Arial" w:eastAsia="Arial Unicode MS" w:hAnsi="Arial" w:cs="Arial"/>
+                <w:sz w:val="20"/>
+                <w:szCs w:val="20"/>
+                <w:lang w:val="sv-SE"/>
+              </w:rPr>
+              <w:t>mesin</w:t>
+            </w:r>
+            <w:proofErr w:type="spellEnd"/>
+            <w:r>
+              <w:rPr>
+                <w:rFonts w:ascii="Arial" w:eastAsia="Arial Unicode MS" w:hAnsi="Arial" w:cs="Arial"/>
+                <w:sz w:val="20"/>
+                <w:szCs w:val="20"/>
+                <w:lang w:val="sv-SE"/>
+              </w:rPr>
+              <w:t xml:space="preserve"> </w:t>
+            </w:r>
+            <w:proofErr w:type="gramStart"/>
+            <w:r>
+              <w:rPr>
+                <w:rFonts w:ascii="Arial" w:eastAsia="Arial Unicode MS" w:hAnsi="Arial" w:cs="Arial"/>
+                <w:sz w:val="20"/>
+                <w:szCs w:val="20"/>
+                <w:lang w:val="sv-SE"/>
+              </w:rPr>
+              <w:t>yang akan</w:t>
+            </w:r>
+            <w:proofErr w:type="gramEnd"/>
+            <w:r>
+              <w:rPr>
+                <w:rFonts w:ascii="Arial" w:eastAsia="Arial Unicode MS" w:hAnsi="Arial" w:cs="Arial"/>
+                <w:sz w:val="20"/>
+                <w:szCs w:val="20"/>
+                <w:lang w:val="sv-SE"/>
+              </w:rPr>
+              <w:t xml:space="preserve"> </w:t>
+            </w:r>
+            <w:proofErr w:type="spellStart"/>
+            <w:r>
+              <w:rPr>
+                <w:rFonts w:ascii="Arial" w:eastAsia="Arial Unicode MS" w:hAnsi="Arial" w:cs="Arial"/>
+                <w:sz w:val="20"/>
+                <w:szCs w:val="20"/>
+                <w:lang w:val="sv-SE"/>
+              </w:rPr>
+              <w:t>digunakan</w:t>
+            </w:r>
+            <w:proofErr w:type="spellEnd"/>
+            <w:r>
+              <w:rPr>
+                <w:rFonts w:ascii="Arial" w:eastAsia="Arial Unicode MS" w:hAnsi="Arial" w:cs="Arial"/>
+                <w:sz w:val="20"/>
+                <w:szCs w:val="20"/>
+                <w:lang w:val="sv-SE"/>
+              </w:rPr>
+              <w:t xml:space="preserve"> </w:t>
+            </w:r>
+            <w:proofErr w:type="spellStart"/>
+            <w:r>
+              <w:rPr>
+                <w:rFonts w:ascii="Arial" w:eastAsia="Arial Unicode MS" w:hAnsi="Arial" w:cs="Arial"/>
+                <w:sz w:val="20"/>
+                <w:szCs w:val="20"/>
+                <w:lang w:val="sv-SE"/>
+              </w:rPr>
+              <w:t>dalam</w:t>
+            </w:r>
+            <w:proofErr w:type="spellEnd"/>
+            <w:r>
+              <w:rPr>
+                <w:rFonts w:ascii="Arial" w:eastAsia="Arial Unicode MS" w:hAnsi="Arial" w:cs="Arial"/>
+                <w:sz w:val="20"/>
+                <w:szCs w:val="20"/>
+                <w:lang w:val="sv-SE"/>
+              </w:rPr>
+              <w:t xml:space="preserve"> </w:t>
+            </w:r>
+            <w:proofErr w:type="spellStart"/>
+            <w:r>
+              <w:rPr>
+                <w:rFonts w:ascii="Arial" w:eastAsia="Arial Unicode MS" w:hAnsi="Arial" w:cs="Arial"/>
+                <w:sz w:val="20"/>
+                <w:szCs w:val="20"/>
+                <w:lang w:val="sv-SE"/>
+              </w:rPr>
+              <w:t>kondisi</w:t>
+            </w:r>
+            <w:proofErr w:type="spellEnd"/>
+            <w:r>
+              <w:rPr>
+                <w:rFonts w:ascii="Arial" w:eastAsia="Arial Unicode MS" w:hAnsi="Arial" w:cs="Arial"/>
+                <w:sz w:val="20"/>
+                <w:szCs w:val="20"/>
+                <w:lang w:val="sv-SE"/>
+              </w:rPr>
+              <w:t xml:space="preserve"> </w:t>
+            </w:r>
+            <w:proofErr w:type="spellStart"/>
+            <w:r>
+              <w:rPr>
+                <w:rFonts w:ascii="Arial" w:eastAsia="Arial Unicode MS" w:hAnsi="Arial" w:cs="Arial"/>
+                <w:sz w:val="20"/>
+                <w:szCs w:val="20"/>
+                <w:lang w:val="sv-SE"/>
+              </w:rPr>
+              <w:t>bersih</w:t>
+            </w:r>
+            <w:proofErr w:type="spellEnd"/>
+            <w:r>
+              <w:rPr>
+                <w:rFonts w:ascii="Arial" w:eastAsia="Arial Unicode MS" w:hAnsi="Arial" w:cs="Arial"/>
+                <w:sz w:val="20"/>
+                <w:szCs w:val="20"/>
+                <w:lang w:val="sv-SE"/>
+              </w:rPr>
+              <w:t xml:space="preserve"> / </w:t>
+            </w:r>
+            <w:proofErr w:type="spellStart"/>
+            <w:r>
+              <w:rPr>
+                <w:rFonts w:ascii="Arial" w:eastAsia="Arial Unicode MS" w:hAnsi="Arial" w:cs="Arial"/>
+                <w:sz w:val="20"/>
+                <w:szCs w:val="20"/>
+                <w:lang w:val="sv-SE"/>
+              </w:rPr>
+              <w:t>siap</w:t>
+            </w:r>
+            <w:proofErr w:type="spellEnd"/>
+            <w:r>
+              <w:rPr>
+                <w:rFonts w:ascii="Arial" w:eastAsia="Arial Unicode MS" w:hAnsi="Arial" w:cs="Arial"/>
+                <w:sz w:val="20"/>
+                <w:szCs w:val="20"/>
+                <w:lang w:val="sv-SE"/>
+              </w:rPr>
+              <w:t xml:space="preserve"> </w:t>
+            </w:r>
+            <w:proofErr w:type="spellStart"/>
+            <w:r>
+              <w:rPr>
+                <w:rFonts w:ascii="Arial" w:eastAsia="Arial Unicode MS" w:hAnsi="Arial" w:cs="Arial"/>
+                <w:sz w:val="20"/>
+                <w:szCs w:val="20"/>
+                <w:lang w:val="sv-SE"/>
+              </w:rPr>
+              <w:t>pakai</w:t>
+            </w:r>
+            <w:proofErr w:type="spellEnd"/>
+            <w:r>
+              <w:rPr>
+                <w:rFonts w:ascii="Arial" w:eastAsia="Arial Unicode MS" w:hAnsi="Arial" w:cs="Arial"/>
+                <w:sz w:val="20"/>
+                <w:szCs w:val="20"/>
+                <w:lang w:val="sv-SE"/>
+              </w:rPr>
+              <w:t xml:space="preserve">. </w:t>
+            </w:r>
+            <w:proofErr w:type="spellStart"/>
+            <w:r>
+              <w:rPr>
+                <w:rFonts w:ascii="Arial" w:eastAsia="Arial Unicode MS" w:hAnsi="Arial" w:cs="Arial"/>
+                <w:sz w:val="20"/>
+                <w:szCs w:val="20"/>
+                <w:lang w:val="sv-SE"/>
+              </w:rPr>
+              <w:t>Catat</w:t>
+            </w:r>
+            <w:proofErr w:type="spellEnd"/>
+            <w:r>
+              <w:rPr>
+                <w:rFonts w:ascii="Arial" w:eastAsia="Arial Unicode MS" w:hAnsi="Arial" w:cs="Arial"/>
+                <w:sz w:val="20"/>
+                <w:szCs w:val="20"/>
+                <w:lang w:val="sv-SE"/>
+              </w:rPr>
+              <w:t xml:space="preserve"> </w:t>
+            </w:r>
+            <w:proofErr w:type="spellStart"/>
+            <w:r>
+              <w:rPr>
+                <w:rFonts w:ascii="Arial" w:eastAsia="Arial Unicode MS" w:hAnsi="Arial" w:cs="Arial"/>
+                <w:sz w:val="20"/>
+                <w:szCs w:val="20"/>
+                <w:lang w:val="sv-SE"/>
+              </w:rPr>
+              <w:t>nomor</w:t>
+            </w:r>
+            <w:proofErr w:type="spellEnd"/>
+            <w:r>
+              <w:rPr>
+                <w:rFonts w:ascii="Arial" w:eastAsia="Arial Unicode MS" w:hAnsi="Arial" w:cs="Arial"/>
+                <w:sz w:val="20"/>
+                <w:szCs w:val="20"/>
+                <w:lang w:val="sv-SE"/>
+              </w:rPr>
+              <w:t xml:space="preserve"> IBC</w:t>
             </w:r>
           </w:p>
           <w:p>
@@ -25014,6 +26197,7 @@
                 <w:lang w:val="sv-SE"/>
               </w:rPr>
             </w:pPr>
+            <w:proofErr w:type="spellStart"/>
             <w:r>
               <w:rPr>
                 <w:rFonts w:ascii="Arial" w:eastAsia="Arial Unicode MS" w:hAnsi="Arial" w:cs="Arial"/>
@@ -25021,7 +26205,117 @@
                 <w:szCs w:val="20"/>
                 <w:lang w:val="sv-SE"/>
               </w:rPr>
-              <w:t>Tidak ada dokumen batch / produk lain.</w:t>
+              <w:t>Tidak</w:t>
+            </w:r>
+            <w:proofErr w:type="spellEnd"/>
+            <w:r>
+              <w:rPr>
+                <w:rFonts w:ascii="Arial" w:eastAsia="Arial Unicode MS" w:hAnsi="Arial" w:cs="Arial"/>
+                <w:sz w:val="20"/>
+                <w:szCs w:val="20"/>
+                <w:lang w:val="sv-SE"/>
+              </w:rPr>
+              <w:t xml:space="preserve"> </w:t>
+            </w:r>
+            <w:proofErr w:type="spellStart"/>
+            <w:r>
+              <w:rPr>
+                <w:rFonts w:ascii="Arial" w:eastAsia="Arial Unicode MS" w:hAnsi="Arial" w:cs="Arial"/>
+                <w:sz w:val="20"/>
+                <w:szCs w:val="20"/>
+                <w:lang w:val="sv-SE"/>
+              </w:rPr>
+              <w:t>ada</w:t>
+            </w:r>
+            <w:proofErr w:type="spellEnd"/>
+            <w:r>
+              <w:rPr>
+                <w:rFonts w:ascii="Arial" w:eastAsia="Arial Unicode MS" w:hAnsi="Arial" w:cs="Arial"/>
+                <w:sz w:val="20"/>
+                <w:szCs w:val="20"/>
+                <w:lang w:val="sv-SE"/>
+              </w:rPr>
+              <w:t xml:space="preserve"> </w:t>
+            </w:r>
+            <w:proofErr w:type="spellStart"/>
+            <w:r>
+              <w:rPr>
+                <w:rFonts w:ascii="Arial" w:eastAsia="Arial Unicode MS" w:hAnsi="Arial" w:cs="Arial"/>
+                <w:sz w:val="20"/>
+                <w:szCs w:val="20"/>
+                <w:lang w:val="sv-SE"/>
+              </w:rPr>
+              <w:t>dokumen</w:t>
+            </w:r>
+            <w:proofErr w:type="spellEnd"/>
+            <w:r>
+              <w:rPr>
+                <w:rFonts w:ascii="Arial" w:eastAsia="Arial Unicode MS" w:hAnsi="Arial" w:cs="Arial"/>
+                <w:sz w:val="20"/>
+                <w:szCs w:val="20"/>
+                <w:lang w:val="sv-SE"/>
+              </w:rPr>
+              <w:t xml:space="preserve"> </w:t>
+            </w:r>
+            <w:proofErr w:type="spellStart"/>
+            <w:r>
+              <w:rPr>
+                <w:rFonts w:ascii="Arial" w:eastAsia="Arial Unicode MS" w:hAnsi="Arial" w:cs="Arial"/>
+                <w:sz w:val="20"/>
+                <w:szCs w:val="20"/>
+                <w:lang w:val="sv-SE"/>
+              </w:rPr>
+              <w:t>batch</w:t>
+            </w:r>
+            <w:proofErr w:type="spellEnd"/>
+            <w:r>
+              <w:rPr>
+                <w:rFonts w:ascii="Arial" w:eastAsia="Arial Unicode MS" w:hAnsi="Arial" w:cs="Arial"/>
+                <w:sz w:val="20"/>
+                <w:szCs w:val="20"/>
+                <w:lang w:val="sv-SE"/>
+              </w:rPr>
+              <w:t xml:space="preserve"> / </w:t>
+            </w:r>
+            <w:proofErr w:type="spellStart"/>
+            <w:r>
+              <w:rPr>
+                <w:rFonts w:ascii="Arial" w:eastAsia="Arial Unicode MS" w:hAnsi="Arial" w:cs="Arial"/>
+                <w:sz w:val="20"/>
+                <w:szCs w:val="20"/>
+                <w:lang w:val="sv-SE"/>
+              </w:rPr>
+              <w:t>produk</w:t>
+            </w:r>
+            <w:proofErr w:type="spellEnd"/>
+            <w:r>
+              <w:rPr>
+                <w:rFonts w:ascii="Arial" w:eastAsia="Arial Unicode MS" w:hAnsi="Arial" w:cs="Arial"/>
+                <w:sz w:val="20"/>
+                <w:szCs w:val="20"/>
+                <w:lang w:val="sv-SE"/>
+              </w:rPr>
+              <w:t xml:space="preserve"> </w:t>
+            </w:r>
+            <w:proofErr w:type="spellStart"/>
+            <w:r>
+              <w:rPr>
+                <w:rFonts w:ascii="Arial" w:eastAsia="Arial Unicode MS" w:hAnsi="Arial" w:cs="Arial"/>
+                <w:sz w:val="20"/>
+                <w:szCs w:val="20"/>
+                <w:lang w:val="sv-SE"/>
+              </w:rPr>
+              <w:t>lain</w:t>
+            </w:r>
+            <w:proofErr w:type="spellEnd"/>
+            <w:r>
+              <w:rPr>
+                <w:rFonts w:ascii="Arial" w:eastAsia="Arial Unicode MS" w:hAnsi="Arial" w:cs="Arial"/>
+                <w:sz w:val="20"/>
+                <w:szCs w:val="20"/>
+                <w:lang w:val="sv-SE"/>
+              </w:rPr>
+              <w:t>.</w:t>
             </w:r>
           </w:p>
           <w:p>
@@ -25037,6 +26331,7 @@
                 <w:szCs w:val="20"/>
               </w:rPr>
             </w:pPr>
+            <w:proofErr w:type="spellStart"/>
             <w:r>
               <w:rPr>
                 <w:rFonts w:ascii="Arial" w:eastAsia="Arial Unicode MS" w:hAnsi="Arial" w:cs="Arial"/>
@@ -25044,7 +26339,97 @@
                 <w:szCs w:val="20"/>
                 <w:lang w:val="sv-SE"/>
               </w:rPr>
-              <w:t>Penimbangan dilakukan sesuai dengan Sistem GEA SCADA</w:t>
+              <w:t>Penimbangan</w:t>
+            </w:r>
+            <w:proofErr w:type="spellEnd"/>
+            <w:r>
+              <w:rPr>
+                <w:rFonts w:ascii="Arial" w:eastAsia="Arial Unicode MS" w:hAnsi="Arial" w:cs="Arial"/>
+                <w:sz w:val="20"/>
+                <w:szCs w:val="20"/>
+                <w:lang w:val="sv-SE"/>
+              </w:rPr>
+              <w:t xml:space="preserve"> </w:t>
+            </w:r>
+            <w:proofErr w:type="spellStart"/>
+            <w:r>
+              <w:rPr>
+                <w:rFonts w:ascii="Arial" w:eastAsia="Arial Unicode MS" w:hAnsi="Arial" w:cs="Arial"/>
+                <w:sz w:val="20"/>
+                <w:szCs w:val="20"/>
+                <w:lang w:val="sv-SE"/>
+              </w:rPr>
+              <w:t>dilakukan</w:t>
+            </w:r>
+            <w:proofErr w:type="spellEnd"/>
+            <w:r>
+              <w:rPr>
+                <w:rFonts w:ascii="Arial" w:eastAsia="Arial Unicode MS" w:hAnsi="Arial" w:cs="Arial"/>
+                <w:sz w:val="20"/>
+                <w:szCs w:val="20"/>
+                <w:lang w:val="sv-SE"/>
+              </w:rPr>
+              <w:t xml:space="preserve"> </w:t>
+            </w:r>
+            <w:proofErr w:type="spellStart"/>
+            <w:r>
+              <w:rPr>
+                <w:rFonts w:ascii="Arial" w:eastAsia="Arial Unicode MS" w:hAnsi="Arial" w:cs="Arial"/>
+                <w:sz w:val="20"/>
+                <w:szCs w:val="20"/>
+                <w:lang w:val="sv-SE"/>
+              </w:rPr>
+              <w:t>sesuai</w:t>
+            </w:r>
+            <w:proofErr w:type="spellEnd"/>
+            <w:r>
+              <w:rPr>
+                <w:rFonts w:ascii="Arial" w:eastAsia="Arial Unicode MS" w:hAnsi="Arial" w:cs="Arial"/>
+                <w:sz w:val="20"/>
+                <w:szCs w:val="20"/>
+                <w:lang w:val="sv-SE"/>
+              </w:rPr>
+              <w:t xml:space="preserve"> </w:t>
+            </w:r>
+            <w:proofErr w:type="spellStart"/>
+            <w:r>
+              <w:rPr>
+                <w:rFonts w:ascii="Arial" w:eastAsia="Arial Unicode MS" w:hAnsi="Arial" w:cs="Arial"/>
+                <w:sz w:val="20"/>
+                <w:szCs w:val="20"/>
+                <w:lang w:val="sv-SE"/>
+              </w:rPr>
+              <w:t>dengan</w:t>
+            </w:r>
+            <w:proofErr w:type="spellEnd"/>
+            <w:r>
+              <w:rPr>
+                <w:rFonts w:ascii="Arial" w:eastAsia="Arial Unicode MS" w:hAnsi="Arial" w:cs="Arial"/>
+                <w:sz w:val="20"/>
+                <w:szCs w:val="20"/>
+                <w:lang w:val="sv-SE"/>
+              </w:rPr>
+              <w:t xml:space="preserve"> </w:t>
+            </w:r>
+            <w:proofErr w:type="spellStart"/>
+            <w:r>
+              <w:rPr>
+                <w:rFonts w:ascii="Arial" w:eastAsia="Arial Unicode MS" w:hAnsi="Arial" w:cs="Arial"/>
+                <w:sz w:val="20"/>
+                <w:szCs w:val="20"/>
+                <w:lang w:val="sv-SE"/>
+              </w:rPr>
+              <w:t>Sistem</w:t>
+            </w:r>
+            <w:proofErr w:type="spellEnd"/>
+            <w:r>
+              <w:rPr>
+                <w:rFonts w:ascii="Arial" w:eastAsia="Arial Unicode MS" w:hAnsi="Arial" w:cs="Arial"/>
+                <w:sz w:val="20"/>
+                <w:szCs w:val="20"/>
+                <w:lang w:val="sv-SE"/>
+              </w:rPr>
+              <w:t xml:space="preserve"> GEA SCADA</w:t>
             </w:r>
           </w:p>
         </w:tc>
@@ -27542,7 +28927,25 @@
                 <w:sz w:val="20"/>
                 <w:szCs w:val="20"/>
               </w:rPr>
-              <w:t xml:space="preserve"> &amp; Paraf           </w:t>
+              <w:t xml:space="preserve"> &amp; </w:t>
+            </w:r>
+            <w:proofErr w:type="spellStart"/>
+            <w:r>
+              <w:rPr>
+                <w:rFonts w:ascii="Arial" w:eastAsia="Arial" w:hAnsi="Arial" w:cs="Arial"/>
+                <w:sz w:val="20"/>
+                <w:szCs w:val="20"/>
+              </w:rPr>
+              <w:t>Paraf</w:t>
+            </w:r>
+            <w:proofErr w:type="spellEnd"/>
+            <w:r>
+              <w:rPr>
+                <w:rFonts w:ascii="Arial" w:eastAsia="Arial" w:hAnsi="Arial" w:cs="Arial"/>
+                <w:sz w:val="20"/>
+                <w:szCs w:val="20"/>
+              </w:rPr>
+              <w:t xml:space="preserve">           </w:t>
             </w:r>
           </w:p>
         </w:tc>
@@ -27867,7 +29270,25 @@
                                             <w:color w:val="000000"/>
                                             <w:sz w:val="20"/>
                                           </w:rPr>
-                                          <w:t>Label Timbang Manual Material Adjust</w:t>
+                                          <w:t xml:space="preserve">Label </w:t>
+                                        </w:r>
+                                        <w:proofErr w:type="spellStart"/>
+                                        <w:r>
+                                          <w:rPr>
+                                            <w:rFonts w:ascii="Arial" w:eastAsia="Arial" w:hAnsi="Arial" w:cs="Arial"/>
+                                            <w:color w:val="000000"/>
+                                            <w:sz w:val="20"/>
+                                          </w:rPr>
+                                          <w:t>Timbang</w:t>
+                                        </w:r>
+                                        <w:proofErr w:type="spellEnd"/>
+                                        <w:r>
+                                          <w:rPr>
+                                            <w:rFonts w:ascii="Arial" w:eastAsia="Arial" w:hAnsi="Arial" w:cs="Arial"/>
+                                            <w:color w:val="000000"/>
+                                            <w:sz w:val="20"/>
+                                          </w:rPr>
+                                          <w:t xml:space="preserve"> Manual Material Adjust</w:t>
                                         </w:r>
                                       </w:p>
                                       <w:p>
@@ -27954,7 +29375,25 @@
                                       <w:color w:val="000000"/>
                                       <w:sz w:val="20"/>
                                     </w:rPr>
-                                    <w:t>Label Timbang Manual Material Adjust</w:t>
+                                    <w:t xml:space="preserve">Label </w:t>
+                                  </w:r>
+                                  <w:proofErr w:type="spellStart"/>
+                                  <w:r>
+                                    <w:rPr>
+                                      <w:rFonts w:ascii="Arial" w:eastAsia="Arial" w:hAnsi="Arial" w:cs="Arial"/>
+                                      <w:color w:val="000000"/>
+                                      <w:sz w:val="20"/>
+                                    </w:rPr>
+                                    <w:t>Timbang</w:t>
+                                  </w:r>
+                                  <w:proofErr w:type="spellEnd"/>
+                                  <w:r>
+                                    <w:rPr>
+                                      <w:rFonts w:ascii="Arial" w:eastAsia="Arial" w:hAnsi="Arial" w:cs="Arial"/>
+                                      <w:color w:val="000000"/>
+                                      <w:sz w:val="20"/>
+                                    </w:rPr>
+                                    <w:t xml:space="preserve"> Manual Material Adjust</w:t>
                                   </w:r>
                                 </w:p>
                                 <w:p>
@@ -28789,87 +30228,173 @@
   <w:p>
     <w:pPr>
       <w:pStyle w:val="Footer"/>
+      <w:tabs>
+        <w:tab w:val="left" w:pos="6946"/>
+      </w:tabs>
       <w:ind w:left="0" w:hanging="2"/>
+      <w:rPr>
+        <w:rFonts w:ascii="Arial" w:hAnsi="Arial" w:cs="Arial"/>
+        <w:sz w:val="16"/>
+        <w:szCs w:val="16"/>
+        <w:lang w:val="it-IT"/>
+      </w:rPr>
     </w:pPr>
+    <w:r>
+      <w:rPr>
+        <w:rFonts w:ascii="Arial" w:hAnsi="Arial" w:cs="Arial"/>
+        <w:sz w:val="16"/>
+        <w:szCs w:val="16"/>
+        <w:lang w:val="it-IT"/>
+      </w:rPr>
+      <w:t xml:space="preserve">No. </w:t>
+    </w:r>
     <w:proofErr w:type="spellStart"/>
     <w:proofErr w:type="gramStart"/>
     <w:r>
       <w:rPr>
-        <w:rFonts w:ascii="Arial" w:eastAsia="Arial" w:hAnsi="Arial" w:cs="Arial"/>
-        <w:color w:val="000000"/>
+        <w:rFonts w:ascii="Arial" w:hAnsi="Arial" w:cs="Arial"/>
         <w:sz w:val="16"/>
         <w:szCs w:val="16"/>
+        <w:lang w:val="it-IT"/>
       </w:rPr>
-      <w:t>Distribusi</w:t>
+      <w:t>Deviation</w:t>
     </w:r>
     <w:proofErr w:type="spellEnd"/>
     <w:r>
       <w:rPr>
-        <w:rFonts w:ascii="Arial" w:eastAsia="Arial" w:hAnsi="Arial" w:cs="Arial"/>
-        <w:color w:val="000000"/>
+        <w:rFonts w:ascii="Arial" w:hAnsi="Arial" w:cs="Arial"/>
         <w:sz w:val="16"/>
         <w:szCs w:val="16"/>
+        <w:lang w:val="it-IT"/>
       </w:rPr>
       <w:t xml:space="preserve"> :</w:t>
     </w:r>
     <w:proofErr w:type="gramEnd"/>
+  </w:p>
+  <w:p>
+    <w:pPr>
+      <w:pStyle w:val="Footer"/>
+      <w:ind w:left="0" w:hanging="2"/>
+    </w:pPr>
+    <w:proofErr w:type="spellStart"/>
     <w:r>
       <w:rPr>
-        <w:rFonts w:ascii="Arial" w:eastAsia="Arial" w:hAnsi="Arial" w:cs="Arial"/>
-        <w:color w:val="000000"/>
+        <w:rFonts w:ascii="Arial" w:hAnsi="Arial" w:cs="Arial"/>
         <w:sz w:val="16"/>
         <w:szCs w:val="16"/>
+        <w:lang w:val="it-IT"/>
+      </w:rPr>
+      <w:t>Lampiran</w:t>
+    </w:r>
+    <w:proofErr w:type="spellEnd"/>
+    <w:r>
+      <w:rPr>
+        <w:rFonts w:ascii="Arial" w:hAnsi="Arial" w:cs="Arial"/>
+        <w:sz w:val="16"/>
+        <w:szCs w:val="16"/>
+        <w:lang w:val="it-IT"/>
       </w:rPr>
       <w:t xml:space="preserve"> </w:t>
     </w:r>
     <w:proofErr w:type="spellStart"/>
     <w:r>
       <w:rPr>
-        <w:rFonts w:ascii="Arial" w:eastAsia="Arial" w:hAnsi="Arial" w:cs="Arial"/>
-        <w:color w:val="000000"/>
+        <w:rFonts w:ascii="Arial" w:hAnsi="Arial" w:cs="Arial"/>
         <w:sz w:val="16"/>
         <w:szCs w:val="16"/>
+        <w:lang w:val="it-IT"/>
       </w:rPr>
-      <w:t>Mgr</w:t>
+      <w:t>Perubahan</w:t>
     </w:r>
     <w:proofErr w:type="spellEnd"/>
     <w:r>
       <w:rPr>
-        <w:rFonts w:ascii="Arial" w:eastAsia="Arial" w:hAnsi="Arial" w:cs="Arial"/>
-        <w:color w:val="000000"/>
+        <w:rFonts w:ascii="Arial" w:hAnsi="Arial" w:cs="Arial"/>
         <w:sz w:val="16"/>
         <w:szCs w:val="16"/>
+        <w:lang w:val="it-IT"/>
       </w:rPr>
-      <w:t xml:space="preserve"> PPIC, </w:t>
+      <w:t xml:space="preserve"> </w:t>
     </w:r>
     <w:proofErr w:type="spellStart"/>
     <w:r>
       <w:rPr>
-        <w:rFonts w:ascii="Arial" w:eastAsia="Arial" w:hAnsi="Arial" w:cs="Arial"/>
-        <w:color w:val="000000"/>
+        <w:rFonts w:ascii="Arial" w:hAnsi="Arial" w:cs="Arial"/>
         <w:sz w:val="16"/>
         <w:szCs w:val="16"/>
+        <w:lang w:val="it-IT"/>
       </w:rPr>
-      <w:t>Mgr</w:t>
+      <w:t>untuk</w:t>
     </w:r>
     <w:proofErr w:type="spellEnd"/>
     <w:r>
       <w:rPr>
-        <w:rFonts w:ascii="Arial" w:eastAsia="Arial" w:hAnsi="Arial" w:cs="Arial"/>
-        <w:color w:val="000000"/>
+        <w:rFonts w:ascii="Arial" w:hAnsi="Arial" w:cs="Arial"/>
         <w:sz w:val="16"/>
         <w:szCs w:val="16"/>
+        <w:lang w:val="it-IT"/>
       </w:rPr>
-      <w:t xml:space="preserve"> QA</w:t>
+      <w:t xml:space="preserve"> </w:t>
     </w:r>
+    <w:proofErr w:type="spellStart"/>
     <w:r>
       <w:rPr>
-        <w:rFonts w:ascii="Arial" w:eastAsia="Arial" w:hAnsi="Arial" w:cs="Arial"/>
-        <w:color w:val="000000"/>
+        <w:rFonts w:ascii="Arial" w:hAnsi="Arial" w:cs="Arial"/>
         <w:sz w:val="16"/>
         <w:szCs w:val="16"/>
+        <w:lang w:val="it-IT"/>
       </w:rPr>
-      <w:tab/>
+      <w:t>menggantikan</w:t>
+    </w:r>
+    <w:proofErr w:type="spellEnd"/>
+    <w:r>
+      <w:rPr>
+        <w:rFonts w:ascii="Arial" w:hAnsi="Arial" w:cs="Arial"/>
+        <w:sz w:val="16"/>
+        <w:szCs w:val="16"/>
+        <w:lang w:val="it-IT"/>
+      </w:rPr>
+      <w:t xml:space="preserve"> </w:t>
+    </w:r>
+    <w:proofErr w:type="spellStart"/>
+    <w:r>
+      <w:rPr>
+        <w:rFonts w:ascii="Arial" w:hAnsi="Arial" w:cs="Arial"/>
+        <w:sz w:val="16"/>
+        <w:szCs w:val="16"/>
+        <w:lang w:val="it-IT"/>
+      </w:rPr>
+      <w:t>halaman</w:t>
+    </w:r>
+    <w:proofErr w:type="spellEnd"/>
+    <w:r>
+      <w:rPr>
+        <w:rFonts w:ascii="Arial" w:hAnsi="Arial" w:cs="Arial"/>
+        <w:sz w:val="16"/>
+        <w:szCs w:val="16"/>
+        <w:lang w:val="it-IT"/>
+      </w:rPr>
+      <w:t xml:space="preserve"> 4/8 - 8/8 </w:t>
+    </w:r>
+    <w:proofErr w:type="spellStart"/>
+    <w:r>
+      <w:rPr>
+        <w:rFonts w:ascii="Arial" w:hAnsi="Arial" w:cs="Arial"/>
+        <w:sz w:val="16"/>
+        <w:szCs w:val="16"/>
+        <w:lang w:val="it-IT"/>
+      </w:rPr>
+      <w:t>pada</w:t>
+    </w:r>
+    <w:proofErr w:type="spellEnd"/>
+    <w:r>
+      <w:rPr>
+        <w:rFonts w:ascii="Arial" w:hAnsi="Arial" w:cs="Arial"/>
+        <w:sz w:val="16"/>
+        <w:szCs w:val="16"/>
+        <w:lang w:val="it-IT"/>
+      </w:rPr>
+      <w:t xml:space="preserve"> PEBJ3 02v2-04 v1</w:t>
     </w:r>
     <w:r>
       <w:rPr>
@@ -28906,8 +30431,9 @@
         <w:sz w:val="16"/>
         <w:szCs w:val="16"/>
       </w:rPr>
-      <w:tab/>
+      <w:t xml:space="preserve">               </w:t>
     </w:r>
+    <w:proofErr w:type="gramStart"/>
     <w:r>
       <w:rPr>
         <w:rFonts w:ascii="Arial" w:eastAsia="Arial" w:hAnsi="Arial" w:cs="Arial"/>
@@ -28915,8 +30441,9 @@
         <w:sz w:val="16"/>
         <w:szCs w:val="16"/>
       </w:rPr>
-      <w:tab/>
+      <w:t>Halaman :</w:t>
     </w:r>
+    <w:proofErr w:type="gramEnd"/>
     <w:r>
       <w:rPr>
         <w:rFonts w:ascii="Arial" w:eastAsia="Arial" w:hAnsi="Arial" w:cs="Arial"/>
@@ -28924,52 +30451,7 @@
         <w:sz w:val="16"/>
         <w:szCs w:val="16"/>
       </w:rPr>
-      <w:tab/>
-    </w:r>
-    <w:r>
-      <w:rPr>
-        <w:rFonts w:ascii="Arial" w:eastAsia="Arial" w:hAnsi="Arial" w:cs="Arial"/>
-        <w:color w:val="000000"/>
-        <w:sz w:val="16"/>
-        <w:szCs w:val="16"/>
-      </w:rPr>
-      <w:tab/>
-    </w:r>
-    <w:r>
-      <w:rPr>
-        <w:rFonts w:ascii="Arial" w:eastAsia="Arial" w:hAnsi="Arial" w:cs="Arial"/>
-        <w:color w:val="000000"/>
-        <w:sz w:val="16"/>
-        <w:szCs w:val="16"/>
-      </w:rPr>
-      <w:t xml:space="preserve">       </w:t>
-    </w:r>
-    <w:r>
-      <w:rPr>
-        <w:rFonts w:ascii="Arial" w:eastAsia="Arial" w:hAnsi="Arial" w:cs="Arial"/>
-        <w:color w:val="000000"/>
-        <w:sz w:val="16"/>
-        <w:szCs w:val="16"/>
-      </w:rPr>
-      <w:tab/>
-    </w:r>
-    <w:r>
-      <w:rPr>
-        <w:rFonts w:ascii="Arial" w:eastAsia="Arial" w:hAnsi="Arial" w:cs="Arial"/>
-        <w:color w:val="000000"/>
-        <w:sz w:val="16"/>
-        <w:szCs w:val="16"/>
-      </w:rPr>
-      <w:t xml:space="preserve">               </w:t>
-    </w:r>
-    <w:r>
-      <w:rPr>
-        <w:rFonts w:ascii="Arial" w:eastAsia="Arial" w:hAnsi="Arial" w:cs="Arial"/>
-        <w:color w:val="000000"/>
-        <w:sz w:val="16"/>
-        <w:szCs w:val="16"/>
-      </w:rPr>
-      <w:t xml:space="preserve">Halaman : </w:t>
+      <w:t xml:space="preserve"> </w:t>
     </w:r>
     <w:r>
       <w:rPr>
@@ -29033,6 +30515,61 @@
 <w:ftr xmlns:wpc="http://schemas.microsoft.com/office/word/2010/wordprocessingCanvas" xmlns:cx="http://schemas.microsoft.com/office/drawing/2014/chartex" xmlns:cx1="http://schemas.microsoft.com/office/drawing/2015/9/8/chartex" xmlns:cx2="http://schemas.microsoft.com/office/drawing/2015/10/21/chartex" xmlns:cx3="http://schemas.microsoft.com/office/drawing/2016/5/9/chartex" xmlns:cx4="http://schemas.microsoft.com/office/drawing/2016/5/10/chartex" xmlns:cx5="http://schemas.microsoft.com/office/drawing/2016/5/11/chartex" xmlns:cx6="http://schemas.microsoft.com/office/drawing/2016/5/12/chartex" xmlns:cx7="http://schemas.microsoft.com/office/drawing/2016/5/13/chartex" xmlns:cx8="http://schemas.microsoft.com/office/drawing/2016/5/14/chartex" xmlns:mc="http://schemas.openxmlformats.org/markup-compatibility/2006" xmlns:aink="http://schemas.microsoft.com/office/drawing/2016/ink" xmlns:am3d="http://schemas.microsoft.com/office/drawing/2017/model3d" xmlns:o="urn:schemas-microsoft-com:office:office" xmlns:oel="http://schemas.microsoft.com/office/2019/extlst" xmlns:r="http://schemas.openxmlformats.org/officeDocument/2006/relationships" xmlns:m="http://schemas.openxmlformats.org/officeDocument/2006/math" xmlns:v="urn:schemas-microsoft-com:vml" xmlns:wp14="http://schemas.microsoft.com/office/word/2010/wordprocessingDrawing" xmlns:wp="http://schemas.openxmlformats.org/drawingml/2006/wordprocessingDrawing" xmlns:w10="urn:schemas-microsoft-com:office:word" xmlns:w="http://schemas.openxmlformats.org/wordprocessingml/2006/main" xmlns:w14="http://schemas.microsoft.com/office/word/2010/wordml" xmlns:w15="http://schemas.microsoft.com/office/word/2012/wordml" xmlns:w16cex="http://schemas.microsoft.com/office/word/2018/wordml/cex" xmlns:w16cid="http://schemas.microsoft.com/office/word/2016/wordml/cid" xmlns:w16="http://schemas.microsoft.com/office/word/2018/wordml" xmlns:w16du="http://schemas.microsoft.com/office/word/2023/wordml/word16du" xmlns:w16sdtdh="http://schemas.microsoft.com/office/word/2020/wordml/sdtdatahash" xmlns:w16sdtfl="http://schemas.microsoft.com/office/word/2024/wordml/sdtformatlock" xmlns:w16se="http://schemas.microsoft.com/office/word/2015/wordml/symex" xmlns:wpg="http://schemas.microsoft.com/office/word/2010/wordprocessingGroup" xmlns:wpi="http://schemas.microsoft.com/office/word/2010/wordprocessingInk" xmlns:wne="http://schemas.microsoft.com/office/word/2006/wordml" xmlns:wps="http://schemas.microsoft.com/office/word/2010/wordprocessingShape" mc:Ignorable="w14 w15 w16se w16cid w16 w16cex w16sdtdh w16sdtfl w16du wp14">
   <w:p>
     <w:pPr>
+      <w:pStyle w:val="Footer"/>
+      <w:tabs>
+        <w:tab w:val="left" w:pos="6946"/>
+      </w:tabs>
+      <w:ind w:leftChars="0" w:left="0" w:firstLineChars="0" w:firstLine="0"/>
+      <w:rPr>
+        <w:rFonts w:ascii="Arial" w:hAnsi="Arial" w:cs="Arial"/>
+        <w:sz w:val="16"/>
+        <w:szCs w:val="16"/>
+        <w:lang w:val="it-IT"/>
+      </w:rPr>
+    </w:pPr>
+    <w:r>
+      <w:rPr>
+        <w:rFonts w:ascii="Arial" w:hAnsi="Arial" w:cs="Arial"/>
+        <w:sz w:val="16"/>
+        <w:szCs w:val="16"/>
+        <w:lang w:val="it-IT"/>
+      </w:rPr>
+      <w:t xml:space="preserve">No. </w:t>
+    </w:r>
+    <w:proofErr w:type="gramStart"/>
+    <w:r>
+      <w:rPr>
+        <w:rFonts w:ascii="Arial" w:hAnsi="Arial" w:cs="Arial"/>
+        <w:sz w:val="16"/>
+        <w:szCs w:val="16"/>
+        <w:lang w:val="it-IT"/>
+      </w:rPr>
+      <w:t>D</w:t>
+    </w:r>
+    <w:proofErr w:type="spellStart"/>
+    <w:r>
+      <w:rPr>
+        <w:rFonts w:ascii="Arial" w:hAnsi="Arial" w:cs="Arial"/>
+        <w:sz w:val="16"/>
+        <w:szCs w:val="16"/>
+        <w:lang w:val="it-IT"/>
+      </w:rPr>
+      <w:t>eviation</w:t>
+    </w:r>
+    <w:proofErr w:type="spellEnd"/>
+    <w:r>
+      <w:rPr>
+        <w:rFonts w:ascii="Arial" w:hAnsi="Arial" w:cs="Arial"/>
+        <w:sz w:val="16"/>
+        <w:szCs w:val="16"/>
+        <w:lang w:val="it-IT"/>
+      </w:rPr>
+      <w:t xml:space="preserve"> :</w:t>
+    </w:r>
+    <w:proofErr w:type="gramEnd"/>
+  </w:p>
+  <w:p>
+    <w:pPr>
       <w:pBdr>
         <w:top w:val="nil"/>
         <w:left w:val="nil"/>
@@ -29055,75 +30592,124 @@
       </w:rPr>
     </w:pPr>
     <w:proofErr w:type="spellStart"/>
-    <w:proofErr w:type="gramStart"/>
     <w:r>
       <w:rPr>
-        <w:rFonts w:ascii="Arial" w:eastAsia="Arial" w:hAnsi="Arial" w:cs="Arial"/>
-        <w:color w:val="000000"/>
+        <w:rFonts w:ascii="Arial" w:hAnsi="Arial" w:cs="Arial"/>
         <w:sz w:val="16"/>
         <w:szCs w:val="16"/>
+        <w:lang w:val="it-IT"/>
       </w:rPr>
-      <w:t>Distribusi</w:t>
+      <w:t>Lampiran</w:t>
     </w:r>
     <w:proofErr w:type="spellEnd"/>
     <w:r>
       <w:rPr>
-        <w:rFonts w:ascii="Arial" w:eastAsia="Arial" w:hAnsi="Arial" w:cs="Arial"/>
-        <w:color w:val="000000"/>
+        <w:rFonts w:ascii="Arial" w:hAnsi="Arial" w:cs="Arial"/>
         <w:sz w:val="16"/>
         <w:szCs w:val="16"/>
-      </w:rPr>
-      <w:t xml:space="preserve"> :</w:t>
-    </w:r>
-    <w:proofErr w:type="gramEnd"/>
-    <w:r>
-      <w:rPr>
-        <w:rFonts w:ascii="Arial" w:eastAsia="Arial" w:hAnsi="Arial" w:cs="Arial"/>
-        <w:color w:val="000000"/>
-        <w:sz w:val="16"/>
-        <w:szCs w:val="16"/>
+        <w:lang w:val="it-IT"/>
       </w:rPr>
       <w:t xml:space="preserve"> </w:t>
     </w:r>
     <w:proofErr w:type="spellStart"/>
     <w:r>
       <w:rPr>
-        <w:rFonts w:ascii="Arial" w:eastAsia="Arial" w:hAnsi="Arial" w:cs="Arial"/>
-        <w:color w:val="000000"/>
+        <w:rFonts w:ascii="Arial" w:hAnsi="Arial" w:cs="Arial"/>
         <w:sz w:val="16"/>
         <w:szCs w:val="16"/>
+        <w:lang w:val="it-IT"/>
       </w:rPr>
-      <w:t>Mgr</w:t>
+      <w:t>Perubahan</w:t>
     </w:r>
     <w:proofErr w:type="spellEnd"/>
     <w:r>
       <w:rPr>
-        <w:rFonts w:ascii="Arial" w:eastAsia="Arial" w:hAnsi="Arial" w:cs="Arial"/>
-        <w:color w:val="000000"/>
+        <w:rFonts w:ascii="Arial" w:hAnsi="Arial" w:cs="Arial"/>
         <w:sz w:val="16"/>
         <w:szCs w:val="16"/>
+        <w:lang w:val="it-IT"/>
       </w:rPr>
-      <w:t xml:space="preserve"> PPIC, </w:t>
+      <w:t xml:space="preserve"> </w:t>
     </w:r>
     <w:proofErr w:type="spellStart"/>
     <w:r>
       <w:rPr>
-        <w:rFonts w:ascii="Arial" w:eastAsia="Arial" w:hAnsi="Arial" w:cs="Arial"/>
-        <w:color w:val="000000"/>
+        <w:rFonts w:ascii="Arial" w:hAnsi="Arial" w:cs="Arial"/>
         <w:sz w:val="16"/>
         <w:szCs w:val="16"/>
+        <w:lang w:val="it-IT"/>
       </w:rPr>
-      <w:t>Mgr</w:t>
+      <w:t>untuk</w:t>
     </w:r>
     <w:proofErr w:type="spellEnd"/>
     <w:r>
       <w:rPr>
-        <w:rFonts w:ascii="Arial" w:eastAsia="Arial" w:hAnsi="Arial" w:cs="Arial"/>
-        <w:color w:val="000000"/>
+        <w:rFonts w:ascii="Arial" w:hAnsi="Arial" w:cs="Arial"/>
         <w:sz w:val="16"/>
         <w:szCs w:val="16"/>
+        <w:lang w:val="it-IT"/>
       </w:rPr>
-      <w:t xml:space="preserve"> QA</w:t>
+      <w:t xml:space="preserve"> </w:t>
+    </w:r>
+    <w:proofErr w:type="spellStart"/>
+    <w:r>
+      <w:rPr>
+        <w:rFonts w:ascii="Arial" w:hAnsi="Arial" w:cs="Arial"/>
+        <w:sz w:val="16"/>
+        <w:szCs w:val="16"/>
+        <w:lang w:val="it-IT"/>
+      </w:rPr>
+      <w:t>menggantikan</w:t>
+    </w:r>
+    <w:proofErr w:type="spellEnd"/>
+    <w:r>
+      <w:rPr>
+        <w:rFonts w:ascii="Arial" w:hAnsi="Arial" w:cs="Arial"/>
+        <w:sz w:val="16"/>
+        <w:szCs w:val="16"/>
+        <w:lang w:val="it-IT"/>
+      </w:rPr>
+      <w:t xml:space="preserve"> </w:t>
+    </w:r>
+    <w:proofErr w:type="spellStart"/>
+    <w:r>
+      <w:rPr>
+        <w:rFonts w:ascii="Arial" w:hAnsi="Arial" w:cs="Arial"/>
+        <w:sz w:val="16"/>
+        <w:szCs w:val="16"/>
+        <w:lang w:val="it-IT"/>
+      </w:rPr>
+      <w:t>halaman</w:t>
+    </w:r>
+    <w:proofErr w:type="spellEnd"/>
+    <w:r>
+      <w:rPr>
+        <w:rFonts w:ascii="Arial" w:hAnsi="Arial" w:cs="Arial"/>
+        <w:sz w:val="16"/>
+        <w:szCs w:val="16"/>
+        <w:lang w:val="it-IT"/>
+      </w:rPr>
+      <w:t xml:space="preserve"> 4/8 - 8/8 </w:t>
+    </w:r>
+    <w:proofErr w:type="spellStart"/>
+    <w:r>
+      <w:rPr>
+        <w:rFonts w:ascii="Arial" w:hAnsi="Arial" w:cs="Arial"/>
+        <w:sz w:val="16"/>
+        <w:szCs w:val="16"/>
+        <w:lang w:val="it-IT"/>
+      </w:rPr>
+      <w:t>pada</w:t>
+    </w:r>
+    <w:proofErr w:type="spellEnd"/>
+    <w:r>
+      <w:rPr>
+        <w:rFonts w:ascii="Arial" w:hAnsi="Arial" w:cs="Arial"/>
+        <w:sz w:val="16"/>
+        <w:szCs w:val="16"/>
+        <w:lang w:val="it-IT"/>
+      </w:rPr>
+      <w:t xml:space="preserve"> PEBJ3 02v2-04 v1</w:t>
     </w:r>
     <w:r>
       <w:rPr>
@@ -29152,7 +30738,26 @@
         <w:szCs w:val="16"/>
       </w:rPr>
       <w:tab/>
-      <w:t xml:space="preserve">Halaman : </w:t>
+    </w:r>
+    <w:proofErr w:type="gramStart"/>
+    <w:r>
+      <w:rPr>
+        <w:rFonts w:ascii="Arial" w:eastAsia="Arial" w:hAnsi="Arial" w:cs="Arial"/>
+        <w:color w:val="000000"/>
+        <w:sz w:val="16"/>
+        <w:szCs w:val="16"/>
+      </w:rPr>
+      <w:t>Halaman :</w:t>
+    </w:r>
+    <w:proofErr w:type="gramEnd"/>
+    <w:r>
+      <w:rPr>
+        <w:rFonts w:ascii="Arial" w:eastAsia="Arial" w:hAnsi="Arial" w:cs="Arial"/>
+        <w:color w:val="000000"/>
+        <w:sz w:val="16"/>
+        <w:szCs w:val="16"/>
+      </w:rPr>
+      <w:t xml:space="preserve"> </w:t>
     </w:r>
     <w:r>
       <w:rPr>
@@ -29219,22 +30824,6 @@
       <w:t>5</w:t>
     </w:r>
   </w:p>
-  <w:p>
-    <w:pPr>
-      <w:pBdr>
-        <w:top w:val="nil"/>
-        <w:left w:val="nil"/>
-        <w:bottom w:val="nil"/>
-        <w:right w:val="nil"/>
-        <w:between w:val="nil"/>
-      </w:pBdr>
-      <w:spacing w:line="240" w:lineRule="auto"/>
-      <w:ind w:left="0" w:hanging="2"/>
-      <w:rPr>
-        <w:color w:val="000000"/>
-      </w:rPr>
-    </w:pPr>
-  </w:p>
 </w:ftr>
 </file>
 
@@ -29243,87 +30832,173 @@
   <w:p>
     <w:pPr>
       <w:pStyle w:val="Footer"/>
+      <w:tabs>
+        <w:tab w:val="left" w:pos="6946"/>
+      </w:tabs>
       <w:ind w:left="0" w:hanging="2"/>
+      <w:rPr>
+        <w:rFonts w:ascii="Arial" w:hAnsi="Arial" w:cs="Arial"/>
+        <w:sz w:val="16"/>
+        <w:szCs w:val="16"/>
+        <w:lang w:val="it-IT"/>
+      </w:rPr>
     </w:pPr>
+    <w:r>
+      <w:rPr>
+        <w:rFonts w:ascii="Arial" w:hAnsi="Arial" w:cs="Arial"/>
+        <w:sz w:val="16"/>
+        <w:szCs w:val="16"/>
+        <w:lang w:val="it-IT"/>
+      </w:rPr>
+      <w:t xml:space="preserve">No. </w:t>
+    </w:r>
     <w:proofErr w:type="spellStart"/>
     <w:proofErr w:type="gramStart"/>
     <w:r>
       <w:rPr>
-        <w:rFonts w:ascii="Arial" w:eastAsia="Arial" w:hAnsi="Arial" w:cs="Arial"/>
-        <w:color w:val="000000"/>
+        <w:rFonts w:ascii="Arial" w:hAnsi="Arial" w:cs="Arial"/>
         <w:sz w:val="16"/>
         <w:szCs w:val="16"/>
+        <w:lang w:val="it-IT"/>
       </w:rPr>
-      <w:t>Distribusi</w:t>
+      <w:t>Deviation</w:t>
     </w:r>
     <w:proofErr w:type="spellEnd"/>
     <w:r>
       <w:rPr>
-        <w:rFonts w:ascii="Arial" w:eastAsia="Arial" w:hAnsi="Arial" w:cs="Arial"/>
-        <w:color w:val="000000"/>
+        <w:rFonts w:ascii="Arial" w:hAnsi="Arial" w:cs="Arial"/>
         <w:sz w:val="16"/>
         <w:szCs w:val="16"/>
+        <w:lang w:val="it-IT"/>
       </w:rPr>
       <w:t xml:space="preserve"> :</w:t>
     </w:r>
     <w:proofErr w:type="gramEnd"/>
+  </w:p>
+  <w:p>
+    <w:pPr>
+      <w:pStyle w:val="Footer"/>
+      <w:ind w:left="0" w:hanging="2"/>
+    </w:pPr>
+    <w:proofErr w:type="spellStart"/>
     <w:r>
       <w:rPr>
-        <w:rFonts w:ascii="Arial" w:eastAsia="Arial" w:hAnsi="Arial" w:cs="Arial"/>
-        <w:color w:val="000000"/>
+        <w:rFonts w:ascii="Arial" w:hAnsi="Arial" w:cs="Arial"/>
         <w:sz w:val="16"/>
         <w:szCs w:val="16"/>
+        <w:lang w:val="it-IT"/>
+      </w:rPr>
+      <w:t>Lampiran</w:t>
+    </w:r>
+    <w:proofErr w:type="spellEnd"/>
+    <w:r>
+      <w:rPr>
+        <w:rFonts w:ascii="Arial" w:hAnsi="Arial" w:cs="Arial"/>
+        <w:sz w:val="16"/>
+        <w:szCs w:val="16"/>
+        <w:lang w:val="it-IT"/>
       </w:rPr>
       <w:t xml:space="preserve"> </w:t>
     </w:r>
     <w:proofErr w:type="spellStart"/>
     <w:r>
       <w:rPr>
-        <w:rFonts w:ascii="Arial" w:eastAsia="Arial" w:hAnsi="Arial" w:cs="Arial"/>
-        <w:color w:val="000000"/>
+        <w:rFonts w:ascii="Arial" w:hAnsi="Arial" w:cs="Arial"/>
         <w:sz w:val="16"/>
         <w:szCs w:val="16"/>
+        <w:lang w:val="it-IT"/>
       </w:rPr>
-      <w:t>Mgr</w:t>
+      <w:t>Perubahan</w:t>
     </w:r>
     <w:proofErr w:type="spellEnd"/>
     <w:r>
       <w:rPr>
-        <w:rFonts w:ascii="Arial" w:eastAsia="Arial" w:hAnsi="Arial" w:cs="Arial"/>
-        <w:color w:val="000000"/>
+        <w:rFonts w:ascii="Arial" w:hAnsi="Arial" w:cs="Arial"/>
         <w:sz w:val="16"/>
         <w:szCs w:val="16"/>
+        <w:lang w:val="it-IT"/>
       </w:rPr>
-      <w:t xml:space="preserve"> PPIC, </w:t>
+      <w:t xml:space="preserve"> </w:t>
     </w:r>
     <w:proofErr w:type="spellStart"/>
     <w:r>
       <w:rPr>
-        <w:rFonts w:ascii="Arial" w:eastAsia="Arial" w:hAnsi="Arial" w:cs="Arial"/>
-        <w:color w:val="000000"/>
+        <w:rFonts w:ascii="Arial" w:hAnsi="Arial" w:cs="Arial"/>
         <w:sz w:val="16"/>
         <w:szCs w:val="16"/>
+        <w:lang w:val="it-IT"/>
       </w:rPr>
-      <w:t>Mgr</w:t>
+      <w:t>untuk</w:t>
     </w:r>
     <w:proofErr w:type="spellEnd"/>
     <w:r>
       <w:rPr>
-        <w:rFonts w:ascii="Arial" w:eastAsia="Arial" w:hAnsi="Arial" w:cs="Arial"/>
-        <w:color w:val="000000"/>
+        <w:rFonts w:ascii="Arial" w:hAnsi="Arial" w:cs="Arial"/>
         <w:sz w:val="16"/>
         <w:szCs w:val="16"/>
+        <w:lang w:val="it-IT"/>
       </w:rPr>
-      <w:t xml:space="preserve"> QA</w:t>
+      <w:t xml:space="preserve"> </w:t>
     </w:r>
+    <w:proofErr w:type="spellStart"/>
     <w:r>
       <w:rPr>
-        <w:rFonts w:ascii="Arial" w:eastAsia="Arial" w:hAnsi="Arial" w:cs="Arial"/>
-        <w:color w:val="000000"/>
+        <w:rFonts w:ascii="Arial" w:hAnsi="Arial" w:cs="Arial"/>
         <w:sz w:val="16"/>
         <w:szCs w:val="16"/>
+        <w:lang w:val="it-IT"/>
       </w:rPr>
-      <w:tab/>
+      <w:t>menggantikan</w:t>
+    </w:r>
+    <w:proofErr w:type="spellEnd"/>
+    <w:r>
+      <w:rPr>
+        <w:rFonts w:ascii="Arial" w:hAnsi="Arial" w:cs="Arial"/>
+        <w:sz w:val="16"/>
+        <w:szCs w:val="16"/>
+        <w:lang w:val="it-IT"/>
+      </w:rPr>
+      <w:t xml:space="preserve"> </w:t>
+    </w:r>
+    <w:proofErr w:type="spellStart"/>
+    <w:r>
+      <w:rPr>
+        <w:rFonts w:ascii="Arial" w:hAnsi="Arial" w:cs="Arial"/>
+        <w:sz w:val="16"/>
+        <w:szCs w:val="16"/>
+        <w:lang w:val="it-IT"/>
+      </w:rPr>
+      <w:t>halaman</w:t>
+    </w:r>
+    <w:proofErr w:type="spellEnd"/>
+    <w:r>
+      <w:rPr>
+        <w:rFonts w:ascii="Arial" w:hAnsi="Arial" w:cs="Arial"/>
+        <w:sz w:val="16"/>
+        <w:szCs w:val="16"/>
+        <w:lang w:val="it-IT"/>
+      </w:rPr>
+      <w:t xml:space="preserve"> 4/8 - 8/8 </w:t>
+    </w:r>
+    <w:proofErr w:type="spellStart"/>
+    <w:r>
+      <w:rPr>
+        <w:rFonts w:ascii="Arial" w:hAnsi="Arial" w:cs="Arial"/>
+        <w:sz w:val="16"/>
+        <w:szCs w:val="16"/>
+        <w:lang w:val="it-IT"/>
+      </w:rPr>
+      <w:t>pada</w:t>
+    </w:r>
+    <w:proofErr w:type="spellEnd"/>
+    <w:r>
+      <w:rPr>
+        <w:rFonts w:ascii="Arial" w:hAnsi="Arial" w:cs="Arial"/>
+        <w:sz w:val="16"/>
+        <w:szCs w:val="16"/>
+        <w:lang w:val="it-IT"/>
+      </w:rPr>
+      <w:t xml:space="preserve"> PEBJ3 02v2-04 v1</w:t>
     </w:r>
     <w:r>
       <w:rPr>
@@ -29352,7 +31027,9 @@
         <w:szCs w:val="16"/>
       </w:rPr>
       <w:tab/>
+      <w:t xml:space="preserve">     </w:t>
     </w:r>
+    <w:proofErr w:type="gramStart"/>
     <w:r>
       <w:rPr>
         <w:rFonts w:ascii="Arial" w:eastAsia="Arial" w:hAnsi="Arial" w:cs="Arial"/>
@@ -29360,8 +31037,9 @@
         <w:sz w:val="16"/>
         <w:szCs w:val="16"/>
       </w:rPr>
-      <w:tab/>
+      <w:t>Halaman :</w:t>
     </w:r>
+    <w:proofErr w:type="gramEnd"/>
     <w:r>
       <w:rPr>
         <w:rFonts w:ascii="Arial" w:eastAsia="Arial" w:hAnsi="Arial" w:cs="Arial"/>
@@ -29369,36 +31047,7 @@
         <w:sz w:val="16"/>
         <w:szCs w:val="16"/>
       </w:rPr>
-      <w:tab/>
-    </w:r>
-    <w:r>
-      <w:rPr>
-        <w:rFonts w:ascii="Arial" w:eastAsia="Arial" w:hAnsi="Arial" w:cs="Arial"/>
-        <w:color w:val="000000"/>
-        <w:sz w:val="16"/>
-        <w:szCs w:val="16"/>
-      </w:rPr>
-      <w:tab/>
-    </w:r>
-    <w:r>
-      <w:rPr>
-        <w:rFonts w:ascii="Arial" w:eastAsia="Arial" w:hAnsi="Arial" w:cs="Arial"/>
-        <w:color w:val="000000"/>
-        <w:sz w:val="16"/>
-        <w:szCs w:val="16"/>
-      </w:rPr>
-      <w:tab/>
-      <w:t xml:space="preserve">       </w:t>
-    </w:r>
-    <w:r>
-      <w:rPr>
-        <w:rFonts w:ascii="Arial" w:eastAsia="Arial" w:hAnsi="Arial" w:cs="Arial"/>
-        <w:color w:val="000000"/>
-        <w:sz w:val="16"/>
-        <w:szCs w:val="16"/>
-      </w:rPr>
-      <w:tab/>
-      <w:t xml:space="preserve">               Halaman : </w:t>
+      <w:t xml:space="preserve"> </w:t>
     </w:r>
     <w:r>
       <w:rPr>
@@ -29455,42 +31104,6 @@
       <w:t>/5</w:t>
     </w:r>
   </w:p>
-  <w:p>
-    <w:pPr>
-      <w:pBdr>
-        <w:top w:val="nil"/>
-        <w:left w:val="nil"/>
-        <w:bottom w:val="nil"/>
-        <w:right w:val="nil"/>
-        <w:between w:val="nil"/>
-      </w:pBdr>
-      <w:spacing w:line="240" w:lineRule="auto"/>
-      <w:ind w:left="0" w:hanging="2"/>
-      <w:jc w:val="right"/>
-      <w:rPr>
-        <w:color w:val="000000"/>
-        <w:sz w:val="16"/>
-        <w:szCs w:val="16"/>
-      </w:rPr>
-    </w:pPr>
-  </w:p>
-  <w:p>
-    <w:pPr>
-      <w:pBdr>
-        <w:top w:val="nil"/>
-        <w:left w:val="nil"/>
-        <w:bottom w:val="nil"/>
-        <w:right w:val="nil"/>
-        <w:between w:val="nil"/>
-      </w:pBdr>
-      <w:spacing w:line="240" w:lineRule="auto"/>
-      <w:ind w:left="0" w:hanging="2"/>
-      <w:jc w:val="right"/>
-      <w:rPr>
-        <w:color w:val="000000"/>
-      </w:rPr>
-    </w:pPr>
-  </w:p>
 </w:ftr>
 </file>
 
@@ -29499,87 +31112,173 @@
   <w:p>
     <w:pPr>
       <w:pStyle w:val="Footer"/>
+      <w:tabs>
+        <w:tab w:val="left" w:pos="6946"/>
+      </w:tabs>
       <w:ind w:left="0" w:hanging="2"/>
+      <w:rPr>
+        <w:rFonts w:ascii="Arial" w:hAnsi="Arial" w:cs="Arial"/>
+        <w:sz w:val="16"/>
+        <w:szCs w:val="16"/>
+        <w:lang w:val="it-IT"/>
+      </w:rPr>
     </w:pPr>
+    <w:r>
+      <w:rPr>
+        <w:rFonts w:ascii="Arial" w:hAnsi="Arial" w:cs="Arial"/>
+        <w:sz w:val="16"/>
+        <w:szCs w:val="16"/>
+        <w:lang w:val="it-IT"/>
+      </w:rPr>
+      <w:t xml:space="preserve">No. </w:t>
+    </w:r>
     <w:proofErr w:type="spellStart"/>
     <w:proofErr w:type="gramStart"/>
     <w:r>
       <w:rPr>
-        <w:rFonts w:ascii="Arial" w:eastAsia="Arial" w:hAnsi="Arial" w:cs="Arial"/>
-        <w:color w:val="000000"/>
+        <w:rFonts w:ascii="Arial" w:hAnsi="Arial" w:cs="Arial"/>
         <w:sz w:val="16"/>
         <w:szCs w:val="16"/>
+        <w:lang w:val="it-IT"/>
       </w:rPr>
-      <w:t>Distribusi</w:t>
+      <w:t>Deviation</w:t>
     </w:r>
     <w:proofErr w:type="spellEnd"/>
     <w:r>
       <w:rPr>
-        <w:rFonts w:ascii="Arial" w:eastAsia="Arial" w:hAnsi="Arial" w:cs="Arial"/>
-        <w:color w:val="000000"/>
+        <w:rFonts w:ascii="Arial" w:hAnsi="Arial" w:cs="Arial"/>
         <w:sz w:val="16"/>
         <w:szCs w:val="16"/>
+        <w:lang w:val="it-IT"/>
       </w:rPr>
       <w:t xml:space="preserve"> :</w:t>
     </w:r>
     <w:proofErr w:type="gramEnd"/>
+  </w:p>
+  <w:p>
+    <w:pPr>
+      <w:pStyle w:val="Footer"/>
+      <w:ind w:left="0" w:hanging="2"/>
+    </w:pPr>
+    <w:proofErr w:type="spellStart"/>
     <w:r>
       <w:rPr>
-        <w:rFonts w:ascii="Arial" w:eastAsia="Arial" w:hAnsi="Arial" w:cs="Arial"/>
-        <w:color w:val="000000"/>
+        <w:rFonts w:ascii="Arial" w:hAnsi="Arial" w:cs="Arial"/>
         <w:sz w:val="16"/>
         <w:szCs w:val="16"/>
+        <w:lang w:val="it-IT"/>
+      </w:rPr>
+      <w:t>Lampiran</w:t>
+    </w:r>
+    <w:proofErr w:type="spellEnd"/>
+    <w:r>
+      <w:rPr>
+        <w:rFonts w:ascii="Arial" w:hAnsi="Arial" w:cs="Arial"/>
+        <w:sz w:val="16"/>
+        <w:szCs w:val="16"/>
+        <w:lang w:val="it-IT"/>
       </w:rPr>
       <w:t xml:space="preserve"> </w:t>
     </w:r>
     <w:proofErr w:type="spellStart"/>
     <w:r>
       <w:rPr>
-        <w:rFonts w:ascii="Arial" w:eastAsia="Arial" w:hAnsi="Arial" w:cs="Arial"/>
-        <w:color w:val="000000"/>
+        <w:rFonts w:ascii="Arial" w:hAnsi="Arial" w:cs="Arial"/>
         <w:sz w:val="16"/>
         <w:szCs w:val="16"/>
+        <w:lang w:val="it-IT"/>
       </w:rPr>
-      <w:t>Mgr</w:t>
+      <w:t>Perubahan</w:t>
     </w:r>
     <w:proofErr w:type="spellEnd"/>
     <w:r>
       <w:rPr>
-        <w:rFonts w:ascii="Arial" w:eastAsia="Arial" w:hAnsi="Arial" w:cs="Arial"/>
-        <w:color w:val="000000"/>
+        <w:rFonts w:ascii="Arial" w:hAnsi="Arial" w:cs="Arial"/>
         <w:sz w:val="16"/>
         <w:szCs w:val="16"/>
+        <w:lang w:val="it-IT"/>
       </w:rPr>
-      <w:t xml:space="preserve"> PPIC, </w:t>
+      <w:t xml:space="preserve"> </w:t>
     </w:r>
     <w:proofErr w:type="spellStart"/>
     <w:r>
       <w:rPr>
-        <w:rFonts w:ascii="Arial" w:eastAsia="Arial" w:hAnsi="Arial" w:cs="Arial"/>
-        <w:color w:val="000000"/>
+        <w:rFonts w:ascii="Arial" w:hAnsi="Arial" w:cs="Arial"/>
         <w:sz w:val="16"/>
         <w:szCs w:val="16"/>
+        <w:lang w:val="it-IT"/>
       </w:rPr>
-      <w:t>Mgr</w:t>
+      <w:t>untuk</w:t>
     </w:r>
     <w:proofErr w:type="spellEnd"/>
     <w:r>
       <w:rPr>
-        <w:rFonts w:ascii="Arial" w:eastAsia="Arial" w:hAnsi="Arial" w:cs="Arial"/>
-        <w:color w:val="000000"/>
+        <w:rFonts w:ascii="Arial" w:hAnsi="Arial" w:cs="Arial"/>
         <w:sz w:val="16"/>
         <w:szCs w:val="16"/>
+        <w:lang w:val="it-IT"/>
       </w:rPr>
-      <w:t xml:space="preserve"> QA</w:t>
+      <w:t xml:space="preserve"> </w:t>
     </w:r>
+    <w:proofErr w:type="spellStart"/>
     <w:r>
       <w:rPr>
-        <w:rFonts w:ascii="Arial" w:eastAsia="Arial" w:hAnsi="Arial" w:cs="Arial"/>
-        <w:color w:val="000000"/>
+        <w:rFonts w:ascii="Arial" w:hAnsi="Arial" w:cs="Arial"/>
         <w:sz w:val="16"/>
         <w:szCs w:val="16"/>
+        <w:lang w:val="it-IT"/>
       </w:rPr>
-      <w:tab/>
+      <w:t>menggantikan</w:t>
+    </w:r>
+    <w:proofErr w:type="spellEnd"/>
+    <w:r>
+      <w:rPr>
+        <w:rFonts w:ascii="Arial" w:hAnsi="Arial" w:cs="Arial"/>
+        <w:sz w:val="16"/>
+        <w:szCs w:val="16"/>
+        <w:lang w:val="it-IT"/>
+      </w:rPr>
+      <w:t xml:space="preserve"> </w:t>
+    </w:r>
+    <w:proofErr w:type="spellStart"/>
+    <w:r>
+      <w:rPr>
+        <w:rFonts w:ascii="Arial" w:hAnsi="Arial" w:cs="Arial"/>
+        <w:sz w:val="16"/>
+        <w:szCs w:val="16"/>
+        <w:lang w:val="it-IT"/>
+      </w:rPr>
+      <w:t>halaman</w:t>
+    </w:r>
+    <w:proofErr w:type="spellEnd"/>
+    <w:r>
+      <w:rPr>
+        <w:rFonts w:ascii="Arial" w:hAnsi="Arial" w:cs="Arial"/>
+        <w:sz w:val="16"/>
+        <w:szCs w:val="16"/>
+        <w:lang w:val="it-IT"/>
+      </w:rPr>
+      <w:t xml:space="preserve"> 4/8 - 8/8 </w:t>
+    </w:r>
+    <w:proofErr w:type="spellStart"/>
+    <w:r>
+      <w:rPr>
+        <w:rFonts w:ascii="Arial" w:hAnsi="Arial" w:cs="Arial"/>
+        <w:sz w:val="16"/>
+        <w:szCs w:val="16"/>
+        <w:lang w:val="it-IT"/>
+      </w:rPr>
+      <w:t>pada</w:t>
+    </w:r>
+    <w:proofErr w:type="spellEnd"/>
+    <w:r>
+      <w:rPr>
+        <w:rFonts w:ascii="Arial" w:hAnsi="Arial" w:cs="Arial"/>
+        <w:sz w:val="16"/>
+        <w:szCs w:val="16"/>
+        <w:lang w:val="it-IT"/>
+      </w:rPr>
+      <w:t xml:space="preserve"> PEBJ3 02v2-04 v1</w:t>
     </w:r>
     <w:r>
       <w:rPr>
@@ -29599,51 +31298,6 @@
         <w:szCs w:val="16"/>
       </w:rPr>
       <w:tab/>
-    </w:r>
-    <w:r>
-      <w:rPr>
-        <w:rFonts w:ascii="Arial" w:eastAsia="Arial" w:hAnsi="Arial" w:cs="Arial"/>
-        <w:color w:val="000000"/>
-        <w:sz w:val="16"/>
-        <w:szCs w:val="16"/>
-      </w:rPr>
-      <w:tab/>
-    </w:r>
-    <w:r>
-      <w:rPr>
-        <w:rFonts w:ascii="Arial" w:eastAsia="Arial" w:hAnsi="Arial" w:cs="Arial"/>
-        <w:color w:val="000000"/>
-        <w:sz w:val="16"/>
-        <w:szCs w:val="16"/>
-      </w:rPr>
-      <w:tab/>
-    </w:r>
-    <w:r>
-      <w:rPr>
-        <w:rFonts w:ascii="Arial" w:eastAsia="Arial" w:hAnsi="Arial" w:cs="Arial"/>
-        <w:color w:val="000000"/>
-        <w:sz w:val="16"/>
-        <w:szCs w:val="16"/>
-      </w:rPr>
-      <w:tab/>
-    </w:r>
-    <w:r>
-      <w:rPr>
-        <w:rFonts w:ascii="Arial" w:eastAsia="Arial" w:hAnsi="Arial" w:cs="Arial"/>
-        <w:color w:val="000000"/>
-        <w:sz w:val="16"/>
-        <w:szCs w:val="16"/>
-      </w:rPr>
-      <w:tab/>
-    </w:r>
-    <w:r>
-      <w:rPr>
-        <w:rFonts w:ascii="Arial" w:eastAsia="Arial" w:hAnsi="Arial" w:cs="Arial"/>
-        <w:color w:val="000000"/>
-        <w:sz w:val="16"/>
-        <w:szCs w:val="16"/>
-      </w:rPr>
-      <w:tab/>
       <w:t xml:space="preserve">       </w:t>
     </w:r>
     <w:r>
@@ -29654,7 +31308,27 @@
         <w:szCs w:val="16"/>
       </w:rPr>
       <w:tab/>
-      <w:t xml:space="preserve">               Halaman : </w:t>
+      <w:t xml:space="preserve">               </w:t>
+    </w:r>
+    <w:proofErr w:type="gramStart"/>
+    <w:r>
+      <w:rPr>
+        <w:rFonts w:ascii="Arial" w:eastAsia="Arial" w:hAnsi="Arial" w:cs="Arial"/>
+        <w:color w:val="000000"/>
+        <w:sz w:val="16"/>
+        <w:szCs w:val="16"/>
+      </w:rPr>
+      <w:t>Halaman :</w:t>
+    </w:r>
+    <w:proofErr w:type="gramEnd"/>
+    <w:r>
+      <w:rPr>
+        <w:rFonts w:ascii="Arial" w:eastAsia="Arial" w:hAnsi="Arial" w:cs="Arial"/>
+        <w:color w:val="000000"/>
+        <w:sz w:val="16"/>
+        <w:szCs w:val="16"/>
+      </w:rPr>
+      <w:t xml:space="preserve"> </w:t>
     </w:r>
     <w:r>
       <w:rPr>
@@ -30181,7 +31855,16 @@
               <w:sz w:val="20"/>
               <w:szCs w:val="20"/>
             </w:rPr>
-            <w:t>: PEBJ3 02v2-04 v1</w:t>
+            <w:t xml:space="preserve">: </w:t>
+          </w:r>
+          <w:r>
+            <w:rPr>
+              <w:rFonts w:ascii="Arial" w:eastAsia="Arial" w:hAnsi="Arial" w:cs="Arial"/>
+              <w:b/>
+              <w:sz w:val="20"/>
+              <w:szCs w:val="20"/>
+            </w:rPr>
+            <w:t>-</w:t>
           </w:r>
         </w:p>
       </w:tc>
@@ -30706,7 +32389,16 @@
               <w:sz w:val="20"/>
               <w:szCs w:val="20"/>
             </w:rPr>
-            <w:t>: PEBJ3 02v2-04 v1</w:t>
+            <w:t xml:space="preserve">: </w:t>
+          </w:r>
+          <w:r>
+            <w:rPr>
+              <w:rFonts w:ascii="Arial" w:eastAsia="Arial" w:hAnsi="Arial" w:cs="Arial"/>
+              <w:b/>
+              <w:sz w:val="20"/>
+              <w:szCs w:val="20"/>
+            </w:rPr>
+            <w:t>-</w:t>
           </w:r>
         </w:p>
       </w:tc>
@@ -33526,6 +35218,7 @@
   <w:style w:type="paragraph" w:styleId="Footer">
     <w:name w:val="footer"/>
     <w:basedOn w:val="Normal"/>
+    <w:uiPriority w:val="99"/>
   </w:style>
   <w:style w:type="paragraph" w:styleId="BalloonText">
     <w:name w:val="Balloon Text"/>
@@ -33602,6 +35295,7 @@
   </w:style>
   <w:style w:type="character" w:customStyle="1" w:styleId="FooterChar">
     <w:name w:val="Footer Char"/>
+    <w:uiPriority w:val="99"/>
     <w:rPr>
       <w:w w:val="100"/>
       <w:position w:val="-1"/>
@@ -34664,28 +36358,28 @@
 </file>
 
 <file path=customXml/item1.xml><?xml version="1.0" encoding="utf-8"?>
-<b:Sources xmlns:b="http://schemas.openxmlformats.org/officeDocument/2006/bibliography" xmlns="http://schemas.openxmlformats.org/officeDocument/2006/bibliography" SelectedStyle="\APASixthEditionOfficeOnline.xsl" StyleName="APA" Version="6"/>
-</file>
-
-<file path=customXml/item2.xml><?xml version="1.0" encoding="utf-8"?>
 <go:gDocsCustomXmlDataStorage xmlns:go="http://customooxmlschemas.google.com/" xmlns:r="http://schemas.openxmlformats.org/officeDocument/2006/relationships" uri="GoogleDocsCustomDataVersion2">
   <go:docsCustomData xmlns:go="http://customooxmlschemas.google.com/" roundtripDataSignature="AMtx7mgM5fK7Dmvbcv0k6ZOz8bBMNj/Ftw==">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</go:docsCustomData>
 </go:gDocsCustomXmlDataStorage>
 </file>
 
-<file path=customXml/itemProps1.xml><?xml version="1.0" encoding="utf-8"?>
-<ds:datastoreItem xmlns:ds="http://schemas.openxmlformats.org/officeDocument/2006/customXml" ds:itemID="{AF1245A2-F78E-45C4-8C34-45CDC2C1CE84}">
-  <ds:schemaRefs>
-    <ds:schemaRef ds:uri="http://schemas.openxmlformats.org/officeDocument/2006/bibliography"/>
-  </ds:schemaRefs>
-</ds:datastoreItem>
+<file path=customXml/item2.xml><?xml version="1.0" encoding="utf-8"?>
+<b:Sources xmlns:b="http://schemas.openxmlformats.org/officeDocument/2006/bibliography" xmlns="http://schemas.openxmlformats.org/officeDocument/2006/bibliography" SelectedStyle="\APASixthEditionOfficeOnline.xsl" StyleName="APA" Version="6"/>
 </file>
 
-<file path=customXml/itemProps2.xml><?xml version="1.0" encoding="utf-8"?>
+<file path=customXml/itemProps1.xml><?xml version="1.0" encoding="utf-8"?>
 <ds:datastoreItem xmlns:ds="http://schemas.openxmlformats.org/officeDocument/2006/customXml" ds:itemID="{11111111-1234-1234-1234-123412341234}">
   <ds:schemaRefs>
     <ds:schemaRef ds:uri="http://customooxmlschemas.google.com/"/>
     <ds:schemaRef ds:uri="http://schemas.openxmlformats.org/officeDocument/2006/relationships"/>
   </ds:schemaRefs>
 </ds:datastoreItem>
+</file>
+
+<file path=customXml/itemProps2.xml><?xml version="1.0" encoding="utf-8"?>
+<ds:datastoreItem xmlns:ds="http://schemas.openxmlformats.org/officeDocument/2006/customXml" ds:itemID="{AF1245A2-F78E-45C4-8C34-45CDC2C1CE84}">
+  <ds:schemaRefs>
+    <ds:schemaRef ds:uri="http://schemas.openxmlformats.org/officeDocument/2006/bibliography"/>
+  </ds:schemaRefs>
+</ds:datastoreItem>
 </file>
--- a/backend/uploads/templates/PEBJ3_template.docx
+++ b/backend/uploads/templates/PEBJ3_template.docx
@@ -6591,7 +6591,7 @@
           <w:tbl>
             <w:tblPr>
               <w:tblStyle w:val="46"/>
-              <w:tblW w:w="5197" w:type="dxa"/>
+              <w:tblW w:w="5216" w:type="dxa"/>
               <w:tblInd w:w="5" w:type="dxa"/>
               <w:tblBorders>
                 <w:top w:val="single" w:sz="4" w:space="0" w:color="000000"/>
@@ -6607,13 +6607,10 @@
             <w:tblGrid>
               <w:gridCol w:w="1191"/>
               <w:gridCol w:w="1757"/>
-              <w:gridCol w:w="888"/>
-              <w:gridCol w:w="1361"/>
+              <w:gridCol w:w="794"/>
+              <w:gridCol w:w="1474"/>
             </w:tblGrid>
             <w:tr>
-              <w:trPr>
-                <w:trHeight w:val="377"/>
-              </w:trPr>
               <w:tc>
                 <w:tcPr>
                   <w:tcW w:w="1191" w:type="dxa"/>
@@ -6672,7 +6669,7 @@
               </w:tc>
               <w:tc>
                 <w:tcPr>
-                  <w:tcW w:w="888" w:type="dxa"/>
+                  <w:tcW w:w="794" w:type="dxa"/>
                   <w:vAlign w:val="center"/>
                 </w:tcPr>
                 <w:p>
@@ -6701,7 +6698,7 @@
               </w:tc>
               <w:tc>
                 <w:tcPr>
-                  <w:tcW w:w="1361" w:type="dxa"/>
+                  <w:tcW w:w="1474" w:type="dxa"/>
                   <w:vAlign w:val="center"/>
                 </w:tcPr>
                 <w:p>
@@ -6751,9 +6748,6 @@
               </w:tc>
             </w:tr>
             <w:tr>
-              <w:trPr>
-                <w:trHeight w:val="377"/>
-              </w:trPr>
               <w:tc>
                 <w:tcPr>
                   <w:tcW w:w="1191" w:type="dxa"/>
@@ -6808,7 +6802,7 @@
               </w:tc>
               <w:tc>
                 <w:tcPr>
-                  <w:tcW w:w="888" w:type="dxa"/>
+                  <w:tcW w:w="794" w:type="dxa"/>
                   <w:vAlign w:val="center"/>
                 </w:tcPr>
                 <w:p>
@@ -6836,7 +6830,7 @@
               </w:tc>
               <w:tc>
                 <w:tcPr>
-                  <w:tcW w:w="1361" w:type="dxa"/>
+                  <w:tcW w:w="1474" w:type="dxa"/>
                   <w:vAlign w:val="center"/>
                 </w:tcPr>
                 <w:p>
@@ -6864,9 +6858,6 @@
               </w:tc>
             </w:tr>
             <w:tr>
-              <w:trPr>
-                <w:trHeight w:val="377"/>
-              </w:trPr>
               <w:tc>
                 <w:tcPr>
                   <w:tcW w:w="1191" w:type="dxa"/>
@@ -6931,7 +6922,7 @@
               </w:tc>
               <w:tc>
                 <w:tcPr>
-                  <w:tcW w:w="888" w:type="dxa"/>
+                  <w:tcW w:w="794" w:type="dxa"/>
                   <w:vAlign w:val="center"/>
                 </w:tcPr>
                 <w:p>
@@ -6959,7 +6950,7 @@
               </w:tc>
               <w:tc>
                 <w:tcPr>
-                  <w:tcW w:w="1361" w:type="dxa"/>
+                  <w:tcW w:w="1474" w:type="dxa"/>
                   <w:vAlign w:val="center"/>
                 </w:tcPr>
                 <w:p>
@@ -6987,9 +6978,6 @@
               </w:tc>
             </w:tr>
             <w:tr>
-              <w:trPr>
-                <w:trHeight w:val="378"/>
-              </w:trPr>
               <w:tc>
                 <w:tcPr>
                   <w:tcW w:w="1191" w:type="dxa"/>
@@ -7044,7 +7032,7 @@
               </w:tc>
               <w:tc>
                 <w:tcPr>
-                  <w:tcW w:w="888" w:type="dxa"/>
+                  <w:tcW w:w="794" w:type="dxa"/>
                   <w:vAlign w:val="center"/>
                 </w:tcPr>
                 <w:p>
@@ -7072,7 +7060,7 @@
               </w:tc>
               <w:tc>
                 <w:tcPr>
-                  <w:tcW w:w="1361" w:type="dxa"/>
+                  <w:tcW w:w="1474" w:type="dxa"/>
                   <w:vAlign w:val="center"/>
                 </w:tcPr>
                 <w:p>
@@ -18164,25 +18152,7 @@
                 <w:sz w:val="20"/>
                 <w:szCs w:val="20"/>
               </w:rPr>
-              <w:t xml:space="preserve"> &amp; </w:t>
-            </w:r>
-            <w:proofErr w:type="spellStart"/>
-            <w:r>
-              <w:rPr>
-                <w:rFonts w:ascii="Arial" w:eastAsia="Arial" w:hAnsi="Arial" w:cs="Arial"/>
-                <w:sz w:val="20"/>
-                <w:szCs w:val="20"/>
-              </w:rPr>
-              <w:t>Paraf</w:t>
-            </w:r>
-            <w:proofErr w:type="spellEnd"/>
-            <w:r>
-              <w:rPr>
-                <w:rFonts w:ascii="Arial" w:eastAsia="Arial" w:hAnsi="Arial" w:cs="Arial"/>
-                <w:sz w:val="20"/>
-                <w:szCs w:val="20"/>
-              </w:rPr>
-              <w:t xml:space="preserve">           </w:t>
+              <w:t xml:space="preserve"> &amp; Paraf           </w:t>
             </w:r>
           </w:p>
         </w:tc>
@@ -28927,25 +28897,7 @@
                 <w:sz w:val="20"/>
                 <w:szCs w:val="20"/>
               </w:rPr>
-              <w:t xml:space="preserve"> &amp; </w:t>
-            </w:r>
-            <w:proofErr w:type="spellStart"/>
-            <w:r>
-              <w:rPr>
-                <w:rFonts w:ascii="Arial" w:eastAsia="Arial" w:hAnsi="Arial" w:cs="Arial"/>
-                <w:sz w:val="20"/>
-                <w:szCs w:val="20"/>
-              </w:rPr>
-              <w:t>Paraf</w:t>
-            </w:r>
-            <w:proofErr w:type="spellEnd"/>
-            <w:r>
-              <w:rPr>
-                <w:rFonts w:ascii="Arial" w:eastAsia="Arial" w:hAnsi="Arial" w:cs="Arial"/>
-                <w:sz w:val="20"/>
-                <w:szCs w:val="20"/>
-              </w:rPr>
-              <w:t xml:space="preserve">           </w:t>
+              <w:t xml:space="preserve"> &amp; Paraf           </w:t>
             </w:r>
           </w:p>
         </w:tc>
@@ -29270,25 +29222,7 @@
                                             <w:color w:val="000000"/>
                                             <w:sz w:val="20"/>
                                           </w:rPr>
-                                          <w:t xml:space="preserve">Label </w:t>
-                                        </w:r>
-                                        <w:proofErr w:type="spellStart"/>
-                                        <w:r>
-                                          <w:rPr>
-                                            <w:rFonts w:ascii="Arial" w:eastAsia="Arial" w:hAnsi="Arial" w:cs="Arial"/>
-                                            <w:color w:val="000000"/>
-                                            <w:sz w:val="20"/>
-                                          </w:rPr>
-                                          <w:t>Timbang</w:t>
-                                        </w:r>
-                                        <w:proofErr w:type="spellEnd"/>
-                                        <w:r>
-                                          <w:rPr>
-                                            <w:rFonts w:ascii="Arial" w:eastAsia="Arial" w:hAnsi="Arial" w:cs="Arial"/>
-                                            <w:color w:val="000000"/>
-                                            <w:sz w:val="20"/>
-                                          </w:rPr>
-                                          <w:t xml:space="preserve"> Manual Material Adjust</w:t>
+                                          <w:t>Label Timbang Manual Material Adjust</w:t>
                                         </w:r>
                                       </w:p>
                                       <w:p>
@@ -30536,6 +30470,7 @@
       </w:rPr>
       <w:t xml:space="preserve">No. </w:t>
     </w:r>
+    <w:proofErr w:type="spellStart"/>
     <w:proofErr w:type="gramStart"/>
     <w:r>
       <w:rPr>
@@ -30544,17 +30479,7 @@
         <w:szCs w:val="16"/>
         <w:lang w:val="it-IT"/>
       </w:rPr>
-      <w:t>D</w:t>
-    </w:r>
-    <w:proofErr w:type="spellStart"/>
-    <w:r>
-      <w:rPr>
-        <w:rFonts w:ascii="Arial" w:hAnsi="Arial" w:cs="Arial"/>
-        <w:sz w:val="16"/>
-        <w:szCs w:val="16"/>
-        <w:lang w:val="it-IT"/>
-      </w:rPr>
-      <w:t>eviation</w:t>
+      <w:t>Deviation</w:t>
     </w:r>
     <w:proofErr w:type="spellEnd"/>
     <w:r>
@@ -36358,28 +36283,28 @@
 </file>
 
 <file path=customXml/item1.xml><?xml version="1.0" encoding="utf-8"?>
+<b:Sources xmlns:b="http://schemas.openxmlformats.org/officeDocument/2006/bibliography" xmlns="http://schemas.openxmlformats.org/officeDocument/2006/bibliography" SelectedStyle="\APASixthEditionOfficeOnline.xsl" StyleName="APA" Version="6"/>
+</file>
+
+<file path=customXml/item2.xml><?xml version="1.0" encoding="utf-8"?>
 <go:gDocsCustomXmlDataStorage xmlns:go="http://customooxmlschemas.google.com/" xmlns:r="http://schemas.openxmlformats.org/officeDocument/2006/relationships" uri="GoogleDocsCustomDataVersion2">
   <go:docsCustomData xmlns:go="http://customooxmlschemas.google.com/" roundtripDataSignature="AMtx7mgM5fK7Dmvbcv0k6ZOz8bBMNj/Ftw==">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</go:docsCustomData>
 </go:gDocsCustomXmlDataStorage>
 </file>
 
-<file path=customXml/item2.xml><?xml version="1.0" encoding="utf-8"?>
-<b:Sources xmlns:b="http://schemas.openxmlformats.org/officeDocument/2006/bibliography" xmlns="http://schemas.openxmlformats.org/officeDocument/2006/bibliography" SelectedStyle="\APASixthEditionOfficeOnline.xsl" StyleName="APA" Version="6"/>
+<file path=customXml/itemProps1.xml><?xml version="1.0" encoding="utf-8"?>
+<ds:datastoreItem xmlns:ds="http://schemas.openxmlformats.org/officeDocument/2006/customXml" ds:itemID="{AF1245A2-F78E-45C4-8C34-45CDC2C1CE84}">
+  <ds:schemaRefs>
+    <ds:schemaRef ds:uri="http://schemas.openxmlformats.org/officeDocument/2006/bibliography"/>
+  </ds:schemaRefs>
+</ds:datastoreItem>
 </file>
 
-<file path=customXml/itemProps1.xml><?xml version="1.0" encoding="utf-8"?>
+<file path=customXml/itemProps2.xml><?xml version="1.0" encoding="utf-8"?>
 <ds:datastoreItem xmlns:ds="http://schemas.openxmlformats.org/officeDocument/2006/customXml" ds:itemID="{11111111-1234-1234-1234-123412341234}">
   <ds:schemaRefs>
     <ds:schemaRef ds:uri="http://customooxmlschemas.google.com/"/>
     <ds:schemaRef ds:uri="http://schemas.openxmlformats.org/officeDocument/2006/relationships"/>
   </ds:schemaRefs>
 </ds:datastoreItem>
-</file>
-
-<file path=customXml/itemProps2.xml><?xml version="1.0" encoding="utf-8"?>
-<ds:datastoreItem xmlns:ds="http://schemas.openxmlformats.org/officeDocument/2006/customXml" ds:itemID="{AF1245A2-F78E-45C4-8C34-45CDC2C1CE84}">
-  <ds:schemaRefs>
-    <ds:schemaRef ds:uri="http://schemas.openxmlformats.org/officeDocument/2006/bibliography"/>
-  </ds:schemaRefs>
-</ds:datastoreItem>
 </file>